--- a/20250426_Vipers/03_document/Dashboard layout plan and prepwork.docx
+++ b/20250426_Vipers/03_document/Dashboard layout plan and prepwork.docx
@@ -1,8 +1,9 @@
 
 <file path=word/document.xml><?xml version="1.0" encoding="utf-8"?>
-<w:document xmlns:wpc="http://schemas.microsoft.com/office/word/2010/wordprocessingCanvas" xmlns:cx="http://schemas.microsoft.com/office/drawing/2014/chartex" xmlns:cx1="http://schemas.microsoft.com/office/drawing/2015/9/8/chartex" xmlns:cx2="http://schemas.microsoft.com/office/drawing/2015/10/21/chartex" xmlns:cx3="http://schemas.microsoft.com/office/drawing/2016/5/9/chartex" xmlns:cx4="http://schemas.microsoft.com/office/drawing/2016/5/10/chartex" xmlns:cx5="http://schemas.microsoft.com/office/drawing/2016/5/11/chartex" xmlns:cx6="http://schemas.microsoft.com/office/drawing/2016/5/12/chartex" xmlns:cx7="http://schemas.microsoft.com/office/drawing/2016/5/13/chartex" xmlns:cx8="http://schemas.microsoft.com/office/drawing/2016/5/14/chartex" xmlns:mc="http://schemas.openxmlformats.org/markup-compatibility/2006" xmlns:aink="http://schemas.microsoft.com/office/drawing/2016/ink" xmlns:am3d="http://schemas.microsoft.com/office/drawing/2017/model3d" xmlns:o="urn:schemas-microsoft-com:office:office" xmlns:oel="http://schemas.microsoft.com/office/2019/extlst" xmlns:r="http://schemas.openxmlformats.org/officeDocument/2006/relationships" xmlns:m="http://schemas.openxmlformats.org/officeDocument/2006/math" xmlns:v="urn:schemas-microsoft-com:vml" xmlns:wp14="http://schemas.microsoft.com/office/word/2010/wordprocessingDrawing" xmlns:wp="http://schemas.openxmlformats.org/drawingml/2006/wordprocessingDrawing" xmlns:w10="urn:schemas-microsoft-com:office:word" xmlns:w="http://schemas.openxmlformats.org/wordprocessingml/2006/main" xmlns:w14="http://schemas.microsoft.com/office/word/2010/wordml" xmlns:w15="http://schemas.microsoft.com/office/word/2012/wordml" xmlns:w16cex="http://schemas.microsoft.com/office/word/2018/wordml/cex" xmlns:w16cid="http://schemas.microsoft.com/office/word/2016/wordml/cid" xmlns:w16="http://schemas.microsoft.com/office/word/2018/wordml" xmlns:w16du="http://schemas.microsoft.com/office/word/2023/wordml/word16du" xmlns:w16sdtdh="http://schemas.microsoft.com/office/word/2020/wordml/sdtdatahash" xmlns:w16sdtfl="http://schemas.microsoft.com/office/word/2024/wordml/sdtformatlock" xmlns:w16se="http://schemas.microsoft.com/office/word/2015/wordml/symex" xmlns:wpg="http://schemas.microsoft.com/office/word/2010/wordprocessingGroup" xmlns:wpi="http://schemas.microsoft.com/office/word/2010/wordprocessingInk" xmlns:wne="http://schemas.microsoft.com/office/word/2006/wordml" xmlns:wps="http://schemas.microsoft.com/office/word/2010/wordprocessingShape" mc:Ignorable="w14 w15 w16se w16cid w16 w16cex w16sdtdh w16sdtfl w16du wp14">
+<w:document xmlns:wpc="http://schemas.microsoft.com/office/word/2010/wordprocessingCanvas" xmlns:cx="http://schemas.microsoft.com/office/drawing/2014/chartex" xmlns:cx1="http://schemas.microsoft.com/office/drawing/2015/9/8/chartex" xmlns:cx2="http://schemas.microsoft.com/office/drawing/2015/10/21/chartex" xmlns:cx3="http://schemas.microsoft.com/office/drawing/2016/5/9/chartex" xmlns:cx4="http://schemas.microsoft.com/office/drawing/2016/5/10/chartex" xmlns:cx5="http://schemas.microsoft.com/office/drawing/2016/5/11/chartex" xmlns:cx6="http://schemas.microsoft.com/office/drawing/2016/5/12/chartex" xmlns:cx7="http://schemas.microsoft.com/office/drawing/2016/5/13/chartex" xmlns:cx8="http://schemas.microsoft.com/office/drawing/2016/5/14/chartex" xmlns:mc="http://schemas.openxmlformats.org/markup-compatibility/2006" xmlns:aink="http://schemas.microsoft.com/office/drawing/2016/ink" xmlns:am3d="http://schemas.microsoft.com/office/drawing/2017/model3d" xmlns:o="urn:schemas-microsoft-com:office:office" xmlns:oel="http://schemas.microsoft.com/office/2019/extlst" xmlns:r="http://schemas.openxmlformats.org/officeDocument/2006/relationships" xmlns:m="http://schemas.openxmlformats.org/officeDocument/2006/math" xmlns:v="urn:schemas-microsoft-com:vml" xmlns:wp14="http://schemas.microsoft.com/office/word/2010/wordprocessingDrawing" xmlns:wp="http://schemas.openxmlformats.org/drawingml/2006/wordprocessingDrawing" xmlns:w10="urn:schemas-microsoft-com:office:word" xmlns:w="http://schemas.openxmlformats.org/wordprocessingml/2006/main" xmlns:w14="http://schemas.microsoft.com/office/word/2010/wordml" xmlns:w15="http://schemas.microsoft.com/office/word/2012/wordml" xmlns:w16cex="http://schemas.microsoft.com/office/word/2018/wordml/cex" xmlns:w16cid="http://schemas.microsoft.com/office/word/2016/wordml/cid" xmlns:w16="http://schemas.microsoft.com/office/word/2018/wordml" xmlns:w16sdtdh="http://schemas.microsoft.com/office/word/2020/wordml/sdtdatahash" xmlns:w16se="http://schemas.microsoft.com/office/word/2015/wordml/symex" xmlns:wpg="http://schemas.microsoft.com/office/word/2010/wordprocessingGroup" xmlns:wpi="http://schemas.microsoft.com/office/word/2010/wordprocessingInk" xmlns:wne="http://schemas.microsoft.com/office/word/2006/wordml" xmlns:wps="http://schemas.microsoft.com/office/word/2010/wordprocessingShape" mc:Ignorable="w14 w15 w16se w16cid w16 w16cex w16sdtdh wp14">
   <w:body>
     <w:p>
+      <w:commentRangeStart w:id="0"/>
       <w:r>
         <w:t>1. Column H, ACC, need</w:t>
       </w:r>
@@ -26,8 +27,16 @@
       <w:r>
         <w:t>see excel)</w:t>
       </w:r>
-    </w:p>
-    <w:p>
+      <w:commentRangeEnd w:id="0"/>
+      <w:r>
+        <w:rPr>
+          <w:rStyle w:val="ae"/>
+        </w:rPr>
+        <w:commentReference w:id="0"/>
+      </w:r>
+    </w:p>
+    <w:p>
+      <w:commentRangeStart w:id="1"/>
       <w:r>
         <w:t xml:space="preserve">2. </w:t>
       </w:r>
@@ -79,13 +88,8 @@
         <w:t>I (ACC) is not 601, input 31July 2025</w:t>
       </w:r>
       <w:r>
-        <w:t xml:space="preserve">; for column I that is 601, input 30 Nov </w:t>
-      </w:r>
-      <w:proofErr w:type="gramStart"/>
-      <w:r>
-        <w:t>2025;</w:t>
-      </w:r>
-      <w:proofErr w:type="gramEnd"/>
+        <w:t>; for column I that is 601, input 30 Nov 2025;</w:t>
+      </w:r>
     </w:p>
     <w:p>
       <w:r>
@@ -95,6 +99,13 @@
       <w:r>
         <w:t>Do the same for column AG.</w:t>
       </w:r>
+      <w:commentRangeEnd w:id="1"/>
+      <w:r>
+        <w:rPr>
+          <w:rStyle w:val="ae"/>
+        </w:rPr>
+        <w:commentReference w:id="1"/>
+      </w:r>
     </w:p>
     <w:p>
       <w:r>
@@ -104,18 +115,24 @@
         <w:t xml:space="preserve">Show </w:t>
       </w:r>
       <w:r>
+        <w:rPr>
+          <w:b/>
+          <w:bCs/>
+          <w:highlight w:val="yellow"/>
+          <w:u w:val="single"/>
+        </w:rPr>
         <w:t>total balance to go</w:t>
       </w:r>
       <w:r>
-        <w:t xml:space="preserve">, </w:t>
-      </w:r>
-      <w:r>
-        <w:t>refer to scorecard:</w:t>
+        <w:t>, refer to scorecard:</w:t>
       </w:r>
     </w:p>
     <w:p>
       <w:r>
         <w:tab/>
+      </w:r>
+      <w:commentRangeStart w:id="2"/>
+      <w:r>
         <w:t xml:space="preserve">1. </w:t>
       </w:r>
       <w:r>
@@ -144,31 +161,28 @@
       <w:r>
         <w:t xml:space="preserve"> </w:t>
       </w:r>
+      <w:commentRangeEnd w:id="2"/>
+      <w:r>
+        <w:rPr>
+          <w:rStyle w:val="ae"/>
+        </w:rPr>
+        <w:commentReference w:id="2"/>
+      </w:r>
     </w:p>
     <w:p>
       <w:r>
         <w:tab/>
+      </w:r>
+      <w:commentRangeStart w:id="3"/>
+      <w:r>
         <w:t xml:space="preserve">2. </w:t>
       </w:r>
       <w:r>
         <w:t>Show total Balance to go,</w:t>
       </w:r>
       <w:r>
-        <w:t xml:space="preserve"> split </w:t>
-      </w:r>
-      <w:proofErr w:type="gramStart"/>
-      <w:r>
-        <w:t>in</w:t>
-      </w:r>
-      <w:proofErr w:type="gramEnd"/>
-      <w:r>
-        <w:t xml:space="preserve"> 2 </w:t>
-      </w:r>
-      <w:proofErr w:type="gramStart"/>
-      <w:r>
-        <w:t>aircrafts</w:t>
-      </w:r>
-      <w:proofErr w:type="gramEnd"/>
+        <w:t xml:space="preserve"> split in 2 aircrafts</w:t>
+      </w:r>
       <w:r>
         <w:t xml:space="preserve"> (show vs. pre </w:t>
       </w:r>
@@ -180,8 +194,16 @@
       <w:r>
         <w:t>)</w:t>
       </w:r>
-    </w:p>
-    <w:p>
+      <w:commentRangeEnd w:id="3"/>
+      <w:r>
+        <w:rPr>
+          <w:rStyle w:val="ae"/>
+        </w:rPr>
+        <w:commentReference w:id="3"/>
+      </w:r>
+    </w:p>
+    <w:p>
+      <w:commentRangeStart w:id="4"/>
       <w:r>
         <w:tab/>
         <w:t xml:space="preserve">3. Show </w:t>
@@ -196,10 +218,7 @@
         <w:t xml:space="preserve"> and divided into Barges</w:t>
       </w:r>
       <w:r>
-        <w:t xml:space="preserve"> </w:t>
-      </w:r>
-      <w:r>
-        <w:t xml:space="preserve">(show vs. pre </w:t>
+        <w:t xml:space="preserve"> (show vs. pre </w:t>
       </w:r>
       <w:proofErr w:type="spellStart"/>
       <w:r>
@@ -209,10 +228,20 @@
       <w:r>
         <w:t>)</w:t>
       </w:r>
+      <w:commentRangeEnd w:id="4"/>
+      <w:r>
+        <w:rPr>
+          <w:rStyle w:val="ae"/>
+        </w:rPr>
+        <w:commentReference w:id="4"/>
+      </w:r>
     </w:p>
     <w:p>
       <w:r>
         <w:tab/>
+      </w:r>
+      <w:commentRangeStart w:id="5"/>
+      <w:r>
         <w:t xml:space="preserve">4 Do the same </w:t>
       </w:r>
       <w:r>
@@ -226,21 +255,20 @@
       <w:r>
         <w:t>)</w:t>
       </w:r>
+      <w:commentRangeEnd w:id="5"/>
+      <w:r>
+        <w:rPr>
+          <w:rStyle w:val="ae"/>
+        </w:rPr>
+        <w:commentReference w:id="5"/>
+      </w:r>
     </w:p>
     <w:p>
       <w:r>
         <w:t xml:space="preserve">4. Bar &amp; line graph to show both </w:t>
       </w:r>
       <w:r>
-        <w:t xml:space="preserve">Actuals (jobs </w:t>
-      </w:r>
-      <w:proofErr w:type="gramStart"/>
-      <w:r>
-        <w:t>actually completed</w:t>
-      </w:r>
-      <w:proofErr w:type="gramEnd"/>
-      <w:r>
-        <w:t>)</w:t>
+        <w:t>Actuals (jobs actually completed)</w:t>
       </w:r>
       <w:r>
         <w:t xml:space="preserve"> and staff</w:t>
@@ -265,6 +293,9 @@
     </w:p>
     <w:p>
       <w:r>
+        <w:rPr>
+          <w:noProof/>
+        </w:rPr>
         <w:drawing>
           <wp:inline distT="0" distB="0" distL="0" distR="0" wp14:anchorId="6E85E371" wp14:editId="3E50F224">
             <wp:extent cx="5943600" cy="2839720"/>
@@ -281,7 +312,7 @@
                     <pic:cNvPicPr/>
                   </pic:nvPicPr>
                   <pic:blipFill>
-                    <a:blip r:embed="rId4"/>
+                    <a:blip r:embed="rId8"/>
                     <a:stretch>
                       <a:fillRect/>
                     </a:stretch>
@@ -357,6 +388,9 @@
     </w:p>
     <w:p>
       <w:r>
+        <w:rPr>
+          <w:noProof/>
+        </w:rPr>
         <w:drawing>
           <wp:inline distT="0" distB="0" distL="0" distR="0" wp14:anchorId="0AD939DD" wp14:editId="47662408">
             <wp:extent cx="4742587" cy="2626157"/>
@@ -373,7 +407,7 @@
                     <pic:cNvPicPr/>
                   </pic:nvPicPr>
                   <pic:blipFill>
-                    <a:blip r:embed="rId5"/>
+                    <a:blip r:embed="rId9"/>
                     <a:stretch>
                       <a:fillRect/>
                     </a:stretch>
@@ -397,6 +431,9 @@
     <w:p/>
     <w:p>
       <w:r>
+        <w:rPr>
+          <w:noProof/>
+        </w:rPr>
         <w:drawing>
           <wp:inline distT="0" distB="0" distL="0" distR="0" wp14:anchorId="26EA8621" wp14:editId="1DEF34F3">
             <wp:extent cx="4674413" cy="3197678"/>
@@ -413,7 +450,7 @@
                     <pic:cNvPicPr/>
                   </pic:nvPicPr>
                   <pic:blipFill>
-                    <a:blip r:embed="rId6"/>
+                    <a:blip r:embed="rId10"/>
                     <a:stretch>
                       <a:fillRect/>
                     </a:stretch>
@@ -437,6 +474,9 @@
     <w:p/>
     <w:p>
       <w:r>
+        <w:rPr>
+          <w:noProof/>
+        </w:rPr>
         <w:lastRenderedPageBreak/>
         <w:drawing>
           <wp:inline distT="0" distB="0" distL="0" distR="0" wp14:anchorId="586F76D1" wp14:editId="18CC2B7C">
@@ -454,7 +494,7 @@
                     <pic:cNvPicPr/>
                   </pic:nvPicPr>
                   <pic:blipFill>
-                    <a:blip r:embed="rId7"/>
+                    <a:blip r:embed="rId11"/>
                     <a:stretch>
                       <a:fillRect/>
                     </a:stretch>
@@ -485,12 +525,6021 @@
 </w:document>
 </file>
 
+<file path=word/comments.xml><?xml version="1.0" encoding="utf-8"?>
+<w:comments xmlns:wpc="http://schemas.microsoft.com/office/word/2010/wordprocessingCanvas" xmlns:cx="http://schemas.microsoft.com/office/drawing/2014/chartex" xmlns:cx1="http://schemas.microsoft.com/office/drawing/2015/9/8/chartex" xmlns:cx2="http://schemas.microsoft.com/office/drawing/2015/10/21/chartex" xmlns:cx3="http://schemas.microsoft.com/office/drawing/2016/5/9/chartex" xmlns:cx4="http://schemas.microsoft.com/office/drawing/2016/5/10/chartex" xmlns:cx5="http://schemas.microsoft.com/office/drawing/2016/5/11/chartex" xmlns:cx6="http://schemas.microsoft.com/office/drawing/2016/5/12/chartex" xmlns:cx7="http://schemas.microsoft.com/office/drawing/2016/5/13/chartex" xmlns:cx8="http://schemas.microsoft.com/office/drawing/2016/5/14/chartex" xmlns:mc="http://schemas.openxmlformats.org/markup-compatibility/2006" xmlns:aink="http://schemas.microsoft.com/office/drawing/2016/ink" xmlns:am3d="http://schemas.microsoft.com/office/drawing/2017/model3d" xmlns:o="urn:schemas-microsoft-com:office:office" xmlns:oel="http://schemas.microsoft.com/office/2019/extlst" xmlns:r="http://schemas.openxmlformats.org/officeDocument/2006/relationships" xmlns:m="http://schemas.openxmlformats.org/officeDocument/2006/math" xmlns:v="urn:schemas-microsoft-com:vml" xmlns:wp14="http://schemas.microsoft.com/office/word/2010/wordprocessingDrawing" xmlns:wp="http://schemas.openxmlformats.org/drawingml/2006/wordprocessingDrawing" xmlns:w10="urn:schemas-microsoft-com:office:word" xmlns:w="http://schemas.openxmlformats.org/wordprocessingml/2006/main" xmlns:w14="http://schemas.microsoft.com/office/word/2010/wordml" xmlns:w15="http://schemas.microsoft.com/office/word/2012/wordml" xmlns:w16cex="http://schemas.microsoft.com/office/word/2018/wordml/cex" xmlns:w16cid="http://schemas.microsoft.com/office/word/2016/wordml/cid" xmlns:w16="http://schemas.microsoft.com/office/word/2018/wordml" xmlns:w16sdtdh="http://schemas.microsoft.com/office/word/2020/wordml/sdtdatahash" xmlns:w16se="http://schemas.microsoft.com/office/word/2015/wordml/symex" xmlns:wpg="http://schemas.microsoft.com/office/word/2010/wordprocessingGroup" xmlns:wpi="http://schemas.microsoft.com/office/word/2010/wordprocessingInk" xmlns:wne="http://schemas.microsoft.com/office/word/2006/wordml" xmlns:wps="http://schemas.microsoft.com/office/word/2010/wordprocessingShape" mc:Ignorable="w14 w15 w16se w16cid w16 w16cex w16sdtdh wp14">
+  <w:comment w:id="0" w:author="Derek Zhu" w:date="2025-05-09T09:40:00Z" w:initials="DZ">
+    <w:p>
+      <w:pPr>
+        <w:pStyle w:val="af"/>
+        <w:rPr>
+          <w:rFonts w:hint="eastAsia"/>
+          <w:lang w:eastAsia="zh-CN"/>
+        </w:rPr>
+      </w:pPr>
+      <w:r>
+        <w:rPr>
+          <w:rStyle w:val="ae"/>
+        </w:rPr>
+        <w:annotationRef/>
+      </w:r>
+      <w:r>
+        <w:rPr>
+          <w:lang w:eastAsia="zh-CN"/>
+        </w:rPr>
+        <w:t>Barges data are now used as dimension with many:1 relationship with vipers table (on ACC column)</w:t>
+      </w:r>
+    </w:p>
+  </w:comment>
+  <w:comment w:id="1" w:author="Derek Zhu" w:date="2025-05-09T09:42:00Z" w:initials="DZ">
+    <w:p>
+      <w:pPr>
+        <w:pStyle w:val="af"/>
+        <w:rPr>
+          <w:rFonts w:hint="eastAsia"/>
+          <w:lang w:eastAsia="zh-CN"/>
+        </w:rPr>
+      </w:pPr>
+      <w:r>
+        <w:rPr>
+          <w:rStyle w:val="ae"/>
+        </w:rPr>
+        <w:annotationRef/>
+      </w:r>
+      <w:r>
+        <w:rPr>
+          <w:lang w:eastAsia="zh-CN"/>
+        </w:rPr>
+        <w:t>Added “</w:t>
+      </w:r>
+      <w:proofErr w:type="spellStart"/>
+      <w:r>
+        <w:rPr>
+          <w:lang w:eastAsia="zh-CN"/>
+        </w:rPr>
+        <w:t>actual_start</w:t>
+      </w:r>
+      <w:proofErr w:type="spellEnd"/>
+      <w:r>
+        <w:rPr>
+          <w:lang w:eastAsia="zh-CN"/>
+        </w:rPr>
+        <w:t>” and “</w:t>
+      </w:r>
+      <w:proofErr w:type="spellStart"/>
+      <w:r>
+        <w:rPr>
+          <w:lang w:eastAsia="zh-CN"/>
+        </w:rPr>
+        <w:t>actual_finish</w:t>
+      </w:r>
+      <w:proofErr w:type="spellEnd"/>
+      <w:r>
+        <w:rPr>
+          <w:lang w:eastAsia="zh-CN"/>
+        </w:rPr>
+        <w:t>”</w:t>
+      </w:r>
+    </w:p>
+  </w:comment>
+  <w:comment w:id="2" w:author="Derek Zhu" w:date="2025-05-09T09:46:00Z" w:initials="DZ">
+    <w:p>
+      <w:pPr>
+        <w:shd w:val="clear" w:color="auto" w:fill="FFFFFF"/>
+        <w:spacing w:line="270" w:lineRule="atLeast"/>
+        <w:rPr>
+          <w:rFonts w:ascii="Consolas" w:eastAsia="宋体" w:hAnsi="Consolas" w:cs="宋体"/>
+          <w:color w:val="000000"/>
+          <w:kern w:val="0"/>
+          <w:sz w:val="18"/>
+          <w:szCs w:val="18"/>
+          <w:lang w:eastAsia="zh-CN"/>
+          <w14:ligatures w14:val="none"/>
+        </w:rPr>
+      </w:pPr>
+      <w:r>
+        <w:rPr>
+          <w:rStyle w:val="ae"/>
+        </w:rPr>
+        <w:annotationRef/>
+      </w:r>
+      <w:r>
+        <w:rPr>
+          <w:lang w:eastAsia="zh-CN"/>
+        </w:rPr>
+        <w:t>“</w:t>
+      </w:r>
+      <w:r>
+        <w:rPr>
+          <w:lang w:eastAsia="zh-CN"/>
+        </w:rPr>
+        <w:t>Balance to Go</w:t>
+      </w:r>
+      <w:r>
+        <w:rPr>
+          <w:lang w:eastAsia="zh-CN"/>
+        </w:rPr>
+        <w:t>”</w:t>
+      </w:r>
+      <w:r>
+        <w:rPr>
+          <w:lang w:eastAsia="zh-CN"/>
+        </w:rPr>
+        <w:br/>
+      </w:r>
+      <w:r>
+        <w:rPr>
+          <w:lang w:eastAsia="zh-CN"/>
+        </w:rPr>
+        <w:br/>
+      </w:r>
+      <w:proofErr w:type="spellStart"/>
+      <w:r>
+        <w:rPr>
+          <w:rFonts w:ascii="Consolas" w:eastAsia="宋体" w:hAnsi="Consolas" w:cs="宋体"/>
+          <w:color w:val="000000"/>
+          <w:kern w:val="0"/>
+          <w:sz w:val="18"/>
+          <w:szCs w:val="18"/>
+          <w:lang w:eastAsia="zh-CN"/>
+          <w14:ligatures w14:val="none"/>
+        </w:rPr>
+        <w:t>balance_wtd</w:t>
+      </w:r>
+      <w:proofErr w:type="spellEnd"/>
+      <w:r>
+        <w:rPr>
+          <w:rFonts w:ascii="Consolas" w:eastAsia="宋体" w:hAnsi="Consolas" w:cs="宋体"/>
+          <w:color w:val="000000"/>
+          <w:kern w:val="0"/>
+          <w:sz w:val="18"/>
+          <w:szCs w:val="18"/>
+          <w:lang w:eastAsia="zh-CN"/>
+          <w14:ligatures w14:val="none"/>
+        </w:rPr>
+        <w:t xml:space="preserve"> = </w:t>
+      </w:r>
+    </w:p>
+    <w:p>
+      <w:pPr>
+        <w:shd w:val="clear" w:color="auto" w:fill="FFFFFF"/>
+        <w:spacing w:after="0" w:line="270" w:lineRule="atLeast"/>
+        <w:rPr>
+          <w:rFonts w:ascii="Consolas" w:eastAsia="宋体" w:hAnsi="Consolas" w:cs="宋体"/>
+          <w:color w:val="000000"/>
+          <w:kern w:val="0"/>
+          <w:sz w:val="18"/>
+          <w:szCs w:val="18"/>
+          <w:lang w:eastAsia="zh-CN"/>
+          <w14:ligatures w14:val="none"/>
+        </w:rPr>
+      </w:pPr>
+      <w:r>
+        <w:rPr>
+          <w:rFonts w:ascii="Consolas" w:eastAsia="宋体" w:hAnsi="Consolas" w:cs="宋体"/>
+          <w:color w:val="0000FF"/>
+          <w:kern w:val="0"/>
+          <w:sz w:val="18"/>
+          <w:szCs w:val="18"/>
+          <w:lang w:eastAsia="zh-CN"/>
+          <w14:ligatures w14:val="none"/>
+        </w:rPr>
+        <w:t>var</w:t>
+      </w:r>
+      <w:r>
+        <w:rPr>
+          <w:rFonts w:ascii="Consolas" w:eastAsia="宋体" w:hAnsi="Consolas" w:cs="宋体"/>
+          <w:color w:val="000000"/>
+          <w:kern w:val="0"/>
+          <w:sz w:val="18"/>
+          <w:szCs w:val="18"/>
+          <w:lang w:eastAsia="zh-CN"/>
+          <w14:ligatures w14:val="none"/>
+        </w:rPr>
+        <w:t xml:space="preserve"> </w:t>
+      </w:r>
+      <w:proofErr w:type="spellStart"/>
+      <w:r>
+        <w:rPr>
+          <w:rFonts w:ascii="Consolas" w:eastAsia="宋体" w:hAnsi="Consolas" w:cs="宋体"/>
+          <w:color w:val="008080"/>
+          <w:kern w:val="0"/>
+          <w:sz w:val="18"/>
+          <w:szCs w:val="18"/>
+          <w:lang w:eastAsia="zh-CN"/>
+          <w14:ligatures w14:val="none"/>
+        </w:rPr>
+        <w:t>currentdate</w:t>
+      </w:r>
+      <w:proofErr w:type="spellEnd"/>
+      <w:r>
+        <w:rPr>
+          <w:rFonts w:ascii="Consolas" w:eastAsia="宋体" w:hAnsi="Consolas" w:cs="宋体"/>
+          <w:color w:val="000000"/>
+          <w:kern w:val="0"/>
+          <w:sz w:val="18"/>
+          <w:szCs w:val="18"/>
+          <w:lang w:eastAsia="zh-CN"/>
+          <w14:ligatures w14:val="none"/>
+        </w:rPr>
+        <w:t xml:space="preserve"> = </w:t>
+      </w:r>
+      <w:r>
+        <w:rPr>
+          <w:rFonts w:ascii="Consolas" w:eastAsia="宋体" w:hAnsi="Consolas" w:cs="宋体"/>
+          <w:color w:val="3165BB"/>
+          <w:kern w:val="0"/>
+          <w:sz w:val="18"/>
+          <w:szCs w:val="18"/>
+          <w:lang w:eastAsia="zh-CN"/>
+          <w14:ligatures w14:val="none"/>
+        </w:rPr>
+        <w:t>MAX</w:t>
+      </w:r>
+      <w:r>
+        <w:rPr>
+          <w:rFonts w:ascii="Consolas" w:eastAsia="宋体" w:hAnsi="Consolas" w:cs="宋体"/>
+          <w:color w:val="000000"/>
+          <w:kern w:val="0"/>
+          <w:sz w:val="18"/>
+          <w:szCs w:val="18"/>
+          <w:lang w:eastAsia="zh-CN"/>
+          <w14:ligatures w14:val="none"/>
+        </w:rPr>
+        <w:t>(</w:t>
+      </w:r>
+      <w:r>
+        <w:rPr>
+          <w:rFonts w:ascii="Consolas" w:eastAsia="宋体" w:hAnsi="Consolas" w:cs="宋体"/>
+          <w:color w:val="001080"/>
+          <w:kern w:val="0"/>
+          <w:sz w:val="18"/>
+          <w:szCs w:val="18"/>
+          <w:lang w:eastAsia="zh-CN"/>
+          <w14:ligatures w14:val="none"/>
+        </w:rPr>
+        <w:t>'Calendar'[Date]</w:t>
+      </w:r>
+      <w:r>
+        <w:rPr>
+          <w:rFonts w:ascii="Consolas" w:eastAsia="宋体" w:hAnsi="Consolas" w:cs="宋体"/>
+          <w:color w:val="000000"/>
+          <w:kern w:val="0"/>
+          <w:sz w:val="18"/>
+          <w:szCs w:val="18"/>
+          <w:lang w:eastAsia="zh-CN"/>
+          <w14:ligatures w14:val="none"/>
+        </w:rPr>
+        <w:t>)</w:t>
+      </w:r>
+    </w:p>
+    <w:p>
+      <w:pPr>
+        <w:shd w:val="clear" w:color="auto" w:fill="FFFFFF"/>
+        <w:spacing w:after="0" w:line="270" w:lineRule="atLeast"/>
+        <w:rPr>
+          <w:rFonts w:ascii="Consolas" w:eastAsia="宋体" w:hAnsi="Consolas" w:cs="宋体"/>
+          <w:color w:val="000000"/>
+          <w:kern w:val="0"/>
+          <w:sz w:val="18"/>
+          <w:szCs w:val="18"/>
+          <w:lang w:eastAsia="zh-CN"/>
+          <w14:ligatures w14:val="none"/>
+        </w:rPr>
+      </w:pPr>
+      <w:r>
+        <w:rPr>
+          <w:rFonts w:ascii="Consolas" w:eastAsia="宋体" w:hAnsi="Consolas" w:cs="宋体"/>
+          <w:color w:val="0000FF"/>
+          <w:kern w:val="0"/>
+          <w:sz w:val="18"/>
+          <w:szCs w:val="18"/>
+          <w:lang w:eastAsia="zh-CN"/>
+          <w14:ligatures w14:val="none"/>
+        </w:rPr>
+        <w:t>var</w:t>
+      </w:r>
+      <w:r>
+        <w:rPr>
+          <w:rFonts w:ascii="Consolas" w:eastAsia="宋体" w:hAnsi="Consolas" w:cs="宋体"/>
+          <w:color w:val="000000"/>
+          <w:kern w:val="0"/>
+          <w:sz w:val="18"/>
+          <w:szCs w:val="18"/>
+          <w:lang w:eastAsia="zh-CN"/>
+          <w14:ligatures w14:val="none"/>
+        </w:rPr>
+        <w:t xml:space="preserve"> </w:t>
+      </w:r>
+      <w:proofErr w:type="spellStart"/>
+      <w:r>
+        <w:rPr>
+          <w:rFonts w:ascii="Consolas" w:eastAsia="宋体" w:hAnsi="Consolas" w:cs="宋体"/>
+          <w:color w:val="008080"/>
+          <w:kern w:val="0"/>
+          <w:sz w:val="18"/>
+          <w:szCs w:val="18"/>
+          <w:lang w:eastAsia="zh-CN"/>
+          <w14:ligatures w14:val="none"/>
+        </w:rPr>
+        <w:t>startofweek</w:t>
+      </w:r>
+      <w:proofErr w:type="spellEnd"/>
+      <w:r>
+        <w:rPr>
+          <w:rFonts w:ascii="Consolas" w:eastAsia="宋体" w:hAnsi="Consolas" w:cs="宋体"/>
+          <w:color w:val="000000"/>
+          <w:kern w:val="0"/>
+          <w:sz w:val="18"/>
+          <w:szCs w:val="18"/>
+          <w:lang w:eastAsia="zh-CN"/>
+          <w14:ligatures w14:val="none"/>
+        </w:rPr>
+        <w:t xml:space="preserve"> = </w:t>
+      </w:r>
+      <w:proofErr w:type="spellStart"/>
+      <w:r>
+        <w:rPr>
+          <w:rFonts w:ascii="Consolas" w:eastAsia="宋体" w:hAnsi="Consolas" w:cs="宋体"/>
+          <w:color w:val="008080"/>
+          <w:kern w:val="0"/>
+          <w:sz w:val="18"/>
+          <w:szCs w:val="18"/>
+          <w:lang w:eastAsia="zh-CN"/>
+          <w14:ligatures w14:val="none"/>
+        </w:rPr>
+        <w:t>currentdate</w:t>
+      </w:r>
+      <w:proofErr w:type="spellEnd"/>
+      <w:r>
+        <w:rPr>
+          <w:rFonts w:ascii="Consolas" w:eastAsia="宋体" w:hAnsi="Consolas" w:cs="宋体"/>
+          <w:color w:val="000000"/>
+          <w:kern w:val="0"/>
+          <w:sz w:val="18"/>
+          <w:szCs w:val="18"/>
+          <w:lang w:eastAsia="zh-CN"/>
+          <w14:ligatures w14:val="none"/>
+        </w:rPr>
+        <w:t xml:space="preserve"> - </w:t>
+      </w:r>
+      <w:proofErr w:type="gramStart"/>
+      <w:r>
+        <w:rPr>
+          <w:rFonts w:ascii="Consolas" w:eastAsia="宋体" w:hAnsi="Consolas" w:cs="宋体"/>
+          <w:color w:val="3165BB"/>
+          <w:kern w:val="0"/>
+          <w:sz w:val="18"/>
+          <w:szCs w:val="18"/>
+          <w:lang w:eastAsia="zh-CN"/>
+          <w14:ligatures w14:val="none"/>
+        </w:rPr>
+        <w:t>WEEKDAY</w:t>
+      </w:r>
+      <w:r>
+        <w:rPr>
+          <w:rFonts w:ascii="Consolas" w:eastAsia="宋体" w:hAnsi="Consolas" w:cs="宋体"/>
+          <w:color w:val="000000"/>
+          <w:kern w:val="0"/>
+          <w:sz w:val="18"/>
+          <w:szCs w:val="18"/>
+          <w:lang w:eastAsia="zh-CN"/>
+          <w14:ligatures w14:val="none"/>
+        </w:rPr>
+        <w:t>(</w:t>
+      </w:r>
+      <w:proofErr w:type="spellStart"/>
+      <w:proofErr w:type="gramEnd"/>
+      <w:r>
+        <w:rPr>
+          <w:rFonts w:ascii="Consolas" w:eastAsia="宋体" w:hAnsi="Consolas" w:cs="宋体"/>
+          <w:color w:val="008080"/>
+          <w:kern w:val="0"/>
+          <w:sz w:val="18"/>
+          <w:szCs w:val="18"/>
+          <w:lang w:eastAsia="zh-CN"/>
+          <w14:ligatures w14:val="none"/>
+        </w:rPr>
+        <w:t>currentdate</w:t>
+      </w:r>
+      <w:proofErr w:type="spellEnd"/>
+      <w:r>
+        <w:rPr>
+          <w:rFonts w:ascii="Consolas" w:eastAsia="宋体" w:hAnsi="Consolas" w:cs="宋体"/>
+          <w:color w:val="000000"/>
+          <w:kern w:val="0"/>
+          <w:sz w:val="18"/>
+          <w:szCs w:val="18"/>
+          <w:lang w:eastAsia="zh-CN"/>
+          <w14:ligatures w14:val="none"/>
+        </w:rPr>
+        <w:t xml:space="preserve">, </w:t>
+      </w:r>
+      <w:r>
+        <w:rPr>
+          <w:rFonts w:ascii="Consolas" w:eastAsia="宋体" w:hAnsi="Consolas" w:cs="宋体"/>
+          <w:color w:val="098658"/>
+          <w:kern w:val="0"/>
+          <w:sz w:val="18"/>
+          <w:szCs w:val="18"/>
+          <w:lang w:eastAsia="zh-CN"/>
+          <w14:ligatures w14:val="none"/>
+        </w:rPr>
+        <w:t>1</w:t>
+      </w:r>
+      <w:r>
+        <w:rPr>
+          <w:rFonts w:ascii="Consolas" w:eastAsia="宋体" w:hAnsi="Consolas" w:cs="宋体"/>
+          <w:color w:val="000000"/>
+          <w:kern w:val="0"/>
+          <w:sz w:val="18"/>
+          <w:szCs w:val="18"/>
+          <w:lang w:eastAsia="zh-CN"/>
+          <w14:ligatures w14:val="none"/>
+        </w:rPr>
+        <w:t xml:space="preserve">) + </w:t>
+      </w:r>
+      <w:r>
+        <w:rPr>
+          <w:rFonts w:ascii="Consolas" w:eastAsia="宋体" w:hAnsi="Consolas" w:cs="宋体"/>
+          <w:color w:val="098658"/>
+          <w:kern w:val="0"/>
+          <w:sz w:val="18"/>
+          <w:szCs w:val="18"/>
+          <w:lang w:eastAsia="zh-CN"/>
+          <w14:ligatures w14:val="none"/>
+        </w:rPr>
+        <w:t>1</w:t>
+      </w:r>
+    </w:p>
+    <w:p>
+      <w:pPr>
+        <w:shd w:val="clear" w:color="auto" w:fill="FFFFFF"/>
+        <w:spacing w:after="0" w:line="270" w:lineRule="atLeast"/>
+        <w:rPr>
+          <w:rFonts w:ascii="Consolas" w:eastAsia="宋体" w:hAnsi="Consolas" w:cs="宋体"/>
+          <w:color w:val="000000"/>
+          <w:kern w:val="0"/>
+          <w:sz w:val="18"/>
+          <w:szCs w:val="18"/>
+          <w:lang w:eastAsia="zh-CN"/>
+          <w14:ligatures w14:val="none"/>
+        </w:rPr>
+      </w:pPr>
+      <w:r>
+        <w:rPr>
+          <w:rFonts w:ascii="Consolas" w:eastAsia="宋体" w:hAnsi="Consolas" w:cs="宋体"/>
+          <w:color w:val="0000FF"/>
+          <w:kern w:val="0"/>
+          <w:sz w:val="18"/>
+          <w:szCs w:val="18"/>
+          <w:lang w:eastAsia="zh-CN"/>
+          <w14:ligatures w14:val="none"/>
+        </w:rPr>
+        <w:t>var</w:t>
+      </w:r>
+      <w:r>
+        <w:rPr>
+          <w:rFonts w:ascii="Consolas" w:eastAsia="宋体" w:hAnsi="Consolas" w:cs="宋体"/>
+          <w:color w:val="000000"/>
+          <w:kern w:val="0"/>
+          <w:sz w:val="18"/>
+          <w:szCs w:val="18"/>
+          <w:lang w:eastAsia="zh-CN"/>
+          <w14:ligatures w14:val="none"/>
+        </w:rPr>
+        <w:t xml:space="preserve"> </w:t>
+      </w:r>
+      <w:r>
+        <w:rPr>
+          <w:rFonts w:ascii="Consolas" w:eastAsia="宋体" w:hAnsi="Consolas" w:cs="宋体"/>
+          <w:color w:val="008080"/>
+          <w:kern w:val="0"/>
+          <w:sz w:val="18"/>
+          <w:szCs w:val="18"/>
+          <w:lang w:eastAsia="zh-CN"/>
+          <w14:ligatures w14:val="none"/>
+        </w:rPr>
+        <w:t>c</w:t>
+      </w:r>
+      <w:r>
+        <w:rPr>
+          <w:rFonts w:ascii="Consolas" w:eastAsia="宋体" w:hAnsi="Consolas" w:cs="宋体"/>
+          <w:color w:val="000000"/>
+          <w:kern w:val="0"/>
+          <w:sz w:val="18"/>
+          <w:szCs w:val="18"/>
+          <w:lang w:eastAsia="zh-CN"/>
+          <w14:ligatures w14:val="none"/>
+        </w:rPr>
+        <w:t xml:space="preserve"> = </w:t>
+      </w:r>
+    </w:p>
+    <w:p>
+      <w:pPr>
+        <w:shd w:val="clear" w:color="auto" w:fill="FFFFFF"/>
+        <w:spacing w:after="0" w:line="270" w:lineRule="atLeast"/>
+        <w:rPr>
+          <w:rFonts w:ascii="Consolas" w:eastAsia="宋体" w:hAnsi="Consolas" w:cs="宋体"/>
+          <w:color w:val="000000"/>
+          <w:kern w:val="0"/>
+          <w:sz w:val="18"/>
+          <w:szCs w:val="18"/>
+          <w:lang w:eastAsia="zh-CN"/>
+          <w14:ligatures w14:val="none"/>
+        </w:rPr>
+      </w:pPr>
+      <w:r>
+        <w:rPr>
+          <w:rFonts w:ascii="Consolas" w:eastAsia="宋体" w:hAnsi="Consolas" w:cs="宋体"/>
+          <w:color w:val="3165BB"/>
+          <w:kern w:val="0"/>
+          <w:sz w:val="18"/>
+          <w:szCs w:val="18"/>
+          <w:lang w:eastAsia="zh-CN"/>
+          <w14:ligatures w14:val="none"/>
+        </w:rPr>
+        <w:t>CALCULATE</w:t>
+      </w:r>
+      <w:r>
+        <w:rPr>
+          <w:rFonts w:ascii="Consolas" w:eastAsia="宋体" w:hAnsi="Consolas" w:cs="宋体"/>
+          <w:color w:val="000000"/>
+          <w:kern w:val="0"/>
+          <w:sz w:val="18"/>
+          <w:szCs w:val="18"/>
+          <w:lang w:eastAsia="zh-CN"/>
+          <w14:ligatures w14:val="none"/>
+        </w:rPr>
+        <w:t>(</w:t>
+      </w:r>
+      <w:r>
+        <w:rPr>
+          <w:rFonts w:ascii="Consolas" w:eastAsia="宋体" w:hAnsi="Consolas" w:cs="宋体"/>
+          <w:color w:val="68349C"/>
+          <w:kern w:val="0"/>
+          <w:sz w:val="18"/>
+          <w:szCs w:val="18"/>
+          <w:lang w:eastAsia="zh-CN"/>
+          <w14:ligatures w14:val="none"/>
+        </w:rPr>
+        <w:t>[balance]</w:t>
+      </w:r>
+      <w:r>
+        <w:rPr>
+          <w:rFonts w:ascii="Consolas" w:eastAsia="宋体" w:hAnsi="Consolas" w:cs="宋体"/>
+          <w:color w:val="000000"/>
+          <w:kern w:val="0"/>
+          <w:sz w:val="18"/>
+          <w:szCs w:val="18"/>
+          <w:lang w:eastAsia="zh-CN"/>
+          <w14:ligatures w14:val="none"/>
+        </w:rPr>
+        <w:t>,</w:t>
+      </w:r>
+    </w:p>
+    <w:p>
+      <w:pPr>
+        <w:shd w:val="clear" w:color="auto" w:fill="FFFFFF"/>
+        <w:spacing w:after="0" w:line="270" w:lineRule="atLeast"/>
+        <w:rPr>
+          <w:rFonts w:ascii="Consolas" w:eastAsia="宋体" w:hAnsi="Consolas" w:cs="宋体"/>
+          <w:color w:val="000000"/>
+          <w:kern w:val="0"/>
+          <w:sz w:val="18"/>
+          <w:szCs w:val="18"/>
+          <w:lang w:eastAsia="zh-CN"/>
+          <w14:ligatures w14:val="none"/>
+        </w:rPr>
+      </w:pPr>
+      <w:proofErr w:type="gramStart"/>
+      <w:r>
+        <w:rPr>
+          <w:rFonts w:ascii="Consolas" w:eastAsia="宋体" w:hAnsi="Consolas" w:cs="宋体"/>
+          <w:color w:val="3165BB"/>
+          <w:kern w:val="0"/>
+          <w:sz w:val="18"/>
+          <w:szCs w:val="18"/>
+          <w:lang w:eastAsia="zh-CN"/>
+          <w14:ligatures w14:val="none"/>
+        </w:rPr>
+        <w:t>DATESBETWEEN</w:t>
+      </w:r>
+      <w:r>
+        <w:rPr>
+          <w:rFonts w:ascii="Consolas" w:eastAsia="宋体" w:hAnsi="Consolas" w:cs="宋体"/>
+          <w:color w:val="000000"/>
+          <w:kern w:val="0"/>
+          <w:sz w:val="18"/>
+          <w:szCs w:val="18"/>
+          <w:lang w:eastAsia="zh-CN"/>
+          <w14:ligatures w14:val="none"/>
+        </w:rPr>
+        <w:t>(</w:t>
+      </w:r>
+      <w:proofErr w:type="gramEnd"/>
+    </w:p>
+    <w:p>
+      <w:pPr>
+        <w:shd w:val="clear" w:color="auto" w:fill="FFFFFF"/>
+        <w:spacing w:after="0" w:line="270" w:lineRule="atLeast"/>
+        <w:rPr>
+          <w:rFonts w:ascii="Consolas" w:eastAsia="宋体" w:hAnsi="Consolas" w:cs="宋体"/>
+          <w:color w:val="000000"/>
+          <w:kern w:val="0"/>
+          <w:sz w:val="18"/>
+          <w:szCs w:val="18"/>
+          <w:lang w:eastAsia="zh-CN"/>
+          <w14:ligatures w14:val="none"/>
+        </w:rPr>
+      </w:pPr>
+      <w:r>
+        <w:rPr>
+          <w:rFonts w:ascii="Consolas" w:eastAsia="宋体" w:hAnsi="Consolas" w:cs="宋体"/>
+          <w:color w:val="000000"/>
+          <w:kern w:val="0"/>
+          <w:sz w:val="18"/>
+          <w:szCs w:val="18"/>
+          <w:lang w:eastAsia="zh-CN"/>
+          <w14:ligatures w14:val="none"/>
+        </w:rPr>
+        <w:t xml:space="preserve">    </w:t>
+      </w:r>
+      <w:r>
+        <w:rPr>
+          <w:rFonts w:ascii="Consolas" w:eastAsia="宋体" w:hAnsi="Consolas" w:cs="宋体"/>
+          <w:color w:val="001080"/>
+          <w:kern w:val="0"/>
+          <w:sz w:val="18"/>
+          <w:szCs w:val="18"/>
+          <w:lang w:eastAsia="zh-CN"/>
+          <w14:ligatures w14:val="none"/>
+        </w:rPr>
+        <w:t>'Calendar'[Date]</w:t>
+      </w:r>
+      <w:r>
+        <w:rPr>
+          <w:rFonts w:ascii="Consolas" w:eastAsia="宋体" w:hAnsi="Consolas" w:cs="宋体"/>
+          <w:color w:val="000000"/>
+          <w:kern w:val="0"/>
+          <w:sz w:val="18"/>
+          <w:szCs w:val="18"/>
+          <w:lang w:eastAsia="zh-CN"/>
+          <w14:ligatures w14:val="none"/>
+        </w:rPr>
+        <w:t>,</w:t>
+      </w:r>
+    </w:p>
+    <w:p>
+      <w:pPr>
+        <w:shd w:val="clear" w:color="auto" w:fill="FFFFFF"/>
+        <w:spacing w:after="0" w:line="270" w:lineRule="atLeast"/>
+        <w:rPr>
+          <w:rFonts w:ascii="Consolas" w:eastAsia="宋体" w:hAnsi="Consolas" w:cs="宋体"/>
+          <w:color w:val="000000"/>
+          <w:kern w:val="0"/>
+          <w:sz w:val="18"/>
+          <w:szCs w:val="18"/>
+          <w:lang w:eastAsia="zh-CN"/>
+          <w14:ligatures w14:val="none"/>
+        </w:rPr>
+      </w:pPr>
+      <w:r>
+        <w:rPr>
+          <w:rFonts w:ascii="Consolas" w:eastAsia="宋体" w:hAnsi="Consolas" w:cs="宋体"/>
+          <w:color w:val="000000"/>
+          <w:kern w:val="0"/>
+          <w:sz w:val="18"/>
+          <w:szCs w:val="18"/>
+          <w:lang w:eastAsia="zh-CN"/>
+          <w14:ligatures w14:val="none"/>
+        </w:rPr>
+        <w:t xml:space="preserve">    </w:t>
+      </w:r>
+      <w:proofErr w:type="spellStart"/>
+      <w:r>
+        <w:rPr>
+          <w:rFonts w:ascii="Consolas" w:eastAsia="宋体" w:hAnsi="Consolas" w:cs="宋体"/>
+          <w:color w:val="008080"/>
+          <w:kern w:val="0"/>
+          <w:sz w:val="18"/>
+          <w:szCs w:val="18"/>
+          <w:lang w:eastAsia="zh-CN"/>
+          <w14:ligatures w14:val="none"/>
+        </w:rPr>
+        <w:t>startofweek</w:t>
+      </w:r>
+      <w:proofErr w:type="spellEnd"/>
+      <w:r>
+        <w:rPr>
+          <w:rFonts w:ascii="Consolas" w:eastAsia="宋体" w:hAnsi="Consolas" w:cs="宋体"/>
+          <w:color w:val="000000"/>
+          <w:kern w:val="0"/>
+          <w:sz w:val="18"/>
+          <w:szCs w:val="18"/>
+          <w:lang w:eastAsia="zh-CN"/>
+          <w14:ligatures w14:val="none"/>
+        </w:rPr>
+        <w:t>,</w:t>
+      </w:r>
+    </w:p>
+    <w:p>
+      <w:pPr>
+        <w:shd w:val="clear" w:color="auto" w:fill="FFFFFF"/>
+        <w:spacing w:after="0" w:line="270" w:lineRule="atLeast"/>
+        <w:rPr>
+          <w:rFonts w:ascii="Consolas" w:eastAsia="宋体" w:hAnsi="Consolas" w:cs="宋体"/>
+          <w:color w:val="000000"/>
+          <w:kern w:val="0"/>
+          <w:sz w:val="18"/>
+          <w:szCs w:val="18"/>
+          <w:lang w:eastAsia="zh-CN"/>
+          <w14:ligatures w14:val="none"/>
+        </w:rPr>
+      </w:pPr>
+      <w:r>
+        <w:rPr>
+          <w:rFonts w:ascii="Consolas" w:eastAsia="宋体" w:hAnsi="Consolas" w:cs="宋体"/>
+          <w:color w:val="000000"/>
+          <w:kern w:val="0"/>
+          <w:sz w:val="18"/>
+          <w:szCs w:val="18"/>
+          <w:lang w:eastAsia="zh-CN"/>
+          <w14:ligatures w14:val="none"/>
+        </w:rPr>
+        <w:t xml:space="preserve">    </w:t>
+      </w:r>
+      <w:proofErr w:type="spellStart"/>
+      <w:r>
+        <w:rPr>
+          <w:rFonts w:ascii="Consolas" w:eastAsia="宋体" w:hAnsi="Consolas" w:cs="宋体"/>
+          <w:color w:val="008080"/>
+          <w:kern w:val="0"/>
+          <w:sz w:val="18"/>
+          <w:szCs w:val="18"/>
+          <w:lang w:eastAsia="zh-CN"/>
+          <w14:ligatures w14:val="none"/>
+        </w:rPr>
+        <w:t>currentdate</w:t>
+      </w:r>
+      <w:proofErr w:type="spellEnd"/>
+    </w:p>
+    <w:p>
+      <w:pPr>
+        <w:shd w:val="clear" w:color="auto" w:fill="FFFFFF"/>
+        <w:spacing w:after="0" w:line="270" w:lineRule="atLeast"/>
+        <w:rPr>
+          <w:rFonts w:ascii="Consolas" w:eastAsia="宋体" w:hAnsi="Consolas" w:cs="宋体"/>
+          <w:color w:val="000000"/>
+          <w:kern w:val="0"/>
+          <w:sz w:val="18"/>
+          <w:szCs w:val="18"/>
+          <w:lang w:eastAsia="zh-CN"/>
+          <w14:ligatures w14:val="none"/>
+        </w:rPr>
+      </w:pPr>
+      <w:r>
+        <w:rPr>
+          <w:rFonts w:ascii="Consolas" w:eastAsia="宋体" w:hAnsi="Consolas" w:cs="宋体"/>
+          <w:color w:val="000000"/>
+          <w:kern w:val="0"/>
+          <w:sz w:val="18"/>
+          <w:szCs w:val="18"/>
+          <w:lang w:eastAsia="zh-CN"/>
+          <w14:ligatures w14:val="none"/>
+        </w:rPr>
+        <w:t>)</w:t>
+      </w:r>
+    </w:p>
+    <w:p>
+      <w:pPr>
+        <w:shd w:val="clear" w:color="auto" w:fill="FFFFFF"/>
+        <w:spacing w:after="0" w:line="270" w:lineRule="atLeast"/>
+        <w:rPr>
+          <w:rFonts w:ascii="Consolas" w:eastAsia="宋体" w:hAnsi="Consolas" w:cs="宋体"/>
+          <w:color w:val="000000"/>
+          <w:kern w:val="0"/>
+          <w:sz w:val="18"/>
+          <w:szCs w:val="18"/>
+          <w:lang w:eastAsia="zh-CN"/>
+          <w14:ligatures w14:val="none"/>
+        </w:rPr>
+      </w:pPr>
+      <w:r>
+        <w:rPr>
+          <w:rFonts w:ascii="Consolas" w:eastAsia="宋体" w:hAnsi="Consolas" w:cs="宋体"/>
+          <w:color w:val="000000"/>
+          <w:kern w:val="0"/>
+          <w:sz w:val="18"/>
+          <w:szCs w:val="18"/>
+          <w:lang w:eastAsia="zh-CN"/>
+          <w14:ligatures w14:val="none"/>
+        </w:rPr>
+        <w:t>)</w:t>
+      </w:r>
+    </w:p>
+    <w:p>
+      <w:pPr>
+        <w:shd w:val="clear" w:color="auto" w:fill="FFFFFF"/>
+        <w:spacing w:after="0" w:line="270" w:lineRule="atLeast"/>
+        <w:rPr>
+          <w:rFonts w:ascii="Consolas" w:eastAsia="宋体" w:hAnsi="Consolas" w:cs="宋体"/>
+          <w:color w:val="000000"/>
+          <w:kern w:val="0"/>
+          <w:sz w:val="18"/>
+          <w:szCs w:val="18"/>
+          <w:lang w:eastAsia="zh-CN"/>
+          <w14:ligatures w14:val="none"/>
+        </w:rPr>
+      </w:pPr>
+      <w:r>
+        <w:rPr>
+          <w:rFonts w:ascii="Consolas" w:eastAsia="宋体" w:hAnsi="Consolas" w:cs="宋体"/>
+          <w:color w:val="0000FF"/>
+          <w:kern w:val="0"/>
+          <w:sz w:val="18"/>
+          <w:szCs w:val="18"/>
+          <w:lang w:eastAsia="zh-CN"/>
+          <w14:ligatures w14:val="none"/>
+        </w:rPr>
+        <w:t>return</w:t>
+      </w:r>
+      <w:r>
+        <w:rPr>
+          <w:rFonts w:ascii="Consolas" w:eastAsia="宋体" w:hAnsi="Consolas" w:cs="宋体"/>
+          <w:color w:val="000000"/>
+          <w:kern w:val="0"/>
+          <w:sz w:val="18"/>
+          <w:szCs w:val="18"/>
+          <w:lang w:eastAsia="zh-CN"/>
+          <w14:ligatures w14:val="none"/>
+        </w:rPr>
+        <w:t xml:space="preserve"> </w:t>
+      </w:r>
+      <w:r>
+        <w:rPr>
+          <w:rFonts w:ascii="Consolas" w:eastAsia="宋体" w:hAnsi="Consolas" w:cs="宋体"/>
+          <w:color w:val="3165BB"/>
+          <w:kern w:val="0"/>
+          <w:sz w:val="18"/>
+          <w:szCs w:val="18"/>
+          <w:lang w:eastAsia="zh-CN"/>
+          <w14:ligatures w14:val="none"/>
+        </w:rPr>
+        <w:t>IF</w:t>
+      </w:r>
+      <w:r>
+        <w:rPr>
+          <w:rFonts w:ascii="Consolas" w:eastAsia="宋体" w:hAnsi="Consolas" w:cs="宋体"/>
+          <w:color w:val="000000"/>
+          <w:kern w:val="0"/>
+          <w:sz w:val="18"/>
+          <w:szCs w:val="18"/>
+          <w:lang w:eastAsia="zh-CN"/>
+          <w14:ligatures w14:val="none"/>
+        </w:rPr>
+        <w:t>(</w:t>
+      </w:r>
+      <w:r>
+        <w:rPr>
+          <w:rFonts w:ascii="Consolas" w:eastAsia="宋体" w:hAnsi="Consolas" w:cs="宋体"/>
+          <w:color w:val="3165BB"/>
+          <w:kern w:val="0"/>
+          <w:sz w:val="18"/>
+          <w:szCs w:val="18"/>
+          <w:lang w:eastAsia="zh-CN"/>
+          <w14:ligatures w14:val="none"/>
+        </w:rPr>
+        <w:t>ISBLANK</w:t>
+      </w:r>
+      <w:r>
+        <w:rPr>
+          <w:rFonts w:ascii="Consolas" w:eastAsia="宋体" w:hAnsi="Consolas" w:cs="宋体"/>
+          <w:color w:val="000000"/>
+          <w:kern w:val="0"/>
+          <w:sz w:val="18"/>
+          <w:szCs w:val="18"/>
+          <w:lang w:eastAsia="zh-CN"/>
+          <w14:ligatures w14:val="none"/>
+        </w:rPr>
+        <w:t>(</w:t>
+      </w:r>
+      <w:r>
+        <w:rPr>
+          <w:rFonts w:ascii="Consolas" w:eastAsia="宋体" w:hAnsi="Consolas" w:cs="宋体"/>
+          <w:color w:val="008080"/>
+          <w:kern w:val="0"/>
+          <w:sz w:val="18"/>
+          <w:szCs w:val="18"/>
+          <w:lang w:eastAsia="zh-CN"/>
+          <w14:ligatures w14:val="none"/>
+        </w:rPr>
+        <w:t>c</w:t>
+      </w:r>
+      <w:r>
+        <w:rPr>
+          <w:rFonts w:ascii="Consolas" w:eastAsia="宋体" w:hAnsi="Consolas" w:cs="宋体"/>
+          <w:color w:val="000000"/>
+          <w:kern w:val="0"/>
+          <w:sz w:val="18"/>
+          <w:szCs w:val="18"/>
+          <w:lang w:eastAsia="zh-CN"/>
+          <w14:ligatures w14:val="none"/>
+        </w:rPr>
+        <w:t xml:space="preserve">), </w:t>
+      </w:r>
+      <w:r>
+        <w:rPr>
+          <w:rFonts w:ascii="Consolas" w:eastAsia="宋体" w:hAnsi="Consolas" w:cs="宋体"/>
+          <w:color w:val="098658"/>
+          <w:kern w:val="0"/>
+          <w:sz w:val="18"/>
+          <w:szCs w:val="18"/>
+          <w:lang w:eastAsia="zh-CN"/>
+          <w14:ligatures w14:val="none"/>
+        </w:rPr>
+        <w:t>0</w:t>
+      </w:r>
+      <w:r>
+        <w:rPr>
+          <w:rFonts w:ascii="Consolas" w:eastAsia="宋体" w:hAnsi="Consolas" w:cs="宋体"/>
+          <w:color w:val="000000"/>
+          <w:kern w:val="0"/>
+          <w:sz w:val="18"/>
+          <w:szCs w:val="18"/>
+          <w:lang w:eastAsia="zh-CN"/>
+          <w14:ligatures w14:val="none"/>
+        </w:rPr>
+        <w:t xml:space="preserve">, </w:t>
+      </w:r>
+      <w:r>
+        <w:rPr>
+          <w:rFonts w:ascii="Consolas" w:eastAsia="宋体" w:hAnsi="Consolas" w:cs="宋体"/>
+          <w:color w:val="008080"/>
+          <w:kern w:val="0"/>
+          <w:sz w:val="18"/>
+          <w:szCs w:val="18"/>
+          <w:lang w:eastAsia="zh-CN"/>
+          <w14:ligatures w14:val="none"/>
+        </w:rPr>
+        <w:t>c</w:t>
+      </w:r>
+      <w:r>
+        <w:rPr>
+          <w:rFonts w:ascii="Consolas" w:eastAsia="宋体" w:hAnsi="Consolas" w:cs="宋体"/>
+          <w:color w:val="000000"/>
+          <w:kern w:val="0"/>
+          <w:sz w:val="18"/>
+          <w:szCs w:val="18"/>
+          <w:lang w:eastAsia="zh-CN"/>
+          <w14:ligatures w14:val="none"/>
+        </w:rPr>
+        <w:t>)</w:t>
+      </w:r>
+    </w:p>
+    <w:p>
+      <w:pPr>
+        <w:pStyle w:val="af"/>
+        <w:rPr>
+          <w:lang w:eastAsia="zh-CN"/>
+        </w:rPr>
+      </w:pPr>
+    </w:p>
+    <w:p>
+      <w:pPr>
+        <w:shd w:val="clear" w:color="auto" w:fill="FFFFFF"/>
+        <w:spacing w:after="0" w:line="270" w:lineRule="atLeast"/>
+        <w:rPr>
+          <w:rFonts w:ascii="Consolas" w:eastAsia="宋体" w:hAnsi="Consolas" w:cs="宋体"/>
+          <w:color w:val="000000"/>
+          <w:kern w:val="0"/>
+          <w:sz w:val="18"/>
+          <w:szCs w:val="18"/>
+          <w:lang w:eastAsia="zh-CN"/>
+          <w14:ligatures w14:val="none"/>
+        </w:rPr>
+      </w:pPr>
+      <w:proofErr w:type="spellStart"/>
+      <w:r>
+        <w:rPr>
+          <w:rFonts w:ascii="Consolas" w:eastAsia="宋体" w:hAnsi="Consolas" w:cs="宋体"/>
+          <w:color w:val="000000"/>
+          <w:kern w:val="0"/>
+          <w:sz w:val="18"/>
+          <w:szCs w:val="18"/>
+          <w:lang w:eastAsia="zh-CN"/>
+          <w14:ligatures w14:val="none"/>
+        </w:rPr>
+        <w:t>balance_wtd_lw</w:t>
+      </w:r>
+      <w:proofErr w:type="spellEnd"/>
+      <w:r>
+        <w:rPr>
+          <w:rFonts w:ascii="Consolas" w:eastAsia="宋体" w:hAnsi="Consolas" w:cs="宋体"/>
+          <w:color w:val="000000"/>
+          <w:kern w:val="0"/>
+          <w:sz w:val="18"/>
+          <w:szCs w:val="18"/>
+          <w:lang w:eastAsia="zh-CN"/>
+          <w14:ligatures w14:val="none"/>
+        </w:rPr>
+        <w:t xml:space="preserve"> = </w:t>
+      </w:r>
+    </w:p>
+    <w:p>
+      <w:pPr>
+        <w:shd w:val="clear" w:color="auto" w:fill="FFFFFF"/>
+        <w:spacing w:after="0" w:line="270" w:lineRule="atLeast"/>
+        <w:rPr>
+          <w:rFonts w:ascii="Consolas" w:eastAsia="宋体" w:hAnsi="Consolas" w:cs="宋体"/>
+          <w:color w:val="000000"/>
+          <w:kern w:val="0"/>
+          <w:sz w:val="18"/>
+          <w:szCs w:val="18"/>
+          <w:lang w:eastAsia="zh-CN"/>
+          <w14:ligatures w14:val="none"/>
+        </w:rPr>
+      </w:pPr>
+      <w:r>
+        <w:rPr>
+          <w:rFonts w:ascii="Consolas" w:eastAsia="宋体" w:hAnsi="Consolas" w:cs="宋体"/>
+          <w:color w:val="0000FF"/>
+          <w:kern w:val="0"/>
+          <w:sz w:val="18"/>
+          <w:szCs w:val="18"/>
+          <w:lang w:eastAsia="zh-CN"/>
+          <w14:ligatures w14:val="none"/>
+        </w:rPr>
+        <w:t>var</w:t>
+      </w:r>
+      <w:r>
+        <w:rPr>
+          <w:rFonts w:ascii="Consolas" w:eastAsia="宋体" w:hAnsi="Consolas" w:cs="宋体"/>
+          <w:color w:val="000000"/>
+          <w:kern w:val="0"/>
+          <w:sz w:val="18"/>
+          <w:szCs w:val="18"/>
+          <w:lang w:eastAsia="zh-CN"/>
+          <w14:ligatures w14:val="none"/>
+        </w:rPr>
+        <w:t xml:space="preserve"> </w:t>
+      </w:r>
+      <w:proofErr w:type="spellStart"/>
+      <w:r>
+        <w:rPr>
+          <w:rFonts w:ascii="Consolas" w:eastAsia="宋体" w:hAnsi="Consolas" w:cs="宋体"/>
+          <w:color w:val="008080"/>
+          <w:kern w:val="0"/>
+          <w:sz w:val="18"/>
+          <w:szCs w:val="18"/>
+          <w:lang w:eastAsia="zh-CN"/>
+          <w14:ligatures w14:val="none"/>
+        </w:rPr>
+        <w:t>currentdate</w:t>
+      </w:r>
+      <w:proofErr w:type="spellEnd"/>
+      <w:r>
+        <w:rPr>
+          <w:rFonts w:ascii="Consolas" w:eastAsia="宋体" w:hAnsi="Consolas" w:cs="宋体"/>
+          <w:color w:val="000000"/>
+          <w:kern w:val="0"/>
+          <w:sz w:val="18"/>
+          <w:szCs w:val="18"/>
+          <w:lang w:eastAsia="zh-CN"/>
+          <w14:ligatures w14:val="none"/>
+        </w:rPr>
+        <w:t xml:space="preserve"> = </w:t>
+      </w:r>
+      <w:r>
+        <w:rPr>
+          <w:rFonts w:ascii="Consolas" w:eastAsia="宋体" w:hAnsi="Consolas" w:cs="宋体"/>
+          <w:color w:val="3165BB"/>
+          <w:kern w:val="0"/>
+          <w:sz w:val="18"/>
+          <w:szCs w:val="18"/>
+          <w:lang w:eastAsia="zh-CN"/>
+          <w14:ligatures w14:val="none"/>
+        </w:rPr>
+        <w:t>MAX</w:t>
+      </w:r>
+      <w:r>
+        <w:rPr>
+          <w:rFonts w:ascii="Consolas" w:eastAsia="宋体" w:hAnsi="Consolas" w:cs="宋体"/>
+          <w:color w:val="000000"/>
+          <w:kern w:val="0"/>
+          <w:sz w:val="18"/>
+          <w:szCs w:val="18"/>
+          <w:lang w:eastAsia="zh-CN"/>
+          <w14:ligatures w14:val="none"/>
+        </w:rPr>
+        <w:t>(</w:t>
+      </w:r>
+      <w:r>
+        <w:rPr>
+          <w:rFonts w:ascii="Consolas" w:eastAsia="宋体" w:hAnsi="Consolas" w:cs="宋体"/>
+          <w:color w:val="001080"/>
+          <w:kern w:val="0"/>
+          <w:sz w:val="18"/>
+          <w:szCs w:val="18"/>
+          <w:lang w:eastAsia="zh-CN"/>
+          <w14:ligatures w14:val="none"/>
+        </w:rPr>
+        <w:t>'Calendar'[Date]</w:t>
+      </w:r>
+      <w:r>
+        <w:rPr>
+          <w:rFonts w:ascii="Consolas" w:eastAsia="宋体" w:hAnsi="Consolas" w:cs="宋体"/>
+          <w:color w:val="000000"/>
+          <w:kern w:val="0"/>
+          <w:sz w:val="18"/>
+          <w:szCs w:val="18"/>
+          <w:lang w:eastAsia="zh-CN"/>
+          <w14:ligatures w14:val="none"/>
+        </w:rPr>
+        <w:t>)</w:t>
+      </w:r>
+    </w:p>
+    <w:p>
+      <w:pPr>
+        <w:shd w:val="clear" w:color="auto" w:fill="FFFFFF"/>
+        <w:spacing w:after="0" w:line="270" w:lineRule="atLeast"/>
+        <w:rPr>
+          <w:rFonts w:ascii="Consolas" w:eastAsia="宋体" w:hAnsi="Consolas" w:cs="宋体"/>
+          <w:color w:val="000000"/>
+          <w:kern w:val="0"/>
+          <w:sz w:val="18"/>
+          <w:szCs w:val="18"/>
+          <w:lang w:eastAsia="zh-CN"/>
+          <w14:ligatures w14:val="none"/>
+        </w:rPr>
+      </w:pPr>
+      <w:r>
+        <w:rPr>
+          <w:rFonts w:ascii="Consolas" w:eastAsia="宋体" w:hAnsi="Consolas" w:cs="宋体"/>
+          <w:color w:val="0000FF"/>
+          <w:kern w:val="0"/>
+          <w:sz w:val="18"/>
+          <w:szCs w:val="18"/>
+          <w:lang w:eastAsia="zh-CN"/>
+          <w14:ligatures w14:val="none"/>
+        </w:rPr>
+        <w:t>var</w:t>
+      </w:r>
+      <w:r>
+        <w:rPr>
+          <w:rFonts w:ascii="Consolas" w:eastAsia="宋体" w:hAnsi="Consolas" w:cs="宋体"/>
+          <w:color w:val="000000"/>
+          <w:kern w:val="0"/>
+          <w:sz w:val="18"/>
+          <w:szCs w:val="18"/>
+          <w:lang w:eastAsia="zh-CN"/>
+          <w14:ligatures w14:val="none"/>
+        </w:rPr>
+        <w:t xml:space="preserve"> </w:t>
+      </w:r>
+      <w:proofErr w:type="spellStart"/>
+      <w:r>
+        <w:rPr>
+          <w:rFonts w:ascii="Consolas" w:eastAsia="宋体" w:hAnsi="Consolas" w:cs="宋体"/>
+          <w:color w:val="008080"/>
+          <w:kern w:val="0"/>
+          <w:sz w:val="18"/>
+          <w:szCs w:val="18"/>
+          <w:lang w:eastAsia="zh-CN"/>
+          <w14:ligatures w14:val="none"/>
+        </w:rPr>
+        <w:t>startofthisweek</w:t>
+      </w:r>
+      <w:proofErr w:type="spellEnd"/>
+      <w:r>
+        <w:rPr>
+          <w:rFonts w:ascii="Consolas" w:eastAsia="宋体" w:hAnsi="Consolas" w:cs="宋体"/>
+          <w:color w:val="000000"/>
+          <w:kern w:val="0"/>
+          <w:sz w:val="18"/>
+          <w:szCs w:val="18"/>
+          <w:lang w:eastAsia="zh-CN"/>
+          <w14:ligatures w14:val="none"/>
+        </w:rPr>
+        <w:t xml:space="preserve"> = </w:t>
+      </w:r>
+      <w:proofErr w:type="spellStart"/>
+      <w:r>
+        <w:rPr>
+          <w:rFonts w:ascii="Consolas" w:eastAsia="宋体" w:hAnsi="Consolas" w:cs="宋体"/>
+          <w:color w:val="008080"/>
+          <w:kern w:val="0"/>
+          <w:sz w:val="18"/>
+          <w:szCs w:val="18"/>
+          <w:lang w:eastAsia="zh-CN"/>
+          <w14:ligatures w14:val="none"/>
+        </w:rPr>
+        <w:t>currentdate</w:t>
+      </w:r>
+      <w:proofErr w:type="spellEnd"/>
+      <w:r>
+        <w:rPr>
+          <w:rFonts w:ascii="Consolas" w:eastAsia="宋体" w:hAnsi="Consolas" w:cs="宋体"/>
+          <w:color w:val="000000"/>
+          <w:kern w:val="0"/>
+          <w:sz w:val="18"/>
+          <w:szCs w:val="18"/>
+          <w:lang w:eastAsia="zh-CN"/>
+          <w14:ligatures w14:val="none"/>
+        </w:rPr>
+        <w:t xml:space="preserve"> - </w:t>
+      </w:r>
+      <w:proofErr w:type="gramStart"/>
+      <w:r>
+        <w:rPr>
+          <w:rFonts w:ascii="Consolas" w:eastAsia="宋体" w:hAnsi="Consolas" w:cs="宋体"/>
+          <w:color w:val="3165BB"/>
+          <w:kern w:val="0"/>
+          <w:sz w:val="18"/>
+          <w:szCs w:val="18"/>
+          <w:lang w:eastAsia="zh-CN"/>
+          <w14:ligatures w14:val="none"/>
+        </w:rPr>
+        <w:t>WEEKDAY</w:t>
+      </w:r>
+      <w:r>
+        <w:rPr>
+          <w:rFonts w:ascii="Consolas" w:eastAsia="宋体" w:hAnsi="Consolas" w:cs="宋体"/>
+          <w:color w:val="000000"/>
+          <w:kern w:val="0"/>
+          <w:sz w:val="18"/>
+          <w:szCs w:val="18"/>
+          <w:lang w:eastAsia="zh-CN"/>
+          <w14:ligatures w14:val="none"/>
+        </w:rPr>
+        <w:t>(</w:t>
+      </w:r>
+      <w:proofErr w:type="spellStart"/>
+      <w:proofErr w:type="gramEnd"/>
+      <w:r>
+        <w:rPr>
+          <w:rFonts w:ascii="Consolas" w:eastAsia="宋体" w:hAnsi="Consolas" w:cs="宋体"/>
+          <w:color w:val="008080"/>
+          <w:kern w:val="0"/>
+          <w:sz w:val="18"/>
+          <w:szCs w:val="18"/>
+          <w:lang w:eastAsia="zh-CN"/>
+          <w14:ligatures w14:val="none"/>
+        </w:rPr>
+        <w:t>currentdate</w:t>
+      </w:r>
+      <w:proofErr w:type="spellEnd"/>
+      <w:r>
+        <w:rPr>
+          <w:rFonts w:ascii="Consolas" w:eastAsia="宋体" w:hAnsi="Consolas" w:cs="宋体"/>
+          <w:color w:val="000000"/>
+          <w:kern w:val="0"/>
+          <w:sz w:val="18"/>
+          <w:szCs w:val="18"/>
+          <w:lang w:eastAsia="zh-CN"/>
+          <w14:ligatures w14:val="none"/>
+        </w:rPr>
+        <w:t xml:space="preserve">, </w:t>
+      </w:r>
+      <w:r>
+        <w:rPr>
+          <w:rFonts w:ascii="Consolas" w:eastAsia="宋体" w:hAnsi="Consolas" w:cs="宋体"/>
+          <w:color w:val="098658"/>
+          <w:kern w:val="0"/>
+          <w:sz w:val="18"/>
+          <w:szCs w:val="18"/>
+          <w:lang w:eastAsia="zh-CN"/>
+          <w14:ligatures w14:val="none"/>
+        </w:rPr>
+        <w:t>1</w:t>
+      </w:r>
+      <w:r>
+        <w:rPr>
+          <w:rFonts w:ascii="Consolas" w:eastAsia="宋体" w:hAnsi="Consolas" w:cs="宋体"/>
+          <w:color w:val="000000"/>
+          <w:kern w:val="0"/>
+          <w:sz w:val="18"/>
+          <w:szCs w:val="18"/>
+          <w:lang w:eastAsia="zh-CN"/>
+          <w14:ligatures w14:val="none"/>
+        </w:rPr>
+        <w:t xml:space="preserve">) + </w:t>
+      </w:r>
+      <w:r>
+        <w:rPr>
+          <w:rFonts w:ascii="Consolas" w:eastAsia="宋体" w:hAnsi="Consolas" w:cs="宋体"/>
+          <w:color w:val="098658"/>
+          <w:kern w:val="0"/>
+          <w:sz w:val="18"/>
+          <w:szCs w:val="18"/>
+          <w:lang w:eastAsia="zh-CN"/>
+          <w14:ligatures w14:val="none"/>
+        </w:rPr>
+        <w:t>1</w:t>
+      </w:r>
+    </w:p>
+    <w:p>
+      <w:pPr>
+        <w:shd w:val="clear" w:color="auto" w:fill="FFFFFF"/>
+        <w:spacing w:after="0" w:line="270" w:lineRule="atLeast"/>
+        <w:rPr>
+          <w:rFonts w:ascii="Consolas" w:eastAsia="宋体" w:hAnsi="Consolas" w:cs="宋体"/>
+          <w:color w:val="000000"/>
+          <w:kern w:val="0"/>
+          <w:sz w:val="18"/>
+          <w:szCs w:val="18"/>
+          <w:lang w:eastAsia="zh-CN"/>
+          <w14:ligatures w14:val="none"/>
+        </w:rPr>
+      </w:pPr>
+      <w:r>
+        <w:rPr>
+          <w:rFonts w:ascii="Consolas" w:eastAsia="宋体" w:hAnsi="Consolas" w:cs="宋体"/>
+          <w:color w:val="0000FF"/>
+          <w:kern w:val="0"/>
+          <w:sz w:val="18"/>
+          <w:szCs w:val="18"/>
+          <w:lang w:eastAsia="zh-CN"/>
+          <w14:ligatures w14:val="none"/>
+        </w:rPr>
+        <w:t>var</w:t>
+      </w:r>
+      <w:r>
+        <w:rPr>
+          <w:rFonts w:ascii="Consolas" w:eastAsia="宋体" w:hAnsi="Consolas" w:cs="宋体"/>
+          <w:color w:val="000000"/>
+          <w:kern w:val="0"/>
+          <w:sz w:val="18"/>
+          <w:szCs w:val="18"/>
+          <w:lang w:eastAsia="zh-CN"/>
+          <w14:ligatures w14:val="none"/>
+        </w:rPr>
+        <w:t xml:space="preserve"> </w:t>
+      </w:r>
+      <w:proofErr w:type="spellStart"/>
+      <w:r>
+        <w:rPr>
+          <w:rFonts w:ascii="Consolas" w:eastAsia="宋体" w:hAnsi="Consolas" w:cs="宋体"/>
+          <w:color w:val="008080"/>
+          <w:kern w:val="0"/>
+          <w:sz w:val="18"/>
+          <w:szCs w:val="18"/>
+          <w:lang w:eastAsia="zh-CN"/>
+          <w14:ligatures w14:val="none"/>
+        </w:rPr>
+        <w:t>startoflastweek</w:t>
+      </w:r>
+      <w:proofErr w:type="spellEnd"/>
+      <w:r>
+        <w:rPr>
+          <w:rFonts w:ascii="Consolas" w:eastAsia="宋体" w:hAnsi="Consolas" w:cs="宋体"/>
+          <w:color w:val="000000"/>
+          <w:kern w:val="0"/>
+          <w:sz w:val="18"/>
+          <w:szCs w:val="18"/>
+          <w:lang w:eastAsia="zh-CN"/>
+          <w14:ligatures w14:val="none"/>
+        </w:rPr>
+        <w:t xml:space="preserve"> = </w:t>
+      </w:r>
+      <w:proofErr w:type="spellStart"/>
+      <w:r>
+        <w:rPr>
+          <w:rFonts w:ascii="Consolas" w:eastAsia="宋体" w:hAnsi="Consolas" w:cs="宋体"/>
+          <w:color w:val="008080"/>
+          <w:kern w:val="0"/>
+          <w:sz w:val="18"/>
+          <w:szCs w:val="18"/>
+          <w:lang w:eastAsia="zh-CN"/>
+          <w14:ligatures w14:val="none"/>
+        </w:rPr>
+        <w:t>startofthisweek</w:t>
+      </w:r>
+      <w:proofErr w:type="spellEnd"/>
+      <w:r>
+        <w:rPr>
+          <w:rFonts w:ascii="Consolas" w:eastAsia="宋体" w:hAnsi="Consolas" w:cs="宋体"/>
+          <w:color w:val="000000"/>
+          <w:kern w:val="0"/>
+          <w:sz w:val="18"/>
+          <w:szCs w:val="18"/>
+          <w:lang w:eastAsia="zh-CN"/>
+          <w14:ligatures w14:val="none"/>
+        </w:rPr>
+        <w:t xml:space="preserve"> - </w:t>
+      </w:r>
+      <w:r>
+        <w:rPr>
+          <w:rFonts w:ascii="Consolas" w:eastAsia="宋体" w:hAnsi="Consolas" w:cs="宋体"/>
+          <w:color w:val="098658"/>
+          <w:kern w:val="0"/>
+          <w:sz w:val="18"/>
+          <w:szCs w:val="18"/>
+          <w:lang w:eastAsia="zh-CN"/>
+          <w14:ligatures w14:val="none"/>
+        </w:rPr>
+        <w:t>7</w:t>
+      </w:r>
+    </w:p>
+    <w:p>
+      <w:pPr>
+        <w:shd w:val="clear" w:color="auto" w:fill="FFFFFF"/>
+        <w:spacing w:after="0" w:line="270" w:lineRule="atLeast"/>
+        <w:rPr>
+          <w:rFonts w:ascii="Consolas" w:eastAsia="宋体" w:hAnsi="Consolas" w:cs="宋体"/>
+          <w:color w:val="000000"/>
+          <w:kern w:val="0"/>
+          <w:sz w:val="18"/>
+          <w:szCs w:val="18"/>
+          <w:lang w:eastAsia="zh-CN"/>
+          <w14:ligatures w14:val="none"/>
+        </w:rPr>
+      </w:pPr>
+      <w:r>
+        <w:rPr>
+          <w:rFonts w:ascii="Consolas" w:eastAsia="宋体" w:hAnsi="Consolas" w:cs="宋体"/>
+          <w:color w:val="0000FF"/>
+          <w:kern w:val="0"/>
+          <w:sz w:val="18"/>
+          <w:szCs w:val="18"/>
+          <w:lang w:eastAsia="zh-CN"/>
+          <w14:ligatures w14:val="none"/>
+        </w:rPr>
+        <w:t>var</w:t>
+      </w:r>
+      <w:r>
+        <w:rPr>
+          <w:rFonts w:ascii="Consolas" w:eastAsia="宋体" w:hAnsi="Consolas" w:cs="宋体"/>
+          <w:color w:val="000000"/>
+          <w:kern w:val="0"/>
+          <w:sz w:val="18"/>
+          <w:szCs w:val="18"/>
+          <w:lang w:eastAsia="zh-CN"/>
+          <w14:ligatures w14:val="none"/>
+        </w:rPr>
+        <w:t xml:space="preserve"> </w:t>
+      </w:r>
+      <w:proofErr w:type="spellStart"/>
+      <w:r>
+        <w:rPr>
+          <w:rFonts w:ascii="Consolas" w:eastAsia="宋体" w:hAnsi="Consolas" w:cs="宋体"/>
+          <w:color w:val="008080"/>
+          <w:kern w:val="0"/>
+          <w:sz w:val="18"/>
+          <w:szCs w:val="18"/>
+          <w:lang w:eastAsia="zh-CN"/>
+          <w14:ligatures w14:val="none"/>
+        </w:rPr>
+        <w:t>endoflastweek</w:t>
+      </w:r>
+      <w:proofErr w:type="spellEnd"/>
+      <w:r>
+        <w:rPr>
+          <w:rFonts w:ascii="Consolas" w:eastAsia="宋体" w:hAnsi="Consolas" w:cs="宋体"/>
+          <w:color w:val="000000"/>
+          <w:kern w:val="0"/>
+          <w:sz w:val="18"/>
+          <w:szCs w:val="18"/>
+          <w:lang w:eastAsia="zh-CN"/>
+          <w14:ligatures w14:val="none"/>
+        </w:rPr>
+        <w:t xml:space="preserve"> = </w:t>
+      </w:r>
+      <w:proofErr w:type="spellStart"/>
+      <w:r>
+        <w:rPr>
+          <w:rFonts w:ascii="Consolas" w:eastAsia="宋体" w:hAnsi="Consolas" w:cs="宋体"/>
+          <w:color w:val="008080"/>
+          <w:kern w:val="0"/>
+          <w:sz w:val="18"/>
+          <w:szCs w:val="18"/>
+          <w:lang w:eastAsia="zh-CN"/>
+          <w14:ligatures w14:val="none"/>
+        </w:rPr>
+        <w:t>startofthisweek</w:t>
+      </w:r>
+      <w:proofErr w:type="spellEnd"/>
+      <w:r>
+        <w:rPr>
+          <w:rFonts w:ascii="Consolas" w:eastAsia="宋体" w:hAnsi="Consolas" w:cs="宋体"/>
+          <w:color w:val="000000"/>
+          <w:kern w:val="0"/>
+          <w:sz w:val="18"/>
+          <w:szCs w:val="18"/>
+          <w:lang w:eastAsia="zh-CN"/>
+          <w14:ligatures w14:val="none"/>
+        </w:rPr>
+        <w:t xml:space="preserve"> - </w:t>
+      </w:r>
+      <w:r>
+        <w:rPr>
+          <w:rFonts w:ascii="Consolas" w:eastAsia="宋体" w:hAnsi="Consolas" w:cs="宋体"/>
+          <w:color w:val="098658"/>
+          <w:kern w:val="0"/>
+          <w:sz w:val="18"/>
+          <w:szCs w:val="18"/>
+          <w:lang w:eastAsia="zh-CN"/>
+          <w14:ligatures w14:val="none"/>
+        </w:rPr>
+        <w:t>1</w:t>
+      </w:r>
+    </w:p>
+    <w:p>
+      <w:pPr>
+        <w:shd w:val="clear" w:color="auto" w:fill="FFFFFF"/>
+        <w:spacing w:after="0" w:line="270" w:lineRule="atLeast"/>
+        <w:rPr>
+          <w:rFonts w:ascii="Consolas" w:eastAsia="宋体" w:hAnsi="Consolas" w:cs="宋体"/>
+          <w:color w:val="000000"/>
+          <w:kern w:val="0"/>
+          <w:sz w:val="18"/>
+          <w:szCs w:val="18"/>
+          <w:lang w:eastAsia="zh-CN"/>
+          <w14:ligatures w14:val="none"/>
+        </w:rPr>
+      </w:pPr>
+      <w:r>
+        <w:rPr>
+          <w:rFonts w:ascii="Consolas" w:eastAsia="宋体" w:hAnsi="Consolas" w:cs="宋体"/>
+          <w:color w:val="0000FF"/>
+          <w:kern w:val="0"/>
+          <w:sz w:val="18"/>
+          <w:szCs w:val="18"/>
+          <w:lang w:eastAsia="zh-CN"/>
+          <w14:ligatures w14:val="none"/>
+        </w:rPr>
+        <w:t>var</w:t>
+      </w:r>
+      <w:r>
+        <w:rPr>
+          <w:rFonts w:ascii="Consolas" w:eastAsia="宋体" w:hAnsi="Consolas" w:cs="宋体"/>
+          <w:color w:val="000000"/>
+          <w:kern w:val="0"/>
+          <w:sz w:val="18"/>
+          <w:szCs w:val="18"/>
+          <w:lang w:eastAsia="zh-CN"/>
+          <w14:ligatures w14:val="none"/>
+        </w:rPr>
+        <w:t xml:space="preserve"> </w:t>
+      </w:r>
+      <w:r>
+        <w:rPr>
+          <w:rFonts w:ascii="Consolas" w:eastAsia="宋体" w:hAnsi="Consolas" w:cs="宋体"/>
+          <w:color w:val="008080"/>
+          <w:kern w:val="0"/>
+          <w:sz w:val="18"/>
+          <w:szCs w:val="18"/>
+          <w:lang w:eastAsia="zh-CN"/>
+          <w14:ligatures w14:val="none"/>
+        </w:rPr>
+        <w:t>c</w:t>
+      </w:r>
+      <w:r>
+        <w:rPr>
+          <w:rFonts w:ascii="Consolas" w:eastAsia="宋体" w:hAnsi="Consolas" w:cs="宋体"/>
+          <w:color w:val="000000"/>
+          <w:kern w:val="0"/>
+          <w:sz w:val="18"/>
+          <w:szCs w:val="18"/>
+          <w:lang w:eastAsia="zh-CN"/>
+          <w14:ligatures w14:val="none"/>
+        </w:rPr>
+        <w:t xml:space="preserve"> = </w:t>
+      </w:r>
+    </w:p>
+    <w:p>
+      <w:pPr>
+        <w:shd w:val="clear" w:color="auto" w:fill="FFFFFF"/>
+        <w:spacing w:after="0" w:line="270" w:lineRule="atLeast"/>
+        <w:rPr>
+          <w:rFonts w:ascii="Consolas" w:eastAsia="宋体" w:hAnsi="Consolas" w:cs="宋体"/>
+          <w:color w:val="000000"/>
+          <w:kern w:val="0"/>
+          <w:sz w:val="18"/>
+          <w:szCs w:val="18"/>
+          <w:lang w:eastAsia="zh-CN"/>
+          <w14:ligatures w14:val="none"/>
+        </w:rPr>
+      </w:pPr>
+      <w:r>
+        <w:rPr>
+          <w:rFonts w:ascii="Consolas" w:eastAsia="宋体" w:hAnsi="Consolas" w:cs="宋体"/>
+          <w:color w:val="3165BB"/>
+          <w:kern w:val="0"/>
+          <w:sz w:val="18"/>
+          <w:szCs w:val="18"/>
+          <w:lang w:eastAsia="zh-CN"/>
+          <w14:ligatures w14:val="none"/>
+        </w:rPr>
+        <w:t>CALCULATE</w:t>
+      </w:r>
+      <w:r>
+        <w:rPr>
+          <w:rFonts w:ascii="Consolas" w:eastAsia="宋体" w:hAnsi="Consolas" w:cs="宋体"/>
+          <w:color w:val="000000"/>
+          <w:kern w:val="0"/>
+          <w:sz w:val="18"/>
+          <w:szCs w:val="18"/>
+          <w:lang w:eastAsia="zh-CN"/>
+          <w14:ligatures w14:val="none"/>
+        </w:rPr>
+        <w:t>(</w:t>
+      </w:r>
+      <w:r>
+        <w:rPr>
+          <w:rFonts w:ascii="Consolas" w:eastAsia="宋体" w:hAnsi="Consolas" w:cs="宋体"/>
+          <w:color w:val="68349C"/>
+          <w:kern w:val="0"/>
+          <w:sz w:val="18"/>
+          <w:szCs w:val="18"/>
+          <w:lang w:eastAsia="zh-CN"/>
+          <w14:ligatures w14:val="none"/>
+        </w:rPr>
+        <w:t>[balance]</w:t>
+      </w:r>
+      <w:r>
+        <w:rPr>
+          <w:rFonts w:ascii="Consolas" w:eastAsia="宋体" w:hAnsi="Consolas" w:cs="宋体"/>
+          <w:color w:val="000000"/>
+          <w:kern w:val="0"/>
+          <w:sz w:val="18"/>
+          <w:szCs w:val="18"/>
+          <w:lang w:eastAsia="zh-CN"/>
+          <w14:ligatures w14:val="none"/>
+        </w:rPr>
+        <w:t>,</w:t>
+      </w:r>
+    </w:p>
+    <w:p>
+      <w:pPr>
+        <w:shd w:val="clear" w:color="auto" w:fill="FFFFFF"/>
+        <w:spacing w:after="0" w:line="270" w:lineRule="atLeast"/>
+        <w:rPr>
+          <w:rFonts w:ascii="Consolas" w:eastAsia="宋体" w:hAnsi="Consolas" w:cs="宋体"/>
+          <w:color w:val="000000"/>
+          <w:kern w:val="0"/>
+          <w:sz w:val="18"/>
+          <w:szCs w:val="18"/>
+          <w:lang w:eastAsia="zh-CN"/>
+          <w14:ligatures w14:val="none"/>
+        </w:rPr>
+      </w:pPr>
+      <w:proofErr w:type="gramStart"/>
+      <w:r>
+        <w:rPr>
+          <w:rFonts w:ascii="Consolas" w:eastAsia="宋体" w:hAnsi="Consolas" w:cs="宋体"/>
+          <w:color w:val="3165BB"/>
+          <w:kern w:val="0"/>
+          <w:sz w:val="18"/>
+          <w:szCs w:val="18"/>
+          <w:lang w:eastAsia="zh-CN"/>
+          <w14:ligatures w14:val="none"/>
+        </w:rPr>
+        <w:t>DATESBETWEEN</w:t>
+      </w:r>
+      <w:r>
+        <w:rPr>
+          <w:rFonts w:ascii="Consolas" w:eastAsia="宋体" w:hAnsi="Consolas" w:cs="宋体"/>
+          <w:color w:val="000000"/>
+          <w:kern w:val="0"/>
+          <w:sz w:val="18"/>
+          <w:szCs w:val="18"/>
+          <w:lang w:eastAsia="zh-CN"/>
+          <w14:ligatures w14:val="none"/>
+        </w:rPr>
+        <w:t>(</w:t>
+      </w:r>
+      <w:proofErr w:type="gramEnd"/>
+    </w:p>
+    <w:p>
+      <w:pPr>
+        <w:shd w:val="clear" w:color="auto" w:fill="FFFFFF"/>
+        <w:spacing w:after="0" w:line="270" w:lineRule="atLeast"/>
+        <w:rPr>
+          <w:rFonts w:ascii="Consolas" w:eastAsia="宋体" w:hAnsi="Consolas" w:cs="宋体"/>
+          <w:color w:val="000000"/>
+          <w:kern w:val="0"/>
+          <w:sz w:val="18"/>
+          <w:szCs w:val="18"/>
+          <w:lang w:eastAsia="zh-CN"/>
+          <w14:ligatures w14:val="none"/>
+        </w:rPr>
+      </w:pPr>
+      <w:r>
+        <w:rPr>
+          <w:rFonts w:ascii="Consolas" w:eastAsia="宋体" w:hAnsi="Consolas" w:cs="宋体"/>
+          <w:color w:val="000000"/>
+          <w:kern w:val="0"/>
+          <w:sz w:val="18"/>
+          <w:szCs w:val="18"/>
+          <w:lang w:eastAsia="zh-CN"/>
+          <w14:ligatures w14:val="none"/>
+        </w:rPr>
+        <w:t xml:space="preserve">    </w:t>
+      </w:r>
+      <w:r>
+        <w:rPr>
+          <w:rFonts w:ascii="Consolas" w:eastAsia="宋体" w:hAnsi="Consolas" w:cs="宋体"/>
+          <w:color w:val="001080"/>
+          <w:kern w:val="0"/>
+          <w:sz w:val="18"/>
+          <w:szCs w:val="18"/>
+          <w:lang w:eastAsia="zh-CN"/>
+          <w14:ligatures w14:val="none"/>
+        </w:rPr>
+        <w:t>'Calendar'[Date]</w:t>
+      </w:r>
+      <w:r>
+        <w:rPr>
+          <w:rFonts w:ascii="Consolas" w:eastAsia="宋体" w:hAnsi="Consolas" w:cs="宋体"/>
+          <w:color w:val="000000"/>
+          <w:kern w:val="0"/>
+          <w:sz w:val="18"/>
+          <w:szCs w:val="18"/>
+          <w:lang w:eastAsia="zh-CN"/>
+          <w14:ligatures w14:val="none"/>
+        </w:rPr>
+        <w:t>,</w:t>
+      </w:r>
+    </w:p>
+    <w:p>
+      <w:pPr>
+        <w:shd w:val="clear" w:color="auto" w:fill="FFFFFF"/>
+        <w:spacing w:after="0" w:line="270" w:lineRule="atLeast"/>
+        <w:rPr>
+          <w:rFonts w:ascii="Consolas" w:eastAsia="宋体" w:hAnsi="Consolas" w:cs="宋体"/>
+          <w:color w:val="000000"/>
+          <w:kern w:val="0"/>
+          <w:sz w:val="18"/>
+          <w:szCs w:val="18"/>
+          <w:lang w:eastAsia="zh-CN"/>
+          <w14:ligatures w14:val="none"/>
+        </w:rPr>
+      </w:pPr>
+      <w:r>
+        <w:rPr>
+          <w:rFonts w:ascii="Consolas" w:eastAsia="宋体" w:hAnsi="Consolas" w:cs="宋体"/>
+          <w:color w:val="000000"/>
+          <w:kern w:val="0"/>
+          <w:sz w:val="18"/>
+          <w:szCs w:val="18"/>
+          <w:lang w:eastAsia="zh-CN"/>
+          <w14:ligatures w14:val="none"/>
+        </w:rPr>
+        <w:t xml:space="preserve">    </w:t>
+      </w:r>
+      <w:proofErr w:type="spellStart"/>
+      <w:r>
+        <w:rPr>
+          <w:rFonts w:ascii="Consolas" w:eastAsia="宋体" w:hAnsi="Consolas" w:cs="宋体"/>
+          <w:color w:val="008080"/>
+          <w:kern w:val="0"/>
+          <w:sz w:val="18"/>
+          <w:szCs w:val="18"/>
+          <w:lang w:eastAsia="zh-CN"/>
+          <w14:ligatures w14:val="none"/>
+        </w:rPr>
+        <w:t>startoflastweek</w:t>
+      </w:r>
+      <w:proofErr w:type="spellEnd"/>
+      <w:r>
+        <w:rPr>
+          <w:rFonts w:ascii="Consolas" w:eastAsia="宋体" w:hAnsi="Consolas" w:cs="宋体"/>
+          <w:color w:val="000000"/>
+          <w:kern w:val="0"/>
+          <w:sz w:val="18"/>
+          <w:szCs w:val="18"/>
+          <w:lang w:eastAsia="zh-CN"/>
+          <w14:ligatures w14:val="none"/>
+        </w:rPr>
+        <w:t>,</w:t>
+      </w:r>
+    </w:p>
+    <w:p>
+      <w:pPr>
+        <w:shd w:val="clear" w:color="auto" w:fill="FFFFFF"/>
+        <w:spacing w:after="0" w:line="270" w:lineRule="atLeast"/>
+        <w:rPr>
+          <w:rFonts w:ascii="Consolas" w:eastAsia="宋体" w:hAnsi="Consolas" w:cs="宋体"/>
+          <w:color w:val="000000"/>
+          <w:kern w:val="0"/>
+          <w:sz w:val="18"/>
+          <w:szCs w:val="18"/>
+          <w:lang w:eastAsia="zh-CN"/>
+          <w14:ligatures w14:val="none"/>
+        </w:rPr>
+      </w:pPr>
+      <w:r>
+        <w:rPr>
+          <w:rFonts w:ascii="Consolas" w:eastAsia="宋体" w:hAnsi="Consolas" w:cs="宋体"/>
+          <w:color w:val="000000"/>
+          <w:kern w:val="0"/>
+          <w:sz w:val="18"/>
+          <w:szCs w:val="18"/>
+          <w:lang w:eastAsia="zh-CN"/>
+          <w14:ligatures w14:val="none"/>
+        </w:rPr>
+        <w:t xml:space="preserve">    </w:t>
+      </w:r>
+      <w:proofErr w:type="spellStart"/>
+      <w:r>
+        <w:rPr>
+          <w:rFonts w:ascii="Consolas" w:eastAsia="宋体" w:hAnsi="Consolas" w:cs="宋体"/>
+          <w:color w:val="008080"/>
+          <w:kern w:val="0"/>
+          <w:sz w:val="18"/>
+          <w:szCs w:val="18"/>
+          <w:lang w:eastAsia="zh-CN"/>
+          <w14:ligatures w14:val="none"/>
+        </w:rPr>
+        <w:t>endoflastweek</w:t>
+      </w:r>
+      <w:proofErr w:type="spellEnd"/>
+    </w:p>
+    <w:p>
+      <w:pPr>
+        <w:shd w:val="clear" w:color="auto" w:fill="FFFFFF"/>
+        <w:spacing w:after="0" w:line="270" w:lineRule="atLeast"/>
+        <w:rPr>
+          <w:rFonts w:ascii="Consolas" w:eastAsia="宋体" w:hAnsi="Consolas" w:cs="宋体"/>
+          <w:color w:val="000000"/>
+          <w:kern w:val="0"/>
+          <w:sz w:val="18"/>
+          <w:szCs w:val="18"/>
+          <w:lang w:eastAsia="zh-CN"/>
+          <w14:ligatures w14:val="none"/>
+        </w:rPr>
+      </w:pPr>
+      <w:r>
+        <w:rPr>
+          <w:rFonts w:ascii="Consolas" w:eastAsia="宋体" w:hAnsi="Consolas" w:cs="宋体"/>
+          <w:color w:val="000000"/>
+          <w:kern w:val="0"/>
+          <w:sz w:val="18"/>
+          <w:szCs w:val="18"/>
+          <w:lang w:eastAsia="zh-CN"/>
+          <w14:ligatures w14:val="none"/>
+        </w:rPr>
+        <w:t>)</w:t>
+      </w:r>
+    </w:p>
+    <w:p>
+      <w:pPr>
+        <w:shd w:val="clear" w:color="auto" w:fill="FFFFFF"/>
+        <w:spacing w:after="0" w:line="270" w:lineRule="atLeast"/>
+        <w:rPr>
+          <w:rFonts w:ascii="Consolas" w:eastAsia="宋体" w:hAnsi="Consolas" w:cs="宋体"/>
+          <w:color w:val="000000"/>
+          <w:kern w:val="0"/>
+          <w:sz w:val="18"/>
+          <w:szCs w:val="18"/>
+          <w:lang w:eastAsia="zh-CN"/>
+          <w14:ligatures w14:val="none"/>
+        </w:rPr>
+      </w:pPr>
+      <w:r>
+        <w:rPr>
+          <w:rFonts w:ascii="Consolas" w:eastAsia="宋体" w:hAnsi="Consolas" w:cs="宋体"/>
+          <w:color w:val="000000"/>
+          <w:kern w:val="0"/>
+          <w:sz w:val="18"/>
+          <w:szCs w:val="18"/>
+          <w:lang w:eastAsia="zh-CN"/>
+          <w14:ligatures w14:val="none"/>
+        </w:rPr>
+        <w:t>)</w:t>
+      </w:r>
+    </w:p>
+    <w:p>
+      <w:pPr>
+        <w:shd w:val="clear" w:color="auto" w:fill="FFFFFF"/>
+        <w:spacing w:after="0" w:line="270" w:lineRule="atLeast"/>
+        <w:rPr>
+          <w:rFonts w:ascii="Consolas" w:eastAsia="宋体" w:hAnsi="Consolas" w:cs="宋体"/>
+          <w:color w:val="000000"/>
+          <w:kern w:val="0"/>
+          <w:sz w:val="18"/>
+          <w:szCs w:val="18"/>
+          <w:lang w:eastAsia="zh-CN"/>
+          <w14:ligatures w14:val="none"/>
+        </w:rPr>
+      </w:pPr>
+      <w:r>
+        <w:rPr>
+          <w:rFonts w:ascii="Consolas" w:eastAsia="宋体" w:hAnsi="Consolas" w:cs="宋体"/>
+          <w:color w:val="0000FF"/>
+          <w:kern w:val="0"/>
+          <w:sz w:val="18"/>
+          <w:szCs w:val="18"/>
+          <w:lang w:eastAsia="zh-CN"/>
+          <w14:ligatures w14:val="none"/>
+        </w:rPr>
+        <w:t>RETURN</w:t>
+      </w:r>
+      <w:r>
+        <w:rPr>
+          <w:rFonts w:ascii="Consolas" w:eastAsia="宋体" w:hAnsi="Consolas" w:cs="宋体"/>
+          <w:color w:val="000000"/>
+          <w:kern w:val="0"/>
+          <w:sz w:val="18"/>
+          <w:szCs w:val="18"/>
+          <w:lang w:eastAsia="zh-CN"/>
+          <w14:ligatures w14:val="none"/>
+        </w:rPr>
+        <w:t xml:space="preserve"> </w:t>
+      </w:r>
+      <w:r>
+        <w:rPr>
+          <w:rFonts w:ascii="Consolas" w:eastAsia="宋体" w:hAnsi="Consolas" w:cs="宋体"/>
+          <w:color w:val="3165BB"/>
+          <w:kern w:val="0"/>
+          <w:sz w:val="18"/>
+          <w:szCs w:val="18"/>
+          <w:lang w:eastAsia="zh-CN"/>
+          <w14:ligatures w14:val="none"/>
+        </w:rPr>
+        <w:t>IF</w:t>
+      </w:r>
+      <w:r>
+        <w:rPr>
+          <w:rFonts w:ascii="Consolas" w:eastAsia="宋体" w:hAnsi="Consolas" w:cs="宋体"/>
+          <w:color w:val="000000"/>
+          <w:kern w:val="0"/>
+          <w:sz w:val="18"/>
+          <w:szCs w:val="18"/>
+          <w:lang w:eastAsia="zh-CN"/>
+          <w14:ligatures w14:val="none"/>
+        </w:rPr>
+        <w:t>(</w:t>
+      </w:r>
+      <w:r>
+        <w:rPr>
+          <w:rFonts w:ascii="Consolas" w:eastAsia="宋体" w:hAnsi="Consolas" w:cs="宋体"/>
+          <w:color w:val="3165BB"/>
+          <w:kern w:val="0"/>
+          <w:sz w:val="18"/>
+          <w:szCs w:val="18"/>
+          <w:lang w:eastAsia="zh-CN"/>
+          <w14:ligatures w14:val="none"/>
+        </w:rPr>
+        <w:t>ISBLANK</w:t>
+      </w:r>
+      <w:r>
+        <w:rPr>
+          <w:rFonts w:ascii="Consolas" w:eastAsia="宋体" w:hAnsi="Consolas" w:cs="宋体"/>
+          <w:color w:val="000000"/>
+          <w:kern w:val="0"/>
+          <w:sz w:val="18"/>
+          <w:szCs w:val="18"/>
+          <w:lang w:eastAsia="zh-CN"/>
+          <w14:ligatures w14:val="none"/>
+        </w:rPr>
+        <w:t>(</w:t>
+      </w:r>
+      <w:r>
+        <w:rPr>
+          <w:rFonts w:ascii="Consolas" w:eastAsia="宋体" w:hAnsi="Consolas" w:cs="宋体"/>
+          <w:color w:val="008080"/>
+          <w:kern w:val="0"/>
+          <w:sz w:val="18"/>
+          <w:szCs w:val="18"/>
+          <w:lang w:eastAsia="zh-CN"/>
+          <w14:ligatures w14:val="none"/>
+        </w:rPr>
+        <w:t>c</w:t>
+      </w:r>
+      <w:r>
+        <w:rPr>
+          <w:rFonts w:ascii="Consolas" w:eastAsia="宋体" w:hAnsi="Consolas" w:cs="宋体"/>
+          <w:color w:val="000000"/>
+          <w:kern w:val="0"/>
+          <w:sz w:val="18"/>
+          <w:szCs w:val="18"/>
+          <w:lang w:eastAsia="zh-CN"/>
+          <w14:ligatures w14:val="none"/>
+        </w:rPr>
+        <w:t xml:space="preserve">), </w:t>
+      </w:r>
+      <w:r>
+        <w:rPr>
+          <w:rFonts w:ascii="Consolas" w:eastAsia="宋体" w:hAnsi="Consolas" w:cs="宋体"/>
+          <w:color w:val="098658"/>
+          <w:kern w:val="0"/>
+          <w:sz w:val="18"/>
+          <w:szCs w:val="18"/>
+          <w:lang w:eastAsia="zh-CN"/>
+          <w14:ligatures w14:val="none"/>
+        </w:rPr>
+        <w:t>0</w:t>
+      </w:r>
+      <w:r>
+        <w:rPr>
+          <w:rFonts w:ascii="Consolas" w:eastAsia="宋体" w:hAnsi="Consolas" w:cs="宋体"/>
+          <w:color w:val="000000"/>
+          <w:kern w:val="0"/>
+          <w:sz w:val="18"/>
+          <w:szCs w:val="18"/>
+          <w:lang w:eastAsia="zh-CN"/>
+          <w14:ligatures w14:val="none"/>
+        </w:rPr>
+        <w:t xml:space="preserve">, </w:t>
+      </w:r>
+      <w:r>
+        <w:rPr>
+          <w:rFonts w:ascii="Consolas" w:eastAsia="宋体" w:hAnsi="Consolas" w:cs="宋体"/>
+          <w:color w:val="008080"/>
+          <w:kern w:val="0"/>
+          <w:sz w:val="18"/>
+          <w:szCs w:val="18"/>
+          <w:lang w:eastAsia="zh-CN"/>
+          <w14:ligatures w14:val="none"/>
+        </w:rPr>
+        <w:t>c</w:t>
+      </w:r>
+      <w:r>
+        <w:rPr>
+          <w:rFonts w:ascii="Consolas" w:eastAsia="宋体" w:hAnsi="Consolas" w:cs="宋体"/>
+          <w:color w:val="000000"/>
+          <w:kern w:val="0"/>
+          <w:sz w:val="18"/>
+          <w:szCs w:val="18"/>
+          <w:lang w:eastAsia="zh-CN"/>
+          <w14:ligatures w14:val="none"/>
+        </w:rPr>
+        <w:t>)</w:t>
+      </w:r>
+    </w:p>
+    <w:p>
+      <w:pPr>
+        <w:shd w:val="clear" w:color="auto" w:fill="FFFFFF"/>
+        <w:spacing w:after="0" w:line="270" w:lineRule="atLeast"/>
+        <w:rPr>
+          <w:rFonts w:ascii="Consolas" w:eastAsia="宋体" w:hAnsi="Consolas" w:cs="宋体"/>
+          <w:color w:val="000000"/>
+          <w:kern w:val="0"/>
+          <w:sz w:val="18"/>
+          <w:szCs w:val="18"/>
+          <w:lang w:eastAsia="zh-CN"/>
+          <w14:ligatures w14:val="none"/>
+        </w:rPr>
+      </w:pPr>
+    </w:p>
+    <w:p>
+      <w:pPr>
+        <w:shd w:val="clear" w:color="auto" w:fill="FFFFFF"/>
+        <w:spacing w:after="0" w:line="270" w:lineRule="atLeast"/>
+        <w:rPr>
+          <w:rFonts w:ascii="Consolas" w:eastAsia="宋体" w:hAnsi="Consolas" w:cs="宋体"/>
+          <w:color w:val="000000"/>
+          <w:kern w:val="0"/>
+          <w:sz w:val="18"/>
+          <w:szCs w:val="18"/>
+          <w:lang w:eastAsia="zh-CN"/>
+          <w14:ligatures w14:val="none"/>
+        </w:rPr>
+      </w:pPr>
+      <w:proofErr w:type="spellStart"/>
+      <w:r>
+        <w:rPr>
+          <w:rFonts w:ascii="Consolas" w:eastAsia="宋体" w:hAnsi="Consolas" w:cs="宋体"/>
+          <w:color w:val="000000"/>
+          <w:kern w:val="0"/>
+          <w:sz w:val="18"/>
+          <w:szCs w:val="18"/>
+          <w:lang w:eastAsia="zh-CN"/>
+          <w14:ligatures w14:val="none"/>
+        </w:rPr>
+        <w:t>balance_wow</w:t>
+      </w:r>
+      <w:proofErr w:type="spellEnd"/>
+      <w:r>
+        <w:rPr>
+          <w:rFonts w:ascii="Consolas" w:eastAsia="宋体" w:hAnsi="Consolas" w:cs="宋体"/>
+          <w:color w:val="000000"/>
+          <w:kern w:val="0"/>
+          <w:sz w:val="18"/>
+          <w:szCs w:val="18"/>
+          <w:lang w:eastAsia="zh-CN"/>
+          <w14:ligatures w14:val="none"/>
+        </w:rPr>
+        <w:t xml:space="preserve">% = </w:t>
+      </w:r>
+    </w:p>
+    <w:p>
+      <w:pPr>
+        <w:shd w:val="clear" w:color="auto" w:fill="FFFFFF"/>
+        <w:spacing w:after="0" w:line="270" w:lineRule="atLeast"/>
+        <w:rPr>
+          <w:rFonts w:ascii="Consolas" w:eastAsia="宋体" w:hAnsi="Consolas" w:cs="宋体"/>
+          <w:color w:val="000000"/>
+          <w:kern w:val="0"/>
+          <w:sz w:val="18"/>
+          <w:szCs w:val="18"/>
+          <w:lang w:eastAsia="zh-CN"/>
+          <w14:ligatures w14:val="none"/>
+        </w:rPr>
+      </w:pPr>
+      <w:r>
+        <w:rPr>
+          <w:rFonts w:ascii="Consolas" w:eastAsia="宋体" w:hAnsi="Consolas" w:cs="宋体"/>
+          <w:color w:val="0000FF"/>
+          <w:kern w:val="0"/>
+          <w:sz w:val="18"/>
+          <w:szCs w:val="18"/>
+          <w:lang w:eastAsia="zh-CN"/>
+          <w14:ligatures w14:val="none"/>
+        </w:rPr>
+        <w:t xml:space="preserve">var </w:t>
+      </w:r>
+      <w:r>
+        <w:rPr>
+          <w:rFonts w:ascii="Consolas" w:eastAsia="宋体" w:hAnsi="Consolas" w:cs="宋体"/>
+          <w:color w:val="000000"/>
+          <w:kern w:val="0"/>
+          <w:sz w:val="18"/>
+          <w:szCs w:val="18"/>
+          <w:lang w:eastAsia="zh-CN"/>
+          <w14:ligatures w14:val="none"/>
+        </w:rPr>
+        <w:t>a</w:t>
+      </w:r>
+      <w:r>
+        <w:rPr>
+          <w:rFonts w:ascii="Consolas" w:eastAsia="宋体" w:hAnsi="Consolas" w:cs="宋体"/>
+          <w:color w:val="008080"/>
+          <w:kern w:val="0"/>
+          <w:sz w:val="18"/>
+          <w:szCs w:val="18"/>
+          <w:lang w:eastAsia="zh-CN"/>
+          <w14:ligatures w14:val="none"/>
+        </w:rPr>
+        <w:t xml:space="preserve"> </w:t>
+      </w:r>
+      <w:r>
+        <w:rPr>
+          <w:rFonts w:ascii="Consolas" w:eastAsia="宋体" w:hAnsi="Consolas" w:cs="宋体"/>
+          <w:color w:val="000000"/>
+          <w:kern w:val="0"/>
+          <w:sz w:val="18"/>
+          <w:szCs w:val="18"/>
+          <w:lang w:eastAsia="zh-CN"/>
+          <w14:ligatures w14:val="none"/>
+        </w:rPr>
+        <w:t>= [</w:t>
+      </w:r>
+      <w:proofErr w:type="spellStart"/>
+      <w:r>
+        <w:rPr>
+          <w:rFonts w:ascii="Consolas" w:eastAsia="宋体" w:hAnsi="Consolas" w:cs="宋体"/>
+          <w:color w:val="68349C"/>
+          <w:kern w:val="0"/>
+          <w:sz w:val="18"/>
+          <w:szCs w:val="18"/>
+          <w:lang w:eastAsia="zh-CN"/>
+          <w14:ligatures w14:val="none"/>
+        </w:rPr>
+        <w:t>balance_wtd</w:t>
+      </w:r>
+      <w:proofErr w:type="spellEnd"/>
+      <w:r>
+        <w:rPr>
+          <w:rFonts w:ascii="Consolas" w:eastAsia="宋体" w:hAnsi="Consolas" w:cs="宋体"/>
+          <w:color w:val="68349C"/>
+          <w:kern w:val="0"/>
+          <w:sz w:val="18"/>
+          <w:szCs w:val="18"/>
+          <w:lang w:eastAsia="zh-CN"/>
+          <w14:ligatures w14:val="none"/>
+        </w:rPr>
+        <w:t xml:space="preserve">] </w:t>
+      </w:r>
+      <w:r>
+        <w:rPr>
+          <w:rFonts w:ascii="Consolas" w:eastAsia="宋体" w:hAnsi="Consolas" w:cs="宋体"/>
+          <w:color w:val="000000"/>
+          <w:kern w:val="0"/>
+          <w:sz w:val="18"/>
+          <w:szCs w:val="18"/>
+          <w:lang w:eastAsia="zh-CN"/>
+          <w14:ligatures w14:val="none"/>
+        </w:rPr>
+        <w:t>- [</w:t>
+      </w:r>
+      <w:proofErr w:type="spellStart"/>
+      <w:r>
+        <w:rPr>
+          <w:rFonts w:ascii="Consolas" w:eastAsia="宋体" w:hAnsi="Consolas" w:cs="宋体"/>
+          <w:color w:val="68349C"/>
+          <w:kern w:val="0"/>
+          <w:sz w:val="18"/>
+          <w:szCs w:val="18"/>
+          <w:lang w:eastAsia="zh-CN"/>
+          <w14:ligatures w14:val="none"/>
+        </w:rPr>
+        <w:t>balance_wtd_lw</w:t>
+      </w:r>
+      <w:proofErr w:type="spellEnd"/>
+      <w:r>
+        <w:rPr>
+          <w:rFonts w:ascii="Consolas" w:eastAsia="宋体" w:hAnsi="Consolas" w:cs="宋体"/>
+          <w:color w:val="68349C"/>
+          <w:kern w:val="0"/>
+          <w:sz w:val="18"/>
+          <w:szCs w:val="18"/>
+          <w:lang w:eastAsia="zh-CN"/>
+          <w14:ligatures w14:val="none"/>
+        </w:rPr>
+        <w:t>]</w:t>
+      </w:r>
+    </w:p>
+    <w:p>
+      <w:pPr>
+        <w:shd w:val="clear" w:color="auto" w:fill="FFFFFF"/>
+        <w:spacing w:after="0" w:line="270" w:lineRule="atLeast"/>
+        <w:rPr>
+          <w:rFonts w:ascii="Consolas" w:eastAsia="宋体" w:hAnsi="Consolas" w:cs="宋体"/>
+          <w:color w:val="000000"/>
+          <w:kern w:val="0"/>
+          <w:sz w:val="18"/>
+          <w:szCs w:val="18"/>
+          <w:lang w:eastAsia="zh-CN"/>
+          <w14:ligatures w14:val="none"/>
+        </w:rPr>
+      </w:pPr>
+      <w:r>
+        <w:rPr>
+          <w:rFonts w:ascii="Consolas" w:eastAsia="宋体" w:hAnsi="Consolas" w:cs="宋体"/>
+          <w:color w:val="0000FF"/>
+          <w:kern w:val="0"/>
+          <w:sz w:val="18"/>
+          <w:szCs w:val="18"/>
+          <w:lang w:eastAsia="zh-CN"/>
+          <w14:ligatures w14:val="none"/>
+        </w:rPr>
+        <w:t>var b</w:t>
+      </w:r>
+      <w:r>
+        <w:rPr>
+          <w:rFonts w:ascii="Consolas" w:eastAsia="宋体" w:hAnsi="Consolas" w:cs="宋体"/>
+          <w:color w:val="000000"/>
+          <w:kern w:val="0"/>
+          <w:sz w:val="18"/>
+          <w:szCs w:val="18"/>
+          <w:lang w:eastAsia="zh-CN"/>
+          <w14:ligatures w14:val="none"/>
+        </w:rPr>
+        <w:t xml:space="preserve"> </w:t>
+      </w:r>
+      <w:r>
+        <w:rPr>
+          <w:rFonts w:ascii="Consolas" w:eastAsia="宋体" w:hAnsi="Consolas" w:cs="宋体"/>
+          <w:color w:val="008080"/>
+          <w:kern w:val="0"/>
+          <w:sz w:val="18"/>
+          <w:szCs w:val="18"/>
+          <w:lang w:eastAsia="zh-CN"/>
+          <w14:ligatures w14:val="none"/>
+        </w:rPr>
+        <w:t>=</w:t>
+      </w:r>
+      <w:r>
+        <w:rPr>
+          <w:rFonts w:ascii="Consolas" w:eastAsia="宋体" w:hAnsi="Consolas" w:cs="宋体"/>
+          <w:color w:val="000000"/>
+          <w:kern w:val="0"/>
+          <w:sz w:val="18"/>
+          <w:szCs w:val="18"/>
+          <w:lang w:eastAsia="zh-CN"/>
+          <w14:ligatures w14:val="none"/>
+        </w:rPr>
+        <w:t xml:space="preserve"> </w:t>
+      </w:r>
+      <w:proofErr w:type="gramStart"/>
+      <w:r>
+        <w:rPr>
+          <w:rFonts w:ascii="Consolas" w:eastAsia="宋体" w:hAnsi="Consolas" w:cs="宋体"/>
+          <w:color w:val="3165BB"/>
+          <w:kern w:val="0"/>
+          <w:sz w:val="18"/>
+          <w:szCs w:val="18"/>
+          <w:lang w:eastAsia="zh-CN"/>
+          <w14:ligatures w14:val="none"/>
+        </w:rPr>
+        <w:t>DIVIDE(</w:t>
+      </w:r>
+      <w:proofErr w:type="gramEnd"/>
+      <w:r>
+        <w:rPr>
+          <w:rFonts w:ascii="Consolas" w:eastAsia="宋体" w:hAnsi="Consolas" w:cs="宋体"/>
+          <w:color w:val="3165BB"/>
+          <w:kern w:val="0"/>
+          <w:sz w:val="18"/>
+          <w:szCs w:val="18"/>
+          <w:lang w:eastAsia="zh-CN"/>
+          <w14:ligatures w14:val="none"/>
+        </w:rPr>
+        <w:t>a</w:t>
+      </w:r>
+      <w:r>
+        <w:rPr>
+          <w:rFonts w:ascii="Consolas" w:eastAsia="宋体" w:hAnsi="Consolas" w:cs="宋体"/>
+          <w:color w:val="000000"/>
+          <w:kern w:val="0"/>
+          <w:sz w:val="18"/>
+          <w:szCs w:val="18"/>
+          <w:lang w:eastAsia="zh-CN"/>
+          <w14:ligatures w14:val="none"/>
+        </w:rPr>
+        <w:t>,</w:t>
+      </w:r>
+      <w:r>
+        <w:rPr>
+          <w:rFonts w:ascii="Consolas" w:eastAsia="宋体" w:hAnsi="Consolas" w:cs="宋体"/>
+          <w:color w:val="008080"/>
+          <w:kern w:val="0"/>
+          <w:sz w:val="18"/>
+          <w:szCs w:val="18"/>
+          <w:lang w:eastAsia="zh-CN"/>
+          <w14:ligatures w14:val="none"/>
+        </w:rPr>
+        <w:t xml:space="preserve"> </w:t>
+      </w:r>
+      <w:r>
+        <w:rPr>
+          <w:rFonts w:ascii="Consolas" w:eastAsia="宋体" w:hAnsi="Consolas" w:cs="宋体"/>
+          <w:color w:val="000000"/>
+          <w:kern w:val="0"/>
+          <w:sz w:val="18"/>
+          <w:szCs w:val="18"/>
+          <w:lang w:eastAsia="zh-CN"/>
+          <w14:ligatures w14:val="none"/>
+        </w:rPr>
+        <w:t>[</w:t>
+      </w:r>
+      <w:proofErr w:type="spellStart"/>
+      <w:r>
+        <w:rPr>
+          <w:rFonts w:ascii="Consolas" w:eastAsia="宋体" w:hAnsi="Consolas" w:cs="宋体"/>
+          <w:color w:val="000000"/>
+          <w:kern w:val="0"/>
+          <w:sz w:val="18"/>
+          <w:szCs w:val="18"/>
+          <w:lang w:eastAsia="zh-CN"/>
+          <w14:ligatures w14:val="none"/>
+        </w:rPr>
+        <w:t>b</w:t>
+      </w:r>
+      <w:r>
+        <w:rPr>
+          <w:rFonts w:ascii="Consolas" w:eastAsia="宋体" w:hAnsi="Consolas" w:cs="宋体"/>
+          <w:color w:val="68349C"/>
+          <w:kern w:val="0"/>
+          <w:sz w:val="18"/>
+          <w:szCs w:val="18"/>
+          <w:lang w:eastAsia="zh-CN"/>
+          <w14:ligatures w14:val="none"/>
+        </w:rPr>
+        <w:t>alance_wtd_lw</w:t>
+      </w:r>
+      <w:proofErr w:type="spellEnd"/>
+      <w:r>
+        <w:rPr>
+          <w:rFonts w:ascii="Consolas" w:eastAsia="宋体" w:hAnsi="Consolas" w:cs="宋体"/>
+          <w:color w:val="68349C"/>
+          <w:kern w:val="0"/>
+          <w:sz w:val="18"/>
+          <w:szCs w:val="18"/>
+          <w:lang w:eastAsia="zh-CN"/>
+          <w14:ligatures w14:val="none"/>
+        </w:rPr>
+        <w:t>])</w:t>
+      </w:r>
+    </w:p>
+    <w:p>
+      <w:pPr>
+        <w:shd w:val="clear" w:color="auto" w:fill="FFFFFF"/>
+        <w:spacing w:after="0" w:line="270" w:lineRule="atLeast"/>
+        <w:rPr>
+          <w:rFonts w:ascii="Consolas" w:eastAsia="宋体" w:hAnsi="Consolas" w:cs="宋体"/>
+          <w:color w:val="000000"/>
+          <w:kern w:val="0"/>
+          <w:sz w:val="18"/>
+          <w:szCs w:val="18"/>
+          <w:lang w:eastAsia="zh-CN"/>
+          <w14:ligatures w14:val="none"/>
+        </w:rPr>
+      </w:pPr>
+      <w:r>
+        <w:rPr>
+          <w:rFonts w:ascii="Consolas" w:eastAsia="宋体" w:hAnsi="Consolas" w:cs="宋体"/>
+          <w:color w:val="0000FF"/>
+          <w:kern w:val="0"/>
+          <w:sz w:val="18"/>
+          <w:szCs w:val="18"/>
+          <w:lang w:eastAsia="zh-CN"/>
+          <w14:ligatures w14:val="none"/>
+        </w:rPr>
+        <w:t>return IF</w:t>
+      </w:r>
+      <w:r>
+        <w:rPr>
+          <w:rFonts w:ascii="Consolas" w:eastAsia="宋体" w:hAnsi="Consolas" w:cs="宋体"/>
+          <w:color w:val="000000"/>
+          <w:kern w:val="0"/>
+          <w:sz w:val="18"/>
+          <w:szCs w:val="18"/>
+          <w:lang w:eastAsia="zh-CN"/>
+          <w14:ligatures w14:val="none"/>
+        </w:rPr>
+        <w:t>(</w:t>
+      </w:r>
+      <w:r>
+        <w:rPr>
+          <w:rFonts w:ascii="Consolas" w:eastAsia="宋体" w:hAnsi="Consolas" w:cs="宋体"/>
+          <w:color w:val="3165BB"/>
+          <w:kern w:val="0"/>
+          <w:sz w:val="18"/>
+          <w:szCs w:val="18"/>
+          <w:lang w:eastAsia="zh-CN"/>
+          <w14:ligatures w14:val="none"/>
+        </w:rPr>
+        <w:t>ISBLANK(b)</w:t>
+      </w:r>
+      <w:r>
+        <w:rPr>
+          <w:rFonts w:ascii="Consolas" w:eastAsia="宋体" w:hAnsi="Consolas" w:cs="宋体"/>
+          <w:color w:val="000000"/>
+          <w:kern w:val="0"/>
+          <w:sz w:val="18"/>
+          <w:szCs w:val="18"/>
+          <w:lang w:eastAsia="zh-CN"/>
+          <w14:ligatures w14:val="none"/>
+        </w:rPr>
+        <w:t>,</w:t>
+      </w:r>
+      <w:r>
+        <w:rPr>
+          <w:rFonts w:ascii="Consolas" w:eastAsia="宋体" w:hAnsi="Consolas" w:cs="宋体"/>
+          <w:color w:val="008080"/>
+          <w:kern w:val="0"/>
+          <w:sz w:val="18"/>
+          <w:szCs w:val="18"/>
+          <w:lang w:eastAsia="zh-CN"/>
+          <w14:ligatures w14:val="none"/>
+        </w:rPr>
+        <w:t xml:space="preserve"> </w:t>
+      </w:r>
+      <w:r>
+        <w:rPr>
+          <w:rFonts w:ascii="Consolas" w:eastAsia="宋体" w:hAnsi="Consolas" w:cs="宋体"/>
+          <w:color w:val="098658"/>
+          <w:kern w:val="0"/>
+          <w:sz w:val="18"/>
+          <w:szCs w:val="18"/>
+          <w:lang w:eastAsia="zh-CN"/>
+          <w14:ligatures w14:val="none"/>
+        </w:rPr>
+        <w:t>0</w:t>
+      </w:r>
+      <w:r>
+        <w:rPr>
+          <w:rFonts w:ascii="Consolas" w:eastAsia="宋体" w:hAnsi="Consolas" w:cs="宋体"/>
+          <w:color w:val="000000"/>
+          <w:kern w:val="0"/>
+          <w:sz w:val="18"/>
+          <w:szCs w:val="18"/>
+          <w:lang w:eastAsia="zh-CN"/>
+          <w14:ligatures w14:val="none"/>
+        </w:rPr>
+        <w:t xml:space="preserve">, </w:t>
+      </w:r>
+      <w:r>
+        <w:rPr>
+          <w:rFonts w:ascii="Consolas" w:eastAsia="宋体" w:hAnsi="Consolas" w:cs="宋体"/>
+          <w:color w:val="098658"/>
+          <w:kern w:val="0"/>
+          <w:sz w:val="18"/>
+          <w:szCs w:val="18"/>
+          <w:lang w:eastAsia="zh-CN"/>
+          <w14:ligatures w14:val="none"/>
+        </w:rPr>
+        <w:t>b</w:t>
+      </w:r>
+      <w:r>
+        <w:rPr>
+          <w:rFonts w:ascii="Consolas" w:eastAsia="宋体" w:hAnsi="Consolas" w:cs="宋体"/>
+          <w:color w:val="000000"/>
+          <w:kern w:val="0"/>
+          <w:sz w:val="18"/>
+          <w:szCs w:val="18"/>
+          <w:lang w:eastAsia="zh-CN"/>
+          <w14:ligatures w14:val="none"/>
+        </w:rPr>
+        <w:t>)</w:t>
+      </w:r>
+    </w:p>
+    <w:p>
+      <w:pPr>
+        <w:shd w:val="clear" w:color="auto" w:fill="FFFFFF"/>
+        <w:spacing w:after="0" w:line="270" w:lineRule="atLeast"/>
+        <w:rPr>
+          <w:rFonts w:ascii="Consolas" w:eastAsia="宋体" w:hAnsi="Consolas" w:cs="宋体" w:hint="eastAsia"/>
+          <w:color w:val="000000"/>
+          <w:kern w:val="0"/>
+          <w:sz w:val="18"/>
+          <w:szCs w:val="18"/>
+          <w:lang w:eastAsia="zh-CN"/>
+          <w14:ligatures w14:val="none"/>
+        </w:rPr>
+      </w:pPr>
+    </w:p>
+    <w:p>
+      <w:pPr>
+        <w:pStyle w:val="af"/>
+        <w:rPr>
+          <w:rFonts w:hint="eastAsia"/>
+          <w:lang w:eastAsia="zh-CN"/>
+        </w:rPr>
+      </w:pPr>
+    </w:p>
+  </w:comment>
+  <w:comment w:id="3" w:author="Derek Zhu" w:date="2025-05-09T10:16:00Z" w:initials="DZ">
+    <w:p>
+      <w:pPr>
+        <w:pStyle w:val="af"/>
+        <w:rPr>
+          <w:rFonts w:hint="eastAsia"/>
+          <w:lang w:eastAsia="zh-CN"/>
+        </w:rPr>
+      </w:pPr>
+      <w:r>
+        <w:rPr>
+          <w:rStyle w:val="ae"/>
+        </w:rPr>
+        <w:annotationRef/>
+      </w:r>
+      <w:r>
+        <w:rPr>
+          <w:rFonts w:hint="eastAsia"/>
+          <w:lang w:eastAsia="zh-CN"/>
+        </w:rPr>
+        <w:t>D</w:t>
+      </w:r>
+      <w:r>
+        <w:rPr>
+          <w:lang w:eastAsia="zh-CN"/>
+        </w:rPr>
+        <w:t>one</w:t>
+      </w:r>
+    </w:p>
+  </w:comment>
+  <w:comment w:id="4" w:author="Derek Zhu" w:date="2025-05-09T10:25:00Z" w:initials="DZ">
+    <w:p>
+      <w:pPr>
+        <w:shd w:val="clear" w:color="auto" w:fill="FFFFFF"/>
+        <w:spacing w:line="270" w:lineRule="atLeast"/>
+        <w:rPr>
+          <w:rFonts w:ascii="Consolas" w:eastAsia="宋体" w:hAnsi="Consolas" w:cs="宋体"/>
+          <w:color w:val="000000"/>
+          <w:kern w:val="0"/>
+          <w:sz w:val="18"/>
+          <w:szCs w:val="18"/>
+          <w:lang w:eastAsia="zh-CN"/>
+          <w14:ligatures w14:val="none"/>
+        </w:rPr>
+      </w:pPr>
+      <w:r>
+        <w:rPr>
+          <w:rStyle w:val="ae"/>
+        </w:rPr>
+        <w:annotationRef/>
+      </w:r>
+      <w:r>
+        <w:rPr>
+          <w:rFonts w:ascii="Consolas" w:eastAsia="宋体" w:hAnsi="Consolas" w:cs="宋体"/>
+          <w:color w:val="000000"/>
+          <w:kern w:val="0"/>
+          <w:sz w:val="18"/>
+          <w:szCs w:val="18"/>
+          <w:lang w:eastAsia="zh-CN"/>
+          <w14:ligatures w14:val="none"/>
+        </w:rPr>
+        <w:t xml:space="preserve">actuals = </w:t>
+      </w:r>
+    </w:p>
+    <w:p>
+      <w:pPr>
+        <w:shd w:val="clear" w:color="auto" w:fill="FFFFFF"/>
+        <w:spacing w:after="0" w:line="270" w:lineRule="atLeast"/>
+        <w:rPr>
+          <w:rFonts w:ascii="Consolas" w:eastAsia="宋体" w:hAnsi="Consolas" w:cs="宋体"/>
+          <w:color w:val="000000"/>
+          <w:kern w:val="0"/>
+          <w:sz w:val="18"/>
+          <w:szCs w:val="18"/>
+          <w:lang w:eastAsia="zh-CN"/>
+          <w14:ligatures w14:val="none"/>
+        </w:rPr>
+      </w:pPr>
+      <w:r>
+        <w:rPr>
+          <w:rFonts w:ascii="Consolas" w:eastAsia="宋体" w:hAnsi="Consolas" w:cs="宋体"/>
+          <w:color w:val="0000FF"/>
+          <w:kern w:val="0"/>
+          <w:sz w:val="18"/>
+          <w:szCs w:val="18"/>
+          <w:lang w:eastAsia="zh-CN"/>
+          <w14:ligatures w14:val="none"/>
+        </w:rPr>
+        <w:t xml:space="preserve">var </w:t>
+      </w:r>
+      <w:r>
+        <w:rPr>
+          <w:rFonts w:ascii="Consolas" w:eastAsia="宋体" w:hAnsi="Consolas" w:cs="宋体"/>
+          <w:color w:val="000000"/>
+          <w:kern w:val="0"/>
+          <w:sz w:val="18"/>
+          <w:szCs w:val="18"/>
+          <w:lang w:eastAsia="zh-CN"/>
+          <w14:ligatures w14:val="none"/>
+        </w:rPr>
+        <w:t>a</w:t>
+      </w:r>
+      <w:r>
+        <w:rPr>
+          <w:rFonts w:ascii="Consolas" w:eastAsia="宋体" w:hAnsi="Consolas" w:cs="宋体"/>
+          <w:color w:val="008080"/>
+          <w:kern w:val="0"/>
+          <w:sz w:val="18"/>
+          <w:szCs w:val="18"/>
+          <w:lang w:eastAsia="zh-CN"/>
+          <w14:ligatures w14:val="none"/>
+        </w:rPr>
+        <w:t xml:space="preserve"> </w:t>
+      </w:r>
+      <w:r>
+        <w:rPr>
+          <w:rFonts w:ascii="Consolas" w:eastAsia="宋体" w:hAnsi="Consolas" w:cs="宋体"/>
+          <w:color w:val="000000"/>
+          <w:kern w:val="0"/>
+          <w:sz w:val="18"/>
+          <w:szCs w:val="18"/>
+          <w:lang w:eastAsia="zh-CN"/>
+          <w14:ligatures w14:val="none"/>
+        </w:rPr>
+        <w:t xml:space="preserve">= </w:t>
+      </w:r>
+      <w:proofErr w:type="gramStart"/>
+      <w:r>
+        <w:rPr>
+          <w:rFonts w:ascii="Consolas" w:eastAsia="宋体" w:hAnsi="Consolas" w:cs="宋体"/>
+          <w:color w:val="3165BB"/>
+          <w:kern w:val="0"/>
+          <w:sz w:val="18"/>
+          <w:szCs w:val="18"/>
+          <w:lang w:eastAsia="zh-CN"/>
+          <w14:ligatures w14:val="none"/>
+        </w:rPr>
+        <w:t>CALCULATE(</w:t>
+      </w:r>
+      <w:proofErr w:type="gramEnd"/>
+      <w:r>
+        <w:rPr>
+          <w:rFonts w:ascii="Consolas" w:eastAsia="宋体" w:hAnsi="Consolas" w:cs="宋体"/>
+          <w:color w:val="3165BB"/>
+          <w:kern w:val="0"/>
+          <w:sz w:val="18"/>
+          <w:szCs w:val="18"/>
+          <w:lang w:eastAsia="zh-CN"/>
+          <w14:ligatures w14:val="none"/>
+        </w:rPr>
+        <w:t>sum(</w:t>
+      </w:r>
+      <w:r>
+        <w:rPr>
+          <w:rFonts w:ascii="Consolas" w:eastAsia="宋体" w:hAnsi="Consolas" w:cs="宋体"/>
+          <w:color w:val="000000"/>
+          <w:kern w:val="0"/>
+          <w:sz w:val="18"/>
+          <w:szCs w:val="18"/>
+          <w:lang w:eastAsia="zh-CN"/>
+          <w14:ligatures w14:val="none"/>
+        </w:rPr>
+        <w:t>s</w:t>
+      </w:r>
+      <w:r>
+        <w:rPr>
+          <w:rFonts w:ascii="Consolas" w:eastAsia="宋体" w:hAnsi="Consolas" w:cs="宋体"/>
+          <w:color w:val="001080"/>
+          <w:kern w:val="0"/>
+          <w:sz w:val="18"/>
+          <w:szCs w:val="18"/>
+          <w:lang w:eastAsia="zh-CN"/>
+          <w14:ligatures w14:val="none"/>
+        </w:rPr>
+        <w:t>corecard[Value])</w:t>
+      </w:r>
+      <w:r>
+        <w:rPr>
+          <w:rFonts w:ascii="Consolas" w:eastAsia="宋体" w:hAnsi="Consolas" w:cs="宋体"/>
+          <w:color w:val="000000"/>
+          <w:kern w:val="0"/>
+          <w:sz w:val="18"/>
+          <w:szCs w:val="18"/>
+          <w:lang w:eastAsia="zh-CN"/>
+          <w14:ligatures w14:val="none"/>
+        </w:rPr>
+        <w:t xml:space="preserve">, </w:t>
+      </w:r>
+      <w:r>
+        <w:rPr>
+          <w:rFonts w:ascii="Consolas" w:eastAsia="宋体" w:hAnsi="Consolas" w:cs="宋体"/>
+          <w:color w:val="3165BB"/>
+          <w:kern w:val="0"/>
+          <w:sz w:val="18"/>
+          <w:szCs w:val="18"/>
+          <w:lang w:eastAsia="zh-CN"/>
+          <w14:ligatures w14:val="none"/>
+        </w:rPr>
+        <w:t>FILTER(</w:t>
+      </w:r>
+      <w:r>
+        <w:rPr>
+          <w:rFonts w:ascii="Consolas" w:eastAsia="宋体" w:hAnsi="Consolas" w:cs="宋体"/>
+          <w:color w:val="000000"/>
+          <w:kern w:val="0"/>
+          <w:sz w:val="18"/>
+          <w:szCs w:val="18"/>
+          <w:lang w:eastAsia="zh-CN"/>
+          <w14:ligatures w14:val="none"/>
+        </w:rPr>
+        <w:t>s</w:t>
+      </w:r>
+      <w:r>
+        <w:rPr>
+          <w:rFonts w:ascii="Consolas" w:eastAsia="宋体" w:hAnsi="Consolas" w:cs="宋体"/>
+          <w:color w:val="001080"/>
+          <w:kern w:val="0"/>
+          <w:sz w:val="18"/>
+          <w:szCs w:val="18"/>
+          <w:lang w:eastAsia="zh-CN"/>
+          <w14:ligatures w14:val="none"/>
+        </w:rPr>
+        <w:t>corecard,</w:t>
+      </w:r>
+      <w:r>
+        <w:rPr>
+          <w:rFonts w:ascii="Consolas" w:eastAsia="宋体" w:hAnsi="Consolas" w:cs="宋体"/>
+          <w:color w:val="000000"/>
+          <w:kern w:val="0"/>
+          <w:sz w:val="18"/>
+          <w:szCs w:val="18"/>
+          <w:lang w:eastAsia="zh-CN"/>
+          <w14:ligatures w14:val="none"/>
+        </w:rPr>
+        <w:t xml:space="preserve"> s</w:t>
+      </w:r>
+      <w:r>
+        <w:rPr>
+          <w:rFonts w:ascii="Consolas" w:eastAsia="宋体" w:hAnsi="Consolas" w:cs="宋体"/>
+          <w:color w:val="001080"/>
+          <w:kern w:val="0"/>
+          <w:sz w:val="18"/>
+          <w:szCs w:val="18"/>
+          <w:lang w:eastAsia="zh-CN"/>
+          <w14:ligatures w14:val="none"/>
+        </w:rPr>
+        <w:t>corecard[</w:t>
+      </w:r>
+      <w:proofErr w:type="spellStart"/>
+      <w:r>
+        <w:rPr>
+          <w:rFonts w:ascii="Consolas" w:eastAsia="宋体" w:hAnsi="Consolas" w:cs="宋体"/>
+          <w:color w:val="001080"/>
+          <w:kern w:val="0"/>
+          <w:sz w:val="18"/>
+          <w:szCs w:val="18"/>
+          <w:lang w:eastAsia="zh-CN"/>
+          <w14:ligatures w14:val="none"/>
+        </w:rPr>
+        <w:t>kpi</w:t>
+      </w:r>
+      <w:proofErr w:type="spellEnd"/>
+      <w:r>
+        <w:rPr>
+          <w:rFonts w:ascii="Consolas" w:eastAsia="宋体" w:hAnsi="Consolas" w:cs="宋体"/>
+          <w:color w:val="001080"/>
+          <w:kern w:val="0"/>
+          <w:sz w:val="18"/>
+          <w:szCs w:val="18"/>
+          <w:lang w:eastAsia="zh-CN"/>
+          <w14:ligatures w14:val="none"/>
+        </w:rPr>
+        <w:t xml:space="preserve">] </w:t>
+      </w:r>
+      <w:r>
+        <w:rPr>
+          <w:rFonts w:ascii="Consolas" w:eastAsia="宋体" w:hAnsi="Consolas" w:cs="宋体"/>
+          <w:color w:val="000000"/>
+          <w:kern w:val="0"/>
+          <w:sz w:val="18"/>
+          <w:szCs w:val="18"/>
+          <w:lang w:eastAsia="zh-CN"/>
+          <w14:ligatures w14:val="none"/>
+        </w:rPr>
+        <w:t xml:space="preserve">= </w:t>
+      </w:r>
+      <w:r>
+        <w:rPr>
+          <w:rFonts w:ascii="Consolas" w:eastAsia="宋体" w:hAnsi="Consolas" w:cs="宋体"/>
+          <w:color w:val="A31515"/>
+          <w:kern w:val="0"/>
+          <w:sz w:val="18"/>
+          <w:szCs w:val="18"/>
+          <w:lang w:eastAsia="zh-CN"/>
+          <w14:ligatures w14:val="none"/>
+        </w:rPr>
+        <w:t>"Actuals")</w:t>
+      </w:r>
+      <w:r>
+        <w:rPr>
+          <w:rFonts w:ascii="Consolas" w:eastAsia="宋体" w:hAnsi="Consolas" w:cs="宋体"/>
+          <w:color w:val="000000"/>
+          <w:kern w:val="0"/>
+          <w:sz w:val="18"/>
+          <w:szCs w:val="18"/>
+          <w:lang w:eastAsia="zh-CN"/>
+          <w14:ligatures w14:val="none"/>
+        </w:rPr>
+        <w:t>)</w:t>
+      </w:r>
+    </w:p>
+    <w:p>
+      <w:pPr>
+        <w:shd w:val="clear" w:color="auto" w:fill="FFFFFF"/>
+        <w:spacing w:after="0" w:line="270" w:lineRule="atLeast"/>
+        <w:rPr>
+          <w:rFonts w:ascii="Consolas" w:eastAsia="宋体" w:hAnsi="Consolas" w:cs="宋体"/>
+          <w:color w:val="000000"/>
+          <w:kern w:val="0"/>
+          <w:sz w:val="18"/>
+          <w:szCs w:val="18"/>
+          <w:lang w:eastAsia="zh-CN"/>
+          <w14:ligatures w14:val="none"/>
+        </w:rPr>
+      </w:pPr>
+      <w:r>
+        <w:rPr>
+          <w:rFonts w:ascii="Consolas" w:eastAsia="宋体" w:hAnsi="Consolas" w:cs="宋体"/>
+          <w:color w:val="0000FF"/>
+          <w:kern w:val="0"/>
+          <w:sz w:val="18"/>
+          <w:szCs w:val="18"/>
+          <w:lang w:eastAsia="zh-CN"/>
+          <w14:ligatures w14:val="none"/>
+        </w:rPr>
+        <w:t>return I</w:t>
+      </w:r>
+      <w:r>
+        <w:rPr>
+          <w:rFonts w:ascii="Consolas" w:eastAsia="宋体" w:hAnsi="Consolas" w:cs="宋体"/>
+          <w:color w:val="3165BB"/>
+          <w:kern w:val="0"/>
+          <w:sz w:val="18"/>
+          <w:szCs w:val="18"/>
+          <w:lang w:eastAsia="zh-CN"/>
+          <w14:ligatures w14:val="none"/>
+        </w:rPr>
+        <w:t>F(ISBLANK(a</w:t>
+      </w:r>
+      <w:r>
+        <w:rPr>
+          <w:rFonts w:ascii="Consolas" w:eastAsia="宋体" w:hAnsi="Consolas" w:cs="宋体"/>
+          <w:color w:val="000000"/>
+          <w:kern w:val="0"/>
+          <w:sz w:val="18"/>
+          <w:szCs w:val="18"/>
+          <w:lang w:eastAsia="zh-CN"/>
+          <w14:ligatures w14:val="none"/>
+        </w:rPr>
+        <w:t>)</w:t>
+      </w:r>
+      <w:r>
+        <w:rPr>
+          <w:rFonts w:ascii="Consolas" w:eastAsia="宋体" w:hAnsi="Consolas" w:cs="宋体"/>
+          <w:color w:val="008080"/>
+          <w:kern w:val="0"/>
+          <w:sz w:val="18"/>
+          <w:szCs w:val="18"/>
+          <w:lang w:eastAsia="zh-CN"/>
+          <w14:ligatures w14:val="none"/>
+        </w:rPr>
+        <w:t>,</w:t>
+      </w:r>
+      <w:r>
+        <w:rPr>
+          <w:rFonts w:ascii="Consolas" w:eastAsia="宋体" w:hAnsi="Consolas" w:cs="宋体"/>
+          <w:color w:val="000000"/>
+          <w:kern w:val="0"/>
+          <w:sz w:val="18"/>
+          <w:szCs w:val="18"/>
+          <w:lang w:eastAsia="zh-CN"/>
+          <w14:ligatures w14:val="none"/>
+        </w:rPr>
+        <w:t xml:space="preserve"> </w:t>
+      </w:r>
+      <w:r>
+        <w:rPr>
+          <w:rFonts w:ascii="Consolas" w:eastAsia="宋体" w:hAnsi="Consolas" w:cs="宋体"/>
+          <w:color w:val="098658"/>
+          <w:kern w:val="0"/>
+          <w:sz w:val="18"/>
+          <w:szCs w:val="18"/>
+          <w:lang w:eastAsia="zh-CN"/>
+          <w14:ligatures w14:val="none"/>
+        </w:rPr>
+        <w:t>0</w:t>
+      </w:r>
+      <w:r>
+        <w:rPr>
+          <w:rFonts w:ascii="Consolas" w:eastAsia="宋体" w:hAnsi="Consolas" w:cs="宋体"/>
+          <w:color w:val="000000"/>
+          <w:kern w:val="0"/>
+          <w:sz w:val="18"/>
+          <w:szCs w:val="18"/>
+          <w:lang w:eastAsia="zh-CN"/>
+          <w14:ligatures w14:val="none"/>
+        </w:rPr>
+        <w:t>,</w:t>
+      </w:r>
+      <w:r>
+        <w:rPr>
+          <w:rFonts w:ascii="Consolas" w:eastAsia="宋体" w:hAnsi="Consolas" w:cs="宋体"/>
+          <w:color w:val="098658"/>
+          <w:kern w:val="0"/>
+          <w:sz w:val="18"/>
+          <w:szCs w:val="18"/>
+          <w:lang w:eastAsia="zh-CN"/>
+          <w14:ligatures w14:val="none"/>
+        </w:rPr>
+        <w:t xml:space="preserve"> </w:t>
+      </w:r>
+      <w:r>
+        <w:rPr>
+          <w:rFonts w:ascii="Consolas" w:eastAsia="宋体" w:hAnsi="Consolas" w:cs="宋体"/>
+          <w:color w:val="000000"/>
+          <w:kern w:val="0"/>
+          <w:sz w:val="18"/>
+          <w:szCs w:val="18"/>
+          <w:lang w:eastAsia="zh-CN"/>
+          <w14:ligatures w14:val="none"/>
+        </w:rPr>
+        <w:t>a)</w:t>
+      </w:r>
+    </w:p>
+    <w:p>
+      <w:pPr>
+        <w:pStyle w:val="af"/>
+      </w:pPr>
+    </w:p>
+    <w:p>
+      <w:pPr>
+        <w:shd w:val="clear" w:color="auto" w:fill="FFFFFF"/>
+        <w:spacing w:after="0" w:line="270" w:lineRule="atLeast"/>
+        <w:rPr>
+          <w:rFonts w:ascii="Consolas" w:eastAsia="宋体" w:hAnsi="Consolas" w:cs="宋体"/>
+          <w:color w:val="000000"/>
+          <w:kern w:val="0"/>
+          <w:sz w:val="18"/>
+          <w:szCs w:val="18"/>
+          <w:lang w:eastAsia="zh-CN"/>
+          <w14:ligatures w14:val="none"/>
+        </w:rPr>
+      </w:pPr>
+      <w:proofErr w:type="spellStart"/>
+      <w:r>
+        <w:rPr>
+          <w:rFonts w:ascii="Consolas" w:eastAsia="宋体" w:hAnsi="Consolas" w:cs="宋体"/>
+          <w:color w:val="000000"/>
+          <w:kern w:val="0"/>
+          <w:sz w:val="18"/>
+          <w:szCs w:val="18"/>
+          <w:lang w:eastAsia="zh-CN"/>
+          <w14:ligatures w14:val="none"/>
+        </w:rPr>
+        <w:t>actuals_wtd</w:t>
+      </w:r>
+      <w:proofErr w:type="spellEnd"/>
+      <w:r>
+        <w:rPr>
+          <w:rFonts w:ascii="Consolas" w:eastAsia="宋体" w:hAnsi="Consolas" w:cs="宋体"/>
+          <w:color w:val="000000"/>
+          <w:kern w:val="0"/>
+          <w:sz w:val="18"/>
+          <w:szCs w:val="18"/>
+          <w:lang w:eastAsia="zh-CN"/>
+          <w14:ligatures w14:val="none"/>
+        </w:rPr>
+        <w:t xml:space="preserve"> = </w:t>
+      </w:r>
+    </w:p>
+    <w:p>
+      <w:pPr>
+        <w:shd w:val="clear" w:color="auto" w:fill="FFFFFF"/>
+        <w:spacing w:after="0" w:line="270" w:lineRule="atLeast"/>
+        <w:rPr>
+          <w:rFonts w:ascii="Consolas" w:eastAsia="宋体" w:hAnsi="Consolas" w:cs="宋体"/>
+          <w:color w:val="000000"/>
+          <w:kern w:val="0"/>
+          <w:sz w:val="18"/>
+          <w:szCs w:val="18"/>
+          <w:lang w:eastAsia="zh-CN"/>
+          <w14:ligatures w14:val="none"/>
+        </w:rPr>
+      </w:pPr>
+      <w:r>
+        <w:rPr>
+          <w:rFonts w:ascii="Consolas" w:eastAsia="宋体" w:hAnsi="Consolas" w:cs="宋体"/>
+          <w:color w:val="0000FF"/>
+          <w:kern w:val="0"/>
+          <w:sz w:val="18"/>
+          <w:szCs w:val="18"/>
+          <w:lang w:eastAsia="zh-CN"/>
+          <w14:ligatures w14:val="none"/>
+        </w:rPr>
+        <w:t xml:space="preserve">var </w:t>
+      </w:r>
+      <w:proofErr w:type="spellStart"/>
+      <w:r>
+        <w:rPr>
+          <w:rFonts w:ascii="Consolas" w:eastAsia="宋体" w:hAnsi="Consolas" w:cs="宋体"/>
+          <w:color w:val="000000"/>
+          <w:kern w:val="0"/>
+          <w:sz w:val="18"/>
+          <w:szCs w:val="18"/>
+          <w:lang w:eastAsia="zh-CN"/>
+          <w14:ligatures w14:val="none"/>
+        </w:rPr>
+        <w:t>c</w:t>
+      </w:r>
+      <w:r>
+        <w:rPr>
+          <w:rFonts w:ascii="Consolas" w:eastAsia="宋体" w:hAnsi="Consolas" w:cs="宋体"/>
+          <w:color w:val="008080"/>
+          <w:kern w:val="0"/>
+          <w:sz w:val="18"/>
+          <w:szCs w:val="18"/>
+          <w:lang w:eastAsia="zh-CN"/>
+          <w14:ligatures w14:val="none"/>
+        </w:rPr>
+        <w:t>urrentdate</w:t>
+      </w:r>
+      <w:proofErr w:type="spellEnd"/>
+      <w:r>
+        <w:rPr>
+          <w:rFonts w:ascii="Consolas" w:eastAsia="宋体" w:hAnsi="Consolas" w:cs="宋体"/>
+          <w:color w:val="008080"/>
+          <w:kern w:val="0"/>
+          <w:sz w:val="18"/>
+          <w:szCs w:val="18"/>
+          <w:lang w:eastAsia="zh-CN"/>
+          <w14:ligatures w14:val="none"/>
+        </w:rPr>
+        <w:t xml:space="preserve"> </w:t>
+      </w:r>
+      <w:r>
+        <w:rPr>
+          <w:rFonts w:ascii="Consolas" w:eastAsia="宋体" w:hAnsi="Consolas" w:cs="宋体"/>
+          <w:color w:val="000000"/>
+          <w:kern w:val="0"/>
+          <w:sz w:val="18"/>
+          <w:szCs w:val="18"/>
+          <w:lang w:eastAsia="zh-CN"/>
+          <w14:ligatures w14:val="none"/>
+        </w:rPr>
+        <w:t xml:space="preserve">= </w:t>
+      </w:r>
+      <w:r>
+        <w:rPr>
+          <w:rFonts w:ascii="Consolas" w:eastAsia="宋体" w:hAnsi="Consolas" w:cs="宋体"/>
+          <w:color w:val="3165BB"/>
+          <w:kern w:val="0"/>
+          <w:sz w:val="18"/>
+          <w:szCs w:val="18"/>
+          <w:lang w:eastAsia="zh-CN"/>
+          <w14:ligatures w14:val="none"/>
+        </w:rPr>
+        <w:t>MAX(</w:t>
+      </w:r>
+      <w:r>
+        <w:rPr>
+          <w:rFonts w:ascii="Consolas" w:eastAsia="宋体" w:hAnsi="Consolas" w:cs="宋体"/>
+          <w:color w:val="000000"/>
+          <w:kern w:val="0"/>
+          <w:sz w:val="18"/>
+          <w:szCs w:val="18"/>
+          <w:lang w:eastAsia="zh-CN"/>
+          <w14:ligatures w14:val="none"/>
+        </w:rPr>
+        <w:t>'</w:t>
+      </w:r>
+      <w:r>
+        <w:rPr>
+          <w:rFonts w:ascii="Consolas" w:eastAsia="宋体" w:hAnsi="Consolas" w:cs="宋体"/>
+          <w:color w:val="001080"/>
+          <w:kern w:val="0"/>
+          <w:sz w:val="18"/>
+          <w:szCs w:val="18"/>
+          <w:lang w:eastAsia="zh-CN"/>
+          <w14:ligatures w14:val="none"/>
+        </w:rPr>
+        <w:t>Calendar'[Date])</w:t>
+      </w:r>
+    </w:p>
+    <w:p>
+      <w:pPr>
+        <w:shd w:val="clear" w:color="auto" w:fill="FFFFFF"/>
+        <w:spacing w:after="0" w:line="270" w:lineRule="atLeast"/>
+        <w:rPr>
+          <w:rFonts w:ascii="Consolas" w:eastAsia="宋体" w:hAnsi="Consolas" w:cs="宋体"/>
+          <w:color w:val="000000"/>
+          <w:kern w:val="0"/>
+          <w:sz w:val="18"/>
+          <w:szCs w:val="18"/>
+          <w:lang w:eastAsia="zh-CN"/>
+          <w14:ligatures w14:val="none"/>
+        </w:rPr>
+      </w:pPr>
+      <w:r>
+        <w:rPr>
+          <w:rFonts w:ascii="Consolas" w:eastAsia="宋体" w:hAnsi="Consolas" w:cs="宋体"/>
+          <w:color w:val="0000FF"/>
+          <w:kern w:val="0"/>
+          <w:sz w:val="18"/>
+          <w:szCs w:val="18"/>
+          <w:lang w:eastAsia="zh-CN"/>
+          <w14:ligatures w14:val="none"/>
+        </w:rPr>
+        <w:t xml:space="preserve">var </w:t>
+      </w:r>
+      <w:proofErr w:type="spellStart"/>
+      <w:r>
+        <w:rPr>
+          <w:rFonts w:ascii="Consolas" w:eastAsia="宋体" w:hAnsi="Consolas" w:cs="宋体"/>
+          <w:color w:val="0000FF"/>
+          <w:kern w:val="0"/>
+          <w:sz w:val="18"/>
+          <w:szCs w:val="18"/>
+          <w:lang w:eastAsia="zh-CN"/>
+          <w14:ligatures w14:val="none"/>
+        </w:rPr>
+        <w:t>s</w:t>
+      </w:r>
+      <w:r>
+        <w:rPr>
+          <w:rFonts w:ascii="Consolas" w:eastAsia="宋体" w:hAnsi="Consolas" w:cs="宋体"/>
+          <w:color w:val="000000"/>
+          <w:kern w:val="0"/>
+          <w:sz w:val="18"/>
+          <w:szCs w:val="18"/>
+          <w:lang w:eastAsia="zh-CN"/>
+          <w14:ligatures w14:val="none"/>
+        </w:rPr>
+        <w:t>t</w:t>
+      </w:r>
+      <w:r>
+        <w:rPr>
+          <w:rFonts w:ascii="Consolas" w:eastAsia="宋体" w:hAnsi="Consolas" w:cs="宋体"/>
+          <w:color w:val="008080"/>
+          <w:kern w:val="0"/>
+          <w:sz w:val="18"/>
+          <w:szCs w:val="18"/>
+          <w:lang w:eastAsia="zh-CN"/>
+          <w14:ligatures w14:val="none"/>
+        </w:rPr>
+        <w:t>artofweek</w:t>
+      </w:r>
+      <w:proofErr w:type="spellEnd"/>
+      <w:r>
+        <w:rPr>
+          <w:rFonts w:ascii="Consolas" w:eastAsia="宋体" w:hAnsi="Consolas" w:cs="宋体"/>
+          <w:color w:val="008080"/>
+          <w:kern w:val="0"/>
+          <w:sz w:val="18"/>
+          <w:szCs w:val="18"/>
+          <w:lang w:eastAsia="zh-CN"/>
+          <w14:ligatures w14:val="none"/>
+        </w:rPr>
+        <w:t xml:space="preserve"> =</w:t>
+      </w:r>
+      <w:r>
+        <w:rPr>
+          <w:rFonts w:ascii="Consolas" w:eastAsia="宋体" w:hAnsi="Consolas" w:cs="宋体"/>
+          <w:color w:val="000000"/>
+          <w:kern w:val="0"/>
+          <w:sz w:val="18"/>
+          <w:szCs w:val="18"/>
+          <w:lang w:eastAsia="zh-CN"/>
+          <w14:ligatures w14:val="none"/>
+        </w:rPr>
+        <w:t xml:space="preserve"> </w:t>
+      </w:r>
+      <w:proofErr w:type="spellStart"/>
+      <w:r>
+        <w:rPr>
+          <w:rFonts w:ascii="Consolas" w:eastAsia="宋体" w:hAnsi="Consolas" w:cs="宋体"/>
+          <w:color w:val="000000"/>
+          <w:kern w:val="0"/>
+          <w:sz w:val="18"/>
+          <w:szCs w:val="18"/>
+          <w:lang w:eastAsia="zh-CN"/>
+          <w14:ligatures w14:val="none"/>
+        </w:rPr>
+        <w:t>cu</w:t>
+      </w:r>
+      <w:r>
+        <w:rPr>
+          <w:rFonts w:ascii="Consolas" w:eastAsia="宋体" w:hAnsi="Consolas" w:cs="宋体"/>
+          <w:color w:val="008080"/>
+          <w:kern w:val="0"/>
+          <w:sz w:val="18"/>
+          <w:szCs w:val="18"/>
+          <w:lang w:eastAsia="zh-CN"/>
+          <w14:ligatures w14:val="none"/>
+        </w:rPr>
+        <w:t>rrentdate</w:t>
+      </w:r>
+      <w:proofErr w:type="spellEnd"/>
+      <w:r>
+        <w:rPr>
+          <w:rFonts w:ascii="Consolas" w:eastAsia="宋体" w:hAnsi="Consolas" w:cs="宋体"/>
+          <w:color w:val="008080"/>
+          <w:kern w:val="0"/>
+          <w:sz w:val="18"/>
+          <w:szCs w:val="18"/>
+          <w:lang w:eastAsia="zh-CN"/>
+          <w14:ligatures w14:val="none"/>
+        </w:rPr>
+        <w:t xml:space="preserve"> -</w:t>
+      </w:r>
+      <w:r>
+        <w:rPr>
+          <w:rFonts w:ascii="Consolas" w:eastAsia="宋体" w:hAnsi="Consolas" w:cs="宋体"/>
+          <w:color w:val="000000"/>
+          <w:kern w:val="0"/>
+          <w:sz w:val="18"/>
+          <w:szCs w:val="18"/>
+          <w:lang w:eastAsia="zh-CN"/>
+          <w14:ligatures w14:val="none"/>
+        </w:rPr>
+        <w:t xml:space="preserve"> </w:t>
+      </w:r>
+      <w:proofErr w:type="gramStart"/>
+      <w:r>
+        <w:rPr>
+          <w:rFonts w:ascii="Consolas" w:eastAsia="宋体" w:hAnsi="Consolas" w:cs="宋体"/>
+          <w:color w:val="3165BB"/>
+          <w:kern w:val="0"/>
+          <w:sz w:val="18"/>
+          <w:szCs w:val="18"/>
+          <w:lang w:eastAsia="zh-CN"/>
+          <w14:ligatures w14:val="none"/>
+        </w:rPr>
+        <w:t>WEEKDAY(</w:t>
+      </w:r>
+      <w:proofErr w:type="spellStart"/>
+      <w:proofErr w:type="gramEnd"/>
+      <w:r>
+        <w:rPr>
+          <w:rFonts w:ascii="Consolas" w:eastAsia="宋体" w:hAnsi="Consolas" w:cs="宋体"/>
+          <w:color w:val="3165BB"/>
+          <w:kern w:val="0"/>
+          <w:sz w:val="18"/>
+          <w:szCs w:val="18"/>
+          <w:lang w:eastAsia="zh-CN"/>
+          <w14:ligatures w14:val="none"/>
+        </w:rPr>
+        <w:t>c</w:t>
+      </w:r>
+      <w:r>
+        <w:rPr>
+          <w:rFonts w:ascii="Consolas" w:eastAsia="宋体" w:hAnsi="Consolas" w:cs="宋体"/>
+          <w:color w:val="000000"/>
+          <w:kern w:val="0"/>
+          <w:sz w:val="18"/>
+          <w:szCs w:val="18"/>
+          <w:lang w:eastAsia="zh-CN"/>
+          <w14:ligatures w14:val="none"/>
+        </w:rPr>
+        <w:t>u</w:t>
+      </w:r>
+      <w:r>
+        <w:rPr>
+          <w:rFonts w:ascii="Consolas" w:eastAsia="宋体" w:hAnsi="Consolas" w:cs="宋体"/>
+          <w:color w:val="008080"/>
+          <w:kern w:val="0"/>
+          <w:sz w:val="18"/>
+          <w:szCs w:val="18"/>
+          <w:lang w:eastAsia="zh-CN"/>
+          <w14:ligatures w14:val="none"/>
+        </w:rPr>
+        <w:t>rrentdate</w:t>
+      </w:r>
+      <w:proofErr w:type="spellEnd"/>
+      <w:r>
+        <w:rPr>
+          <w:rFonts w:ascii="Consolas" w:eastAsia="宋体" w:hAnsi="Consolas" w:cs="宋体"/>
+          <w:color w:val="008080"/>
+          <w:kern w:val="0"/>
+          <w:sz w:val="18"/>
+          <w:szCs w:val="18"/>
+          <w:lang w:eastAsia="zh-CN"/>
+          <w14:ligatures w14:val="none"/>
+        </w:rPr>
+        <w:t xml:space="preserve">, </w:t>
+      </w:r>
+      <w:r>
+        <w:rPr>
+          <w:rFonts w:ascii="Consolas" w:eastAsia="宋体" w:hAnsi="Consolas" w:cs="宋体"/>
+          <w:color w:val="098658"/>
+          <w:kern w:val="0"/>
+          <w:sz w:val="18"/>
+          <w:szCs w:val="18"/>
+          <w:lang w:eastAsia="zh-CN"/>
+          <w14:ligatures w14:val="none"/>
+        </w:rPr>
+        <w:t>1</w:t>
+      </w:r>
+      <w:r>
+        <w:rPr>
+          <w:rFonts w:ascii="Consolas" w:eastAsia="宋体" w:hAnsi="Consolas" w:cs="宋体"/>
+          <w:color w:val="000000"/>
+          <w:kern w:val="0"/>
+          <w:sz w:val="18"/>
+          <w:szCs w:val="18"/>
+          <w:lang w:eastAsia="zh-CN"/>
+          <w14:ligatures w14:val="none"/>
+        </w:rPr>
+        <w:t>)</w:t>
+      </w:r>
+      <w:r>
+        <w:rPr>
+          <w:rFonts w:ascii="Consolas" w:eastAsia="宋体" w:hAnsi="Consolas" w:cs="宋体"/>
+          <w:color w:val="098658"/>
+          <w:kern w:val="0"/>
+          <w:sz w:val="18"/>
+          <w:szCs w:val="18"/>
+          <w:lang w:eastAsia="zh-CN"/>
+          <w14:ligatures w14:val="none"/>
+        </w:rPr>
+        <w:t xml:space="preserve"> </w:t>
+      </w:r>
+      <w:r>
+        <w:rPr>
+          <w:rFonts w:ascii="Consolas" w:eastAsia="宋体" w:hAnsi="Consolas" w:cs="宋体"/>
+          <w:color w:val="000000"/>
+          <w:kern w:val="0"/>
+          <w:sz w:val="18"/>
+          <w:szCs w:val="18"/>
+          <w:lang w:eastAsia="zh-CN"/>
+          <w14:ligatures w14:val="none"/>
+        </w:rPr>
+        <w:t xml:space="preserve">+ </w:t>
+      </w:r>
+      <w:r>
+        <w:rPr>
+          <w:rFonts w:ascii="Consolas" w:eastAsia="宋体" w:hAnsi="Consolas" w:cs="宋体"/>
+          <w:color w:val="098658"/>
+          <w:kern w:val="0"/>
+          <w:sz w:val="18"/>
+          <w:szCs w:val="18"/>
+          <w:lang w:eastAsia="zh-CN"/>
+          <w14:ligatures w14:val="none"/>
+        </w:rPr>
+        <w:t>1</w:t>
+      </w:r>
+    </w:p>
+    <w:p>
+      <w:pPr>
+        <w:shd w:val="clear" w:color="auto" w:fill="FFFFFF"/>
+        <w:spacing w:after="0" w:line="270" w:lineRule="atLeast"/>
+        <w:rPr>
+          <w:rFonts w:ascii="Consolas" w:eastAsia="宋体" w:hAnsi="Consolas" w:cs="宋体"/>
+          <w:color w:val="000000"/>
+          <w:kern w:val="0"/>
+          <w:sz w:val="18"/>
+          <w:szCs w:val="18"/>
+          <w:lang w:eastAsia="zh-CN"/>
+          <w14:ligatures w14:val="none"/>
+        </w:rPr>
+      </w:pPr>
+      <w:r>
+        <w:rPr>
+          <w:rFonts w:ascii="Consolas" w:eastAsia="宋体" w:hAnsi="Consolas" w:cs="宋体"/>
+          <w:color w:val="098658"/>
+          <w:kern w:val="0"/>
+          <w:sz w:val="18"/>
+          <w:szCs w:val="18"/>
+          <w:lang w:eastAsia="zh-CN"/>
+          <w14:ligatures w14:val="none"/>
+        </w:rPr>
+        <w:t>v</w:t>
+      </w:r>
+      <w:r>
+        <w:rPr>
+          <w:rFonts w:ascii="Consolas" w:eastAsia="宋体" w:hAnsi="Consolas" w:cs="宋体"/>
+          <w:color w:val="0000FF"/>
+          <w:kern w:val="0"/>
+          <w:sz w:val="18"/>
+          <w:szCs w:val="18"/>
+          <w:lang w:eastAsia="zh-CN"/>
+          <w14:ligatures w14:val="none"/>
+        </w:rPr>
+        <w:t xml:space="preserve">ar c </w:t>
+      </w:r>
+      <w:r>
+        <w:rPr>
+          <w:rFonts w:ascii="Consolas" w:eastAsia="宋体" w:hAnsi="Consolas" w:cs="宋体"/>
+          <w:color w:val="000000"/>
+          <w:kern w:val="0"/>
+          <w:sz w:val="18"/>
+          <w:szCs w:val="18"/>
+          <w:lang w:eastAsia="zh-CN"/>
+          <w14:ligatures w14:val="none"/>
+        </w:rPr>
+        <w:t>=</w:t>
+      </w:r>
+      <w:r>
+        <w:rPr>
+          <w:rFonts w:ascii="Consolas" w:eastAsia="宋体" w:hAnsi="Consolas" w:cs="宋体"/>
+          <w:color w:val="008080"/>
+          <w:kern w:val="0"/>
+          <w:sz w:val="18"/>
+          <w:szCs w:val="18"/>
+          <w:lang w:eastAsia="zh-CN"/>
+          <w14:ligatures w14:val="none"/>
+        </w:rPr>
+        <w:t xml:space="preserve"> </w:t>
+      </w:r>
+    </w:p>
+    <w:p>
+      <w:pPr>
+        <w:shd w:val="clear" w:color="auto" w:fill="FFFFFF"/>
+        <w:spacing w:after="0" w:line="270" w:lineRule="atLeast"/>
+        <w:rPr>
+          <w:rFonts w:ascii="Consolas" w:eastAsia="宋体" w:hAnsi="Consolas" w:cs="宋体"/>
+          <w:color w:val="000000"/>
+          <w:kern w:val="0"/>
+          <w:sz w:val="18"/>
+          <w:szCs w:val="18"/>
+          <w:lang w:eastAsia="zh-CN"/>
+          <w14:ligatures w14:val="none"/>
+        </w:rPr>
+      </w:pPr>
+      <w:r>
+        <w:rPr>
+          <w:rFonts w:ascii="Consolas" w:eastAsia="宋体" w:hAnsi="Consolas" w:cs="宋体"/>
+          <w:color w:val="3165BB"/>
+          <w:kern w:val="0"/>
+          <w:sz w:val="18"/>
+          <w:szCs w:val="18"/>
+          <w:lang w:eastAsia="zh-CN"/>
+          <w14:ligatures w14:val="none"/>
+        </w:rPr>
+        <w:t>CALCULATE([ac</w:t>
+      </w:r>
+      <w:r>
+        <w:rPr>
+          <w:rFonts w:ascii="Consolas" w:eastAsia="宋体" w:hAnsi="Consolas" w:cs="宋体"/>
+          <w:color w:val="000000"/>
+          <w:kern w:val="0"/>
+          <w:sz w:val="18"/>
+          <w:szCs w:val="18"/>
+          <w:lang w:eastAsia="zh-CN"/>
+          <w14:ligatures w14:val="none"/>
+        </w:rPr>
+        <w:t>t</w:t>
+      </w:r>
+      <w:r>
+        <w:rPr>
+          <w:rFonts w:ascii="Consolas" w:eastAsia="宋体" w:hAnsi="Consolas" w:cs="宋体"/>
+          <w:color w:val="68349C"/>
+          <w:kern w:val="0"/>
+          <w:sz w:val="18"/>
+          <w:szCs w:val="18"/>
+          <w:lang w:eastAsia="zh-CN"/>
+          <w14:ligatures w14:val="none"/>
+        </w:rPr>
+        <w:t>uals],</w:t>
+      </w:r>
+    </w:p>
+    <w:p>
+      <w:pPr>
+        <w:shd w:val="clear" w:color="auto" w:fill="FFFFFF"/>
+        <w:spacing w:after="0" w:line="270" w:lineRule="atLeast"/>
+        <w:rPr>
+          <w:rFonts w:ascii="Consolas" w:eastAsia="宋体" w:hAnsi="Consolas" w:cs="宋体"/>
+          <w:color w:val="000000"/>
+          <w:kern w:val="0"/>
+          <w:sz w:val="18"/>
+          <w:szCs w:val="18"/>
+          <w:lang w:eastAsia="zh-CN"/>
+          <w14:ligatures w14:val="none"/>
+        </w:rPr>
+      </w:pPr>
+      <w:proofErr w:type="gramStart"/>
+      <w:r>
+        <w:rPr>
+          <w:rFonts w:ascii="Consolas" w:eastAsia="宋体" w:hAnsi="Consolas" w:cs="宋体"/>
+          <w:color w:val="3165BB"/>
+          <w:kern w:val="0"/>
+          <w:sz w:val="18"/>
+          <w:szCs w:val="18"/>
+          <w:lang w:eastAsia="zh-CN"/>
+          <w14:ligatures w14:val="none"/>
+        </w:rPr>
+        <w:t>DATESBETWEEN(</w:t>
+      </w:r>
+      <w:proofErr w:type="gramEnd"/>
+    </w:p>
+    <w:p>
+      <w:pPr>
+        <w:shd w:val="clear" w:color="auto" w:fill="FFFFFF"/>
+        <w:spacing w:after="0" w:line="270" w:lineRule="atLeast"/>
+        <w:rPr>
+          <w:rFonts w:ascii="Consolas" w:eastAsia="宋体" w:hAnsi="Consolas" w:cs="宋体"/>
+          <w:color w:val="000000"/>
+          <w:kern w:val="0"/>
+          <w:sz w:val="18"/>
+          <w:szCs w:val="18"/>
+          <w:lang w:eastAsia="zh-CN"/>
+          <w14:ligatures w14:val="none"/>
+        </w:rPr>
+      </w:pPr>
+      <w:r>
+        <w:rPr>
+          <w:rFonts w:ascii="Consolas" w:eastAsia="宋体" w:hAnsi="Consolas" w:cs="宋体"/>
+          <w:color w:val="000000"/>
+          <w:kern w:val="0"/>
+          <w:sz w:val="18"/>
+          <w:szCs w:val="18"/>
+          <w:lang w:eastAsia="zh-CN"/>
+          <w14:ligatures w14:val="none"/>
+        </w:rPr>
+        <w:t>    'Calen</w:t>
+      </w:r>
+      <w:r>
+        <w:rPr>
+          <w:rFonts w:ascii="Consolas" w:eastAsia="宋体" w:hAnsi="Consolas" w:cs="宋体"/>
+          <w:color w:val="001080"/>
+          <w:kern w:val="0"/>
+          <w:sz w:val="18"/>
+          <w:szCs w:val="18"/>
+          <w:lang w:eastAsia="zh-CN"/>
+          <w14:ligatures w14:val="none"/>
+        </w:rPr>
+        <w:t>dar'[Date],</w:t>
+      </w:r>
+    </w:p>
+    <w:p>
+      <w:pPr>
+        <w:shd w:val="clear" w:color="auto" w:fill="FFFFFF"/>
+        <w:spacing w:after="0" w:line="270" w:lineRule="atLeast"/>
+        <w:rPr>
+          <w:rFonts w:ascii="Consolas" w:eastAsia="宋体" w:hAnsi="Consolas" w:cs="宋体"/>
+          <w:color w:val="000000"/>
+          <w:kern w:val="0"/>
+          <w:sz w:val="18"/>
+          <w:szCs w:val="18"/>
+          <w:lang w:eastAsia="zh-CN"/>
+          <w14:ligatures w14:val="none"/>
+        </w:rPr>
+      </w:pPr>
+      <w:r>
+        <w:rPr>
+          <w:rFonts w:ascii="Consolas" w:eastAsia="宋体" w:hAnsi="Consolas" w:cs="宋体"/>
+          <w:color w:val="000000"/>
+          <w:kern w:val="0"/>
+          <w:sz w:val="18"/>
+          <w:szCs w:val="18"/>
+          <w:lang w:eastAsia="zh-CN"/>
+          <w14:ligatures w14:val="none"/>
+        </w:rPr>
+        <w:t xml:space="preserve">    </w:t>
+      </w:r>
+      <w:proofErr w:type="spellStart"/>
+      <w:r>
+        <w:rPr>
+          <w:rFonts w:ascii="Consolas" w:eastAsia="宋体" w:hAnsi="Consolas" w:cs="宋体"/>
+          <w:color w:val="000000"/>
+          <w:kern w:val="0"/>
+          <w:sz w:val="18"/>
+          <w:szCs w:val="18"/>
+          <w:lang w:eastAsia="zh-CN"/>
+          <w14:ligatures w14:val="none"/>
+        </w:rPr>
+        <w:t>startof</w:t>
+      </w:r>
+      <w:r>
+        <w:rPr>
+          <w:rFonts w:ascii="Consolas" w:eastAsia="宋体" w:hAnsi="Consolas" w:cs="宋体"/>
+          <w:color w:val="008080"/>
+          <w:kern w:val="0"/>
+          <w:sz w:val="18"/>
+          <w:szCs w:val="18"/>
+          <w:lang w:eastAsia="zh-CN"/>
+          <w14:ligatures w14:val="none"/>
+        </w:rPr>
+        <w:t>week</w:t>
+      </w:r>
+      <w:proofErr w:type="spellEnd"/>
+      <w:r>
+        <w:rPr>
+          <w:rFonts w:ascii="Consolas" w:eastAsia="宋体" w:hAnsi="Consolas" w:cs="宋体"/>
+          <w:color w:val="008080"/>
+          <w:kern w:val="0"/>
+          <w:sz w:val="18"/>
+          <w:szCs w:val="18"/>
+          <w:lang w:eastAsia="zh-CN"/>
+          <w14:ligatures w14:val="none"/>
+        </w:rPr>
+        <w:t>,</w:t>
+      </w:r>
+    </w:p>
+    <w:p>
+      <w:pPr>
+        <w:shd w:val="clear" w:color="auto" w:fill="FFFFFF"/>
+        <w:spacing w:after="0" w:line="270" w:lineRule="atLeast"/>
+        <w:rPr>
+          <w:rFonts w:ascii="Consolas" w:eastAsia="宋体" w:hAnsi="Consolas" w:cs="宋体"/>
+          <w:color w:val="000000"/>
+          <w:kern w:val="0"/>
+          <w:sz w:val="18"/>
+          <w:szCs w:val="18"/>
+          <w:lang w:eastAsia="zh-CN"/>
+          <w14:ligatures w14:val="none"/>
+        </w:rPr>
+      </w:pPr>
+      <w:r>
+        <w:rPr>
+          <w:rFonts w:ascii="Consolas" w:eastAsia="宋体" w:hAnsi="Consolas" w:cs="宋体"/>
+          <w:color w:val="000000"/>
+          <w:kern w:val="0"/>
+          <w:sz w:val="18"/>
+          <w:szCs w:val="18"/>
+          <w:lang w:eastAsia="zh-CN"/>
+          <w14:ligatures w14:val="none"/>
+        </w:rPr>
+        <w:t xml:space="preserve">    </w:t>
+      </w:r>
+      <w:proofErr w:type="spellStart"/>
+      <w:r>
+        <w:rPr>
+          <w:rFonts w:ascii="Consolas" w:eastAsia="宋体" w:hAnsi="Consolas" w:cs="宋体"/>
+          <w:color w:val="000000"/>
+          <w:kern w:val="0"/>
+          <w:sz w:val="18"/>
+          <w:szCs w:val="18"/>
+          <w:lang w:eastAsia="zh-CN"/>
+          <w14:ligatures w14:val="none"/>
+        </w:rPr>
+        <w:t>currentd</w:t>
+      </w:r>
+      <w:r>
+        <w:rPr>
+          <w:rFonts w:ascii="Consolas" w:eastAsia="宋体" w:hAnsi="Consolas" w:cs="宋体"/>
+          <w:color w:val="008080"/>
+          <w:kern w:val="0"/>
+          <w:sz w:val="18"/>
+          <w:szCs w:val="18"/>
+          <w:lang w:eastAsia="zh-CN"/>
+          <w14:ligatures w14:val="none"/>
+        </w:rPr>
+        <w:t>ate</w:t>
+      </w:r>
+      <w:proofErr w:type="spellEnd"/>
+    </w:p>
+    <w:p>
+      <w:pPr>
+        <w:shd w:val="clear" w:color="auto" w:fill="FFFFFF"/>
+        <w:spacing w:after="0" w:line="270" w:lineRule="atLeast"/>
+        <w:rPr>
+          <w:rFonts w:ascii="Consolas" w:eastAsia="宋体" w:hAnsi="Consolas" w:cs="宋体"/>
+          <w:color w:val="000000"/>
+          <w:kern w:val="0"/>
+          <w:sz w:val="18"/>
+          <w:szCs w:val="18"/>
+          <w:lang w:eastAsia="zh-CN"/>
+          <w14:ligatures w14:val="none"/>
+        </w:rPr>
+      </w:pPr>
+      <w:r>
+        <w:rPr>
+          <w:rFonts w:ascii="Consolas" w:eastAsia="宋体" w:hAnsi="Consolas" w:cs="宋体"/>
+          <w:color w:val="000000"/>
+          <w:kern w:val="0"/>
+          <w:sz w:val="18"/>
+          <w:szCs w:val="18"/>
+          <w:lang w:eastAsia="zh-CN"/>
+          <w14:ligatures w14:val="none"/>
+        </w:rPr>
+        <w:t>)</w:t>
+      </w:r>
+    </w:p>
+    <w:p>
+      <w:pPr>
+        <w:shd w:val="clear" w:color="auto" w:fill="FFFFFF"/>
+        <w:spacing w:after="0" w:line="270" w:lineRule="atLeast"/>
+        <w:rPr>
+          <w:rFonts w:ascii="Consolas" w:eastAsia="宋体" w:hAnsi="Consolas" w:cs="宋体"/>
+          <w:color w:val="000000"/>
+          <w:kern w:val="0"/>
+          <w:sz w:val="18"/>
+          <w:szCs w:val="18"/>
+          <w:lang w:eastAsia="zh-CN"/>
+          <w14:ligatures w14:val="none"/>
+        </w:rPr>
+      </w:pPr>
+      <w:r>
+        <w:rPr>
+          <w:rFonts w:ascii="Consolas" w:eastAsia="宋体" w:hAnsi="Consolas" w:cs="宋体"/>
+          <w:color w:val="000000"/>
+          <w:kern w:val="0"/>
+          <w:sz w:val="18"/>
+          <w:szCs w:val="18"/>
+          <w:lang w:eastAsia="zh-CN"/>
+          <w14:ligatures w14:val="none"/>
+        </w:rPr>
+        <w:t>)</w:t>
+      </w:r>
+    </w:p>
+    <w:p>
+      <w:pPr>
+        <w:shd w:val="clear" w:color="auto" w:fill="FFFFFF"/>
+        <w:spacing w:after="0" w:line="270" w:lineRule="atLeast"/>
+        <w:rPr>
+          <w:rFonts w:ascii="Consolas" w:eastAsia="宋体" w:hAnsi="Consolas" w:cs="宋体"/>
+          <w:color w:val="000000"/>
+          <w:kern w:val="0"/>
+          <w:sz w:val="18"/>
+          <w:szCs w:val="18"/>
+          <w:lang w:eastAsia="zh-CN"/>
+          <w14:ligatures w14:val="none"/>
+        </w:rPr>
+      </w:pPr>
+      <w:r>
+        <w:rPr>
+          <w:rFonts w:ascii="Consolas" w:eastAsia="宋体" w:hAnsi="Consolas" w:cs="宋体"/>
+          <w:color w:val="0000FF"/>
+          <w:kern w:val="0"/>
+          <w:sz w:val="18"/>
+          <w:szCs w:val="18"/>
+          <w:lang w:eastAsia="zh-CN"/>
+          <w14:ligatures w14:val="none"/>
+        </w:rPr>
+        <w:t>return</w:t>
+      </w:r>
+      <w:r>
+        <w:rPr>
+          <w:rFonts w:ascii="Consolas" w:eastAsia="宋体" w:hAnsi="Consolas" w:cs="宋体"/>
+          <w:color w:val="000000"/>
+          <w:kern w:val="0"/>
+          <w:sz w:val="18"/>
+          <w:szCs w:val="18"/>
+          <w:lang w:eastAsia="zh-CN"/>
+          <w14:ligatures w14:val="none"/>
+        </w:rPr>
+        <w:t xml:space="preserve"> </w:t>
+      </w:r>
+      <w:r>
+        <w:rPr>
+          <w:rFonts w:ascii="Consolas" w:eastAsia="宋体" w:hAnsi="Consolas" w:cs="宋体"/>
+          <w:color w:val="3165BB"/>
+          <w:kern w:val="0"/>
+          <w:sz w:val="18"/>
+          <w:szCs w:val="18"/>
+          <w:lang w:eastAsia="zh-CN"/>
+          <w14:ligatures w14:val="none"/>
+        </w:rPr>
+        <w:t>IF</w:t>
+      </w:r>
+      <w:r>
+        <w:rPr>
+          <w:rFonts w:ascii="Consolas" w:eastAsia="宋体" w:hAnsi="Consolas" w:cs="宋体"/>
+          <w:color w:val="000000"/>
+          <w:kern w:val="0"/>
+          <w:sz w:val="18"/>
+          <w:szCs w:val="18"/>
+          <w:lang w:eastAsia="zh-CN"/>
+          <w14:ligatures w14:val="none"/>
+        </w:rPr>
+        <w:t>(</w:t>
+      </w:r>
+      <w:r>
+        <w:rPr>
+          <w:rFonts w:ascii="Consolas" w:eastAsia="宋体" w:hAnsi="Consolas" w:cs="宋体"/>
+          <w:color w:val="3165BB"/>
+          <w:kern w:val="0"/>
+          <w:sz w:val="18"/>
+          <w:szCs w:val="18"/>
+          <w:lang w:eastAsia="zh-CN"/>
+          <w14:ligatures w14:val="none"/>
+        </w:rPr>
+        <w:t>I</w:t>
+      </w:r>
+      <w:r>
+        <w:rPr>
+          <w:rFonts w:ascii="Consolas" w:eastAsia="宋体" w:hAnsi="Consolas" w:cs="宋体"/>
+          <w:color w:val="0000FF"/>
+          <w:kern w:val="0"/>
+          <w:sz w:val="18"/>
+          <w:szCs w:val="18"/>
+          <w:lang w:eastAsia="zh-CN"/>
+          <w14:ligatures w14:val="none"/>
+        </w:rPr>
+        <w:t>SBLANK</w:t>
+      </w:r>
+      <w:r>
+        <w:rPr>
+          <w:rFonts w:ascii="Consolas" w:eastAsia="宋体" w:hAnsi="Consolas" w:cs="宋体"/>
+          <w:color w:val="000000"/>
+          <w:kern w:val="0"/>
+          <w:sz w:val="18"/>
+          <w:szCs w:val="18"/>
+          <w:lang w:eastAsia="zh-CN"/>
+          <w14:ligatures w14:val="none"/>
+        </w:rPr>
+        <w:t>(</w:t>
+      </w:r>
+      <w:r>
+        <w:rPr>
+          <w:rFonts w:ascii="Consolas" w:eastAsia="宋体" w:hAnsi="Consolas" w:cs="宋体"/>
+          <w:color w:val="3165BB"/>
+          <w:kern w:val="0"/>
+          <w:sz w:val="18"/>
+          <w:szCs w:val="18"/>
+          <w:lang w:eastAsia="zh-CN"/>
+          <w14:ligatures w14:val="none"/>
+        </w:rPr>
+        <w:t>c)</w:t>
+      </w:r>
+      <w:r>
+        <w:rPr>
+          <w:rFonts w:ascii="Consolas" w:eastAsia="宋体" w:hAnsi="Consolas" w:cs="宋体"/>
+          <w:color w:val="000000"/>
+          <w:kern w:val="0"/>
+          <w:sz w:val="18"/>
+          <w:szCs w:val="18"/>
+          <w:lang w:eastAsia="zh-CN"/>
+          <w14:ligatures w14:val="none"/>
+        </w:rPr>
+        <w:t>,</w:t>
+      </w:r>
+      <w:r>
+        <w:rPr>
+          <w:rFonts w:ascii="Consolas" w:eastAsia="宋体" w:hAnsi="Consolas" w:cs="宋体"/>
+          <w:color w:val="3165BB"/>
+          <w:kern w:val="0"/>
+          <w:sz w:val="18"/>
+          <w:szCs w:val="18"/>
+          <w:lang w:eastAsia="zh-CN"/>
+          <w14:ligatures w14:val="none"/>
+        </w:rPr>
+        <w:t xml:space="preserve"> 0, c)</w:t>
+      </w:r>
+    </w:p>
+    <w:p>
+      <w:pPr>
+        <w:pStyle w:val="af"/>
+      </w:pPr>
+    </w:p>
+    <w:p>
+      <w:pPr>
+        <w:shd w:val="clear" w:color="auto" w:fill="FFFFFF"/>
+        <w:spacing w:after="0" w:line="270" w:lineRule="atLeast"/>
+        <w:rPr>
+          <w:rFonts w:ascii="Consolas" w:eastAsia="宋体" w:hAnsi="Consolas" w:cs="宋体"/>
+          <w:color w:val="000000"/>
+          <w:kern w:val="0"/>
+          <w:sz w:val="18"/>
+          <w:szCs w:val="18"/>
+          <w:lang w:eastAsia="zh-CN"/>
+          <w14:ligatures w14:val="none"/>
+        </w:rPr>
+      </w:pPr>
+      <w:proofErr w:type="spellStart"/>
+      <w:r>
+        <w:rPr>
+          <w:rFonts w:ascii="Consolas" w:eastAsia="宋体" w:hAnsi="Consolas" w:cs="宋体"/>
+          <w:color w:val="000000"/>
+          <w:kern w:val="0"/>
+          <w:sz w:val="18"/>
+          <w:szCs w:val="18"/>
+          <w:lang w:eastAsia="zh-CN"/>
+          <w14:ligatures w14:val="none"/>
+        </w:rPr>
+        <w:t>actuals_wtd_lw</w:t>
+      </w:r>
+      <w:proofErr w:type="spellEnd"/>
+      <w:r>
+        <w:rPr>
+          <w:rFonts w:ascii="Consolas" w:eastAsia="宋体" w:hAnsi="Consolas" w:cs="宋体"/>
+          <w:color w:val="000000"/>
+          <w:kern w:val="0"/>
+          <w:sz w:val="18"/>
+          <w:szCs w:val="18"/>
+          <w:lang w:eastAsia="zh-CN"/>
+          <w14:ligatures w14:val="none"/>
+        </w:rPr>
+        <w:t xml:space="preserve"> = </w:t>
+      </w:r>
+    </w:p>
+    <w:p>
+      <w:pPr>
+        <w:shd w:val="clear" w:color="auto" w:fill="FFFFFF"/>
+        <w:spacing w:after="0" w:line="270" w:lineRule="atLeast"/>
+        <w:rPr>
+          <w:rFonts w:ascii="Consolas" w:eastAsia="宋体" w:hAnsi="Consolas" w:cs="宋体"/>
+          <w:color w:val="000000"/>
+          <w:kern w:val="0"/>
+          <w:sz w:val="18"/>
+          <w:szCs w:val="18"/>
+          <w:lang w:eastAsia="zh-CN"/>
+          <w14:ligatures w14:val="none"/>
+        </w:rPr>
+      </w:pPr>
+      <w:r>
+        <w:rPr>
+          <w:rFonts w:ascii="Consolas" w:eastAsia="宋体" w:hAnsi="Consolas" w:cs="宋体"/>
+          <w:color w:val="0000FF"/>
+          <w:kern w:val="0"/>
+          <w:sz w:val="18"/>
+          <w:szCs w:val="18"/>
+          <w:lang w:eastAsia="zh-CN"/>
+          <w14:ligatures w14:val="none"/>
+        </w:rPr>
+        <w:t xml:space="preserve">var </w:t>
+      </w:r>
+      <w:proofErr w:type="spellStart"/>
+      <w:r>
+        <w:rPr>
+          <w:rFonts w:ascii="Consolas" w:eastAsia="宋体" w:hAnsi="Consolas" w:cs="宋体"/>
+          <w:color w:val="000000"/>
+          <w:kern w:val="0"/>
+          <w:sz w:val="18"/>
+          <w:szCs w:val="18"/>
+          <w:lang w:eastAsia="zh-CN"/>
+          <w14:ligatures w14:val="none"/>
+        </w:rPr>
+        <w:t>c</w:t>
+      </w:r>
+      <w:r>
+        <w:rPr>
+          <w:rFonts w:ascii="Consolas" w:eastAsia="宋体" w:hAnsi="Consolas" w:cs="宋体"/>
+          <w:color w:val="008080"/>
+          <w:kern w:val="0"/>
+          <w:sz w:val="18"/>
+          <w:szCs w:val="18"/>
+          <w:lang w:eastAsia="zh-CN"/>
+          <w14:ligatures w14:val="none"/>
+        </w:rPr>
+        <w:t>urrentdate</w:t>
+      </w:r>
+      <w:proofErr w:type="spellEnd"/>
+      <w:r>
+        <w:rPr>
+          <w:rFonts w:ascii="Consolas" w:eastAsia="宋体" w:hAnsi="Consolas" w:cs="宋体"/>
+          <w:color w:val="008080"/>
+          <w:kern w:val="0"/>
+          <w:sz w:val="18"/>
+          <w:szCs w:val="18"/>
+          <w:lang w:eastAsia="zh-CN"/>
+          <w14:ligatures w14:val="none"/>
+        </w:rPr>
+        <w:t xml:space="preserve"> </w:t>
+      </w:r>
+      <w:r>
+        <w:rPr>
+          <w:rFonts w:ascii="Consolas" w:eastAsia="宋体" w:hAnsi="Consolas" w:cs="宋体"/>
+          <w:color w:val="000000"/>
+          <w:kern w:val="0"/>
+          <w:sz w:val="18"/>
+          <w:szCs w:val="18"/>
+          <w:lang w:eastAsia="zh-CN"/>
+          <w14:ligatures w14:val="none"/>
+        </w:rPr>
+        <w:t xml:space="preserve">= </w:t>
+      </w:r>
+      <w:r>
+        <w:rPr>
+          <w:rFonts w:ascii="Consolas" w:eastAsia="宋体" w:hAnsi="Consolas" w:cs="宋体"/>
+          <w:color w:val="3165BB"/>
+          <w:kern w:val="0"/>
+          <w:sz w:val="18"/>
+          <w:szCs w:val="18"/>
+          <w:lang w:eastAsia="zh-CN"/>
+          <w14:ligatures w14:val="none"/>
+        </w:rPr>
+        <w:t>MAX(</w:t>
+      </w:r>
+      <w:r>
+        <w:rPr>
+          <w:rFonts w:ascii="Consolas" w:eastAsia="宋体" w:hAnsi="Consolas" w:cs="宋体"/>
+          <w:color w:val="000000"/>
+          <w:kern w:val="0"/>
+          <w:sz w:val="18"/>
+          <w:szCs w:val="18"/>
+          <w:lang w:eastAsia="zh-CN"/>
+          <w14:ligatures w14:val="none"/>
+        </w:rPr>
+        <w:t>'</w:t>
+      </w:r>
+      <w:r>
+        <w:rPr>
+          <w:rFonts w:ascii="Consolas" w:eastAsia="宋体" w:hAnsi="Consolas" w:cs="宋体"/>
+          <w:color w:val="001080"/>
+          <w:kern w:val="0"/>
+          <w:sz w:val="18"/>
+          <w:szCs w:val="18"/>
+          <w:lang w:eastAsia="zh-CN"/>
+          <w14:ligatures w14:val="none"/>
+        </w:rPr>
+        <w:t>Calendar'[Date])</w:t>
+      </w:r>
+    </w:p>
+    <w:p>
+      <w:pPr>
+        <w:shd w:val="clear" w:color="auto" w:fill="FFFFFF"/>
+        <w:spacing w:after="0" w:line="270" w:lineRule="atLeast"/>
+        <w:rPr>
+          <w:rFonts w:ascii="Consolas" w:eastAsia="宋体" w:hAnsi="Consolas" w:cs="宋体"/>
+          <w:color w:val="000000"/>
+          <w:kern w:val="0"/>
+          <w:sz w:val="18"/>
+          <w:szCs w:val="18"/>
+          <w:lang w:eastAsia="zh-CN"/>
+          <w14:ligatures w14:val="none"/>
+        </w:rPr>
+      </w:pPr>
+      <w:r>
+        <w:rPr>
+          <w:rFonts w:ascii="Consolas" w:eastAsia="宋体" w:hAnsi="Consolas" w:cs="宋体"/>
+          <w:color w:val="0000FF"/>
+          <w:kern w:val="0"/>
+          <w:sz w:val="18"/>
+          <w:szCs w:val="18"/>
+          <w:lang w:eastAsia="zh-CN"/>
+          <w14:ligatures w14:val="none"/>
+        </w:rPr>
+        <w:t xml:space="preserve">var </w:t>
+      </w:r>
+      <w:proofErr w:type="spellStart"/>
+      <w:r>
+        <w:rPr>
+          <w:rFonts w:ascii="Consolas" w:eastAsia="宋体" w:hAnsi="Consolas" w:cs="宋体"/>
+          <w:color w:val="0000FF"/>
+          <w:kern w:val="0"/>
+          <w:sz w:val="18"/>
+          <w:szCs w:val="18"/>
+          <w:lang w:eastAsia="zh-CN"/>
+          <w14:ligatures w14:val="none"/>
+        </w:rPr>
+        <w:t>s</w:t>
+      </w:r>
+      <w:r>
+        <w:rPr>
+          <w:rFonts w:ascii="Consolas" w:eastAsia="宋体" w:hAnsi="Consolas" w:cs="宋体"/>
+          <w:color w:val="000000"/>
+          <w:kern w:val="0"/>
+          <w:sz w:val="18"/>
+          <w:szCs w:val="18"/>
+          <w:lang w:eastAsia="zh-CN"/>
+          <w14:ligatures w14:val="none"/>
+        </w:rPr>
+        <w:t>t</w:t>
+      </w:r>
+      <w:r>
+        <w:rPr>
+          <w:rFonts w:ascii="Consolas" w:eastAsia="宋体" w:hAnsi="Consolas" w:cs="宋体"/>
+          <w:color w:val="008080"/>
+          <w:kern w:val="0"/>
+          <w:sz w:val="18"/>
+          <w:szCs w:val="18"/>
+          <w:lang w:eastAsia="zh-CN"/>
+          <w14:ligatures w14:val="none"/>
+        </w:rPr>
+        <w:t>artofthisweek</w:t>
+      </w:r>
+      <w:proofErr w:type="spellEnd"/>
+      <w:r>
+        <w:rPr>
+          <w:rFonts w:ascii="Consolas" w:eastAsia="宋体" w:hAnsi="Consolas" w:cs="宋体"/>
+          <w:color w:val="008080"/>
+          <w:kern w:val="0"/>
+          <w:sz w:val="18"/>
+          <w:szCs w:val="18"/>
+          <w:lang w:eastAsia="zh-CN"/>
+          <w14:ligatures w14:val="none"/>
+        </w:rPr>
+        <w:t xml:space="preserve"> =</w:t>
+      </w:r>
+      <w:r>
+        <w:rPr>
+          <w:rFonts w:ascii="Consolas" w:eastAsia="宋体" w:hAnsi="Consolas" w:cs="宋体"/>
+          <w:color w:val="000000"/>
+          <w:kern w:val="0"/>
+          <w:sz w:val="18"/>
+          <w:szCs w:val="18"/>
+          <w:lang w:eastAsia="zh-CN"/>
+          <w14:ligatures w14:val="none"/>
+        </w:rPr>
+        <w:t xml:space="preserve"> </w:t>
+      </w:r>
+      <w:proofErr w:type="spellStart"/>
+      <w:r>
+        <w:rPr>
+          <w:rFonts w:ascii="Consolas" w:eastAsia="宋体" w:hAnsi="Consolas" w:cs="宋体"/>
+          <w:color w:val="000000"/>
+          <w:kern w:val="0"/>
+          <w:sz w:val="18"/>
+          <w:szCs w:val="18"/>
+          <w:lang w:eastAsia="zh-CN"/>
+          <w14:ligatures w14:val="none"/>
+        </w:rPr>
+        <w:t>cu</w:t>
+      </w:r>
+      <w:r>
+        <w:rPr>
+          <w:rFonts w:ascii="Consolas" w:eastAsia="宋体" w:hAnsi="Consolas" w:cs="宋体"/>
+          <w:color w:val="008080"/>
+          <w:kern w:val="0"/>
+          <w:sz w:val="18"/>
+          <w:szCs w:val="18"/>
+          <w:lang w:eastAsia="zh-CN"/>
+          <w14:ligatures w14:val="none"/>
+        </w:rPr>
+        <w:t>rrentdate</w:t>
+      </w:r>
+      <w:proofErr w:type="spellEnd"/>
+      <w:r>
+        <w:rPr>
+          <w:rFonts w:ascii="Consolas" w:eastAsia="宋体" w:hAnsi="Consolas" w:cs="宋体"/>
+          <w:color w:val="008080"/>
+          <w:kern w:val="0"/>
+          <w:sz w:val="18"/>
+          <w:szCs w:val="18"/>
+          <w:lang w:eastAsia="zh-CN"/>
+          <w14:ligatures w14:val="none"/>
+        </w:rPr>
+        <w:t xml:space="preserve"> -</w:t>
+      </w:r>
+      <w:r>
+        <w:rPr>
+          <w:rFonts w:ascii="Consolas" w:eastAsia="宋体" w:hAnsi="Consolas" w:cs="宋体"/>
+          <w:color w:val="000000"/>
+          <w:kern w:val="0"/>
+          <w:sz w:val="18"/>
+          <w:szCs w:val="18"/>
+          <w:lang w:eastAsia="zh-CN"/>
+          <w14:ligatures w14:val="none"/>
+        </w:rPr>
+        <w:t xml:space="preserve"> </w:t>
+      </w:r>
+      <w:proofErr w:type="gramStart"/>
+      <w:r>
+        <w:rPr>
+          <w:rFonts w:ascii="Consolas" w:eastAsia="宋体" w:hAnsi="Consolas" w:cs="宋体"/>
+          <w:color w:val="3165BB"/>
+          <w:kern w:val="0"/>
+          <w:sz w:val="18"/>
+          <w:szCs w:val="18"/>
+          <w:lang w:eastAsia="zh-CN"/>
+          <w14:ligatures w14:val="none"/>
+        </w:rPr>
+        <w:t>WEEKDAY(</w:t>
+      </w:r>
+      <w:proofErr w:type="spellStart"/>
+      <w:proofErr w:type="gramEnd"/>
+      <w:r>
+        <w:rPr>
+          <w:rFonts w:ascii="Consolas" w:eastAsia="宋体" w:hAnsi="Consolas" w:cs="宋体"/>
+          <w:color w:val="3165BB"/>
+          <w:kern w:val="0"/>
+          <w:sz w:val="18"/>
+          <w:szCs w:val="18"/>
+          <w:lang w:eastAsia="zh-CN"/>
+          <w14:ligatures w14:val="none"/>
+        </w:rPr>
+        <w:t>c</w:t>
+      </w:r>
+      <w:r>
+        <w:rPr>
+          <w:rFonts w:ascii="Consolas" w:eastAsia="宋体" w:hAnsi="Consolas" w:cs="宋体"/>
+          <w:color w:val="000000"/>
+          <w:kern w:val="0"/>
+          <w:sz w:val="18"/>
+          <w:szCs w:val="18"/>
+          <w:lang w:eastAsia="zh-CN"/>
+          <w14:ligatures w14:val="none"/>
+        </w:rPr>
+        <w:t>u</w:t>
+      </w:r>
+      <w:r>
+        <w:rPr>
+          <w:rFonts w:ascii="Consolas" w:eastAsia="宋体" w:hAnsi="Consolas" w:cs="宋体"/>
+          <w:color w:val="008080"/>
+          <w:kern w:val="0"/>
+          <w:sz w:val="18"/>
+          <w:szCs w:val="18"/>
+          <w:lang w:eastAsia="zh-CN"/>
+          <w14:ligatures w14:val="none"/>
+        </w:rPr>
+        <w:t>rrentdate</w:t>
+      </w:r>
+      <w:proofErr w:type="spellEnd"/>
+      <w:r>
+        <w:rPr>
+          <w:rFonts w:ascii="Consolas" w:eastAsia="宋体" w:hAnsi="Consolas" w:cs="宋体"/>
+          <w:color w:val="008080"/>
+          <w:kern w:val="0"/>
+          <w:sz w:val="18"/>
+          <w:szCs w:val="18"/>
+          <w:lang w:eastAsia="zh-CN"/>
+          <w14:ligatures w14:val="none"/>
+        </w:rPr>
+        <w:t xml:space="preserve">, </w:t>
+      </w:r>
+      <w:r>
+        <w:rPr>
+          <w:rFonts w:ascii="Consolas" w:eastAsia="宋体" w:hAnsi="Consolas" w:cs="宋体"/>
+          <w:color w:val="098658"/>
+          <w:kern w:val="0"/>
+          <w:sz w:val="18"/>
+          <w:szCs w:val="18"/>
+          <w:lang w:eastAsia="zh-CN"/>
+          <w14:ligatures w14:val="none"/>
+        </w:rPr>
+        <w:t>1</w:t>
+      </w:r>
+      <w:r>
+        <w:rPr>
+          <w:rFonts w:ascii="Consolas" w:eastAsia="宋体" w:hAnsi="Consolas" w:cs="宋体"/>
+          <w:color w:val="000000"/>
+          <w:kern w:val="0"/>
+          <w:sz w:val="18"/>
+          <w:szCs w:val="18"/>
+          <w:lang w:eastAsia="zh-CN"/>
+          <w14:ligatures w14:val="none"/>
+        </w:rPr>
+        <w:t>)</w:t>
+      </w:r>
+      <w:r>
+        <w:rPr>
+          <w:rFonts w:ascii="Consolas" w:eastAsia="宋体" w:hAnsi="Consolas" w:cs="宋体"/>
+          <w:color w:val="098658"/>
+          <w:kern w:val="0"/>
+          <w:sz w:val="18"/>
+          <w:szCs w:val="18"/>
+          <w:lang w:eastAsia="zh-CN"/>
+          <w14:ligatures w14:val="none"/>
+        </w:rPr>
+        <w:t xml:space="preserve"> </w:t>
+      </w:r>
+      <w:r>
+        <w:rPr>
+          <w:rFonts w:ascii="Consolas" w:eastAsia="宋体" w:hAnsi="Consolas" w:cs="宋体"/>
+          <w:color w:val="000000"/>
+          <w:kern w:val="0"/>
+          <w:sz w:val="18"/>
+          <w:szCs w:val="18"/>
+          <w:lang w:eastAsia="zh-CN"/>
+          <w14:ligatures w14:val="none"/>
+        </w:rPr>
+        <w:t xml:space="preserve">+ </w:t>
+      </w:r>
+      <w:r>
+        <w:rPr>
+          <w:rFonts w:ascii="Consolas" w:eastAsia="宋体" w:hAnsi="Consolas" w:cs="宋体"/>
+          <w:color w:val="098658"/>
+          <w:kern w:val="0"/>
+          <w:sz w:val="18"/>
+          <w:szCs w:val="18"/>
+          <w:lang w:eastAsia="zh-CN"/>
+          <w14:ligatures w14:val="none"/>
+        </w:rPr>
+        <w:t>1</w:t>
+      </w:r>
+    </w:p>
+    <w:p>
+      <w:pPr>
+        <w:shd w:val="clear" w:color="auto" w:fill="FFFFFF"/>
+        <w:spacing w:after="0" w:line="270" w:lineRule="atLeast"/>
+        <w:rPr>
+          <w:rFonts w:ascii="Consolas" w:eastAsia="宋体" w:hAnsi="Consolas" w:cs="宋体"/>
+          <w:color w:val="000000"/>
+          <w:kern w:val="0"/>
+          <w:sz w:val="18"/>
+          <w:szCs w:val="18"/>
+          <w:lang w:eastAsia="zh-CN"/>
+          <w14:ligatures w14:val="none"/>
+        </w:rPr>
+      </w:pPr>
+      <w:r>
+        <w:rPr>
+          <w:rFonts w:ascii="Consolas" w:eastAsia="宋体" w:hAnsi="Consolas" w:cs="宋体"/>
+          <w:color w:val="098658"/>
+          <w:kern w:val="0"/>
+          <w:sz w:val="18"/>
+          <w:szCs w:val="18"/>
+          <w:lang w:eastAsia="zh-CN"/>
+          <w14:ligatures w14:val="none"/>
+        </w:rPr>
+        <w:t>v</w:t>
+      </w:r>
+      <w:r>
+        <w:rPr>
+          <w:rFonts w:ascii="Consolas" w:eastAsia="宋体" w:hAnsi="Consolas" w:cs="宋体"/>
+          <w:color w:val="0000FF"/>
+          <w:kern w:val="0"/>
+          <w:sz w:val="18"/>
+          <w:szCs w:val="18"/>
+          <w:lang w:eastAsia="zh-CN"/>
+          <w14:ligatures w14:val="none"/>
+        </w:rPr>
+        <w:t xml:space="preserve">ar </w:t>
+      </w:r>
+      <w:proofErr w:type="spellStart"/>
+      <w:r>
+        <w:rPr>
+          <w:rFonts w:ascii="Consolas" w:eastAsia="宋体" w:hAnsi="Consolas" w:cs="宋体"/>
+          <w:color w:val="0000FF"/>
+          <w:kern w:val="0"/>
+          <w:sz w:val="18"/>
+          <w:szCs w:val="18"/>
+          <w:lang w:eastAsia="zh-CN"/>
+          <w14:ligatures w14:val="none"/>
+        </w:rPr>
+        <w:t>st</w:t>
+      </w:r>
+      <w:r>
+        <w:rPr>
+          <w:rFonts w:ascii="Consolas" w:eastAsia="宋体" w:hAnsi="Consolas" w:cs="宋体"/>
+          <w:color w:val="000000"/>
+          <w:kern w:val="0"/>
+          <w:sz w:val="18"/>
+          <w:szCs w:val="18"/>
+          <w:lang w:eastAsia="zh-CN"/>
+          <w14:ligatures w14:val="none"/>
+        </w:rPr>
+        <w:t>a</w:t>
+      </w:r>
+      <w:r>
+        <w:rPr>
+          <w:rFonts w:ascii="Consolas" w:eastAsia="宋体" w:hAnsi="Consolas" w:cs="宋体"/>
+          <w:color w:val="008080"/>
+          <w:kern w:val="0"/>
+          <w:sz w:val="18"/>
+          <w:szCs w:val="18"/>
+          <w:lang w:eastAsia="zh-CN"/>
+          <w14:ligatures w14:val="none"/>
+        </w:rPr>
+        <w:t>rtoflastweek</w:t>
+      </w:r>
+      <w:proofErr w:type="spellEnd"/>
+      <w:r>
+        <w:rPr>
+          <w:rFonts w:ascii="Consolas" w:eastAsia="宋体" w:hAnsi="Consolas" w:cs="宋体"/>
+          <w:color w:val="008080"/>
+          <w:kern w:val="0"/>
+          <w:sz w:val="18"/>
+          <w:szCs w:val="18"/>
+          <w:lang w:eastAsia="zh-CN"/>
+          <w14:ligatures w14:val="none"/>
+        </w:rPr>
+        <w:t xml:space="preserve"> = </w:t>
+      </w:r>
+      <w:proofErr w:type="spellStart"/>
+      <w:r>
+        <w:rPr>
+          <w:rFonts w:ascii="Consolas" w:eastAsia="宋体" w:hAnsi="Consolas" w:cs="宋体"/>
+          <w:color w:val="000000"/>
+          <w:kern w:val="0"/>
+          <w:sz w:val="18"/>
+          <w:szCs w:val="18"/>
+          <w:lang w:eastAsia="zh-CN"/>
+          <w14:ligatures w14:val="none"/>
+        </w:rPr>
+        <w:t>sta</w:t>
+      </w:r>
+      <w:r>
+        <w:rPr>
+          <w:rFonts w:ascii="Consolas" w:eastAsia="宋体" w:hAnsi="Consolas" w:cs="宋体"/>
+          <w:color w:val="5F5F5F"/>
+          <w:kern w:val="0"/>
+          <w:sz w:val="18"/>
+          <w:szCs w:val="18"/>
+          <w:lang w:eastAsia="zh-CN"/>
+          <w14:ligatures w14:val="none"/>
+        </w:rPr>
+        <w:t>rtofthisweek</w:t>
+      </w:r>
+      <w:proofErr w:type="spellEnd"/>
+      <w:r>
+        <w:rPr>
+          <w:rFonts w:ascii="Consolas" w:eastAsia="宋体" w:hAnsi="Consolas" w:cs="宋体"/>
+          <w:color w:val="5F5F5F"/>
+          <w:kern w:val="0"/>
+          <w:sz w:val="18"/>
+          <w:szCs w:val="18"/>
+          <w:lang w:eastAsia="zh-CN"/>
+          <w14:ligatures w14:val="none"/>
+        </w:rPr>
+        <w:t xml:space="preserve"> - </w:t>
+      </w:r>
+      <w:r>
+        <w:rPr>
+          <w:rFonts w:ascii="Consolas" w:eastAsia="宋体" w:hAnsi="Consolas" w:cs="宋体"/>
+          <w:color w:val="098658"/>
+          <w:kern w:val="0"/>
+          <w:sz w:val="18"/>
+          <w:szCs w:val="18"/>
+          <w:lang w:eastAsia="zh-CN"/>
+          <w14:ligatures w14:val="none"/>
+        </w:rPr>
+        <w:t>7</w:t>
+      </w:r>
+    </w:p>
+    <w:p>
+      <w:pPr>
+        <w:shd w:val="clear" w:color="auto" w:fill="FFFFFF"/>
+        <w:spacing w:after="0" w:line="270" w:lineRule="atLeast"/>
+        <w:rPr>
+          <w:rFonts w:ascii="Consolas" w:eastAsia="宋体" w:hAnsi="Consolas" w:cs="宋体"/>
+          <w:color w:val="000000"/>
+          <w:kern w:val="0"/>
+          <w:sz w:val="18"/>
+          <w:szCs w:val="18"/>
+          <w:lang w:eastAsia="zh-CN"/>
+          <w14:ligatures w14:val="none"/>
+        </w:rPr>
+      </w:pPr>
+      <w:r>
+        <w:rPr>
+          <w:rFonts w:ascii="Consolas" w:eastAsia="宋体" w:hAnsi="Consolas" w:cs="宋体"/>
+          <w:color w:val="0000FF"/>
+          <w:kern w:val="0"/>
+          <w:sz w:val="18"/>
+          <w:szCs w:val="18"/>
+          <w:lang w:eastAsia="zh-CN"/>
+          <w14:ligatures w14:val="none"/>
+        </w:rPr>
+        <w:t>v</w:t>
+      </w:r>
+      <w:r>
+        <w:rPr>
+          <w:rFonts w:ascii="Consolas" w:eastAsia="宋体" w:hAnsi="Consolas" w:cs="宋体"/>
+          <w:color w:val="098658"/>
+          <w:kern w:val="0"/>
+          <w:sz w:val="18"/>
+          <w:szCs w:val="18"/>
+          <w:lang w:eastAsia="zh-CN"/>
+          <w14:ligatures w14:val="none"/>
+        </w:rPr>
+        <w:t>a</w:t>
+      </w:r>
+      <w:r>
+        <w:rPr>
+          <w:rFonts w:ascii="Consolas" w:eastAsia="宋体" w:hAnsi="Consolas" w:cs="宋体"/>
+          <w:color w:val="0000FF"/>
+          <w:kern w:val="0"/>
+          <w:sz w:val="18"/>
+          <w:szCs w:val="18"/>
+          <w:lang w:eastAsia="zh-CN"/>
+          <w14:ligatures w14:val="none"/>
+        </w:rPr>
+        <w:t>r</w:t>
+      </w:r>
+      <w:r>
+        <w:rPr>
+          <w:rFonts w:ascii="Consolas" w:eastAsia="宋体" w:hAnsi="Consolas" w:cs="宋体"/>
+          <w:color w:val="000000"/>
+          <w:kern w:val="0"/>
+          <w:sz w:val="18"/>
+          <w:szCs w:val="18"/>
+          <w:lang w:eastAsia="zh-CN"/>
+          <w14:ligatures w14:val="none"/>
+        </w:rPr>
+        <w:t xml:space="preserve"> </w:t>
+      </w:r>
+      <w:proofErr w:type="spellStart"/>
+      <w:r>
+        <w:rPr>
+          <w:rFonts w:ascii="Consolas" w:eastAsia="宋体" w:hAnsi="Consolas" w:cs="宋体"/>
+          <w:color w:val="0000FF"/>
+          <w:kern w:val="0"/>
+          <w:sz w:val="18"/>
+          <w:szCs w:val="18"/>
+          <w:lang w:eastAsia="zh-CN"/>
+          <w14:ligatures w14:val="none"/>
+        </w:rPr>
+        <w:t>end</w:t>
+      </w:r>
+      <w:r>
+        <w:rPr>
+          <w:rFonts w:ascii="Consolas" w:eastAsia="宋体" w:hAnsi="Consolas" w:cs="宋体"/>
+          <w:color w:val="000000"/>
+          <w:kern w:val="0"/>
+          <w:sz w:val="18"/>
+          <w:szCs w:val="18"/>
+          <w:lang w:eastAsia="zh-CN"/>
+          <w14:ligatures w14:val="none"/>
+        </w:rPr>
+        <w:t>o</w:t>
+      </w:r>
+      <w:r>
+        <w:rPr>
+          <w:rFonts w:ascii="Consolas" w:eastAsia="宋体" w:hAnsi="Consolas" w:cs="宋体"/>
+          <w:color w:val="008080"/>
+          <w:kern w:val="0"/>
+          <w:sz w:val="18"/>
+          <w:szCs w:val="18"/>
+          <w:lang w:eastAsia="zh-CN"/>
+          <w14:ligatures w14:val="none"/>
+        </w:rPr>
+        <w:t>flastweek</w:t>
+      </w:r>
+      <w:proofErr w:type="spellEnd"/>
+      <w:r>
+        <w:rPr>
+          <w:rFonts w:ascii="Consolas" w:eastAsia="宋体" w:hAnsi="Consolas" w:cs="宋体"/>
+          <w:color w:val="008080"/>
+          <w:kern w:val="0"/>
+          <w:sz w:val="18"/>
+          <w:szCs w:val="18"/>
+          <w:lang w:eastAsia="zh-CN"/>
+          <w14:ligatures w14:val="none"/>
+        </w:rPr>
+        <w:t xml:space="preserve"> = </w:t>
+      </w:r>
+      <w:proofErr w:type="spellStart"/>
+      <w:r>
+        <w:rPr>
+          <w:rFonts w:ascii="Consolas" w:eastAsia="宋体" w:hAnsi="Consolas" w:cs="宋体"/>
+          <w:color w:val="008080"/>
+          <w:kern w:val="0"/>
+          <w:sz w:val="18"/>
+          <w:szCs w:val="18"/>
+          <w:lang w:eastAsia="zh-CN"/>
+          <w14:ligatures w14:val="none"/>
+        </w:rPr>
+        <w:t>s</w:t>
+      </w:r>
+      <w:r>
+        <w:rPr>
+          <w:rFonts w:ascii="Consolas" w:eastAsia="宋体" w:hAnsi="Consolas" w:cs="宋体"/>
+          <w:color w:val="000000"/>
+          <w:kern w:val="0"/>
+          <w:sz w:val="18"/>
+          <w:szCs w:val="18"/>
+          <w:lang w:eastAsia="zh-CN"/>
+          <w14:ligatures w14:val="none"/>
+        </w:rPr>
+        <w:t>tar</w:t>
+      </w:r>
+      <w:r>
+        <w:rPr>
+          <w:rFonts w:ascii="Consolas" w:eastAsia="宋体" w:hAnsi="Consolas" w:cs="宋体"/>
+          <w:color w:val="008080"/>
+          <w:kern w:val="0"/>
+          <w:sz w:val="18"/>
+          <w:szCs w:val="18"/>
+          <w:lang w:eastAsia="zh-CN"/>
+          <w14:ligatures w14:val="none"/>
+        </w:rPr>
+        <w:t>tofthisweek</w:t>
+      </w:r>
+      <w:proofErr w:type="spellEnd"/>
+      <w:r>
+        <w:rPr>
+          <w:rFonts w:ascii="Consolas" w:eastAsia="宋体" w:hAnsi="Consolas" w:cs="宋体"/>
+          <w:color w:val="008080"/>
+          <w:kern w:val="0"/>
+          <w:sz w:val="18"/>
+          <w:szCs w:val="18"/>
+          <w:lang w:eastAsia="zh-CN"/>
+          <w14:ligatures w14:val="none"/>
+        </w:rPr>
+        <w:t xml:space="preserve"> - 1</w:t>
+      </w:r>
+    </w:p>
+    <w:p>
+      <w:pPr>
+        <w:shd w:val="clear" w:color="auto" w:fill="FFFFFF"/>
+        <w:spacing w:after="0" w:line="270" w:lineRule="atLeast"/>
+        <w:rPr>
+          <w:rFonts w:ascii="Consolas" w:eastAsia="宋体" w:hAnsi="Consolas" w:cs="宋体"/>
+          <w:color w:val="000000"/>
+          <w:kern w:val="0"/>
+          <w:sz w:val="18"/>
+          <w:szCs w:val="18"/>
+          <w:lang w:eastAsia="zh-CN"/>
+          <w14:ligatures w14:val="none"/>
+        </w:rPr>
+      </w:pPr>
+      <w:r>
+        <w:rPr>
+          <w:rFonts w:ascii="Consolas" w:eastAsia="宋体" w:hAnsi="Consolas" w:cs="宋体"/>
+          <w:color w:val="0000FF"/>
+          <w:kern w:val="0"/>
+          <w:sz w:val="18"/>
+          <w:szCs w:val="18"/>
+          <w:lang w:eastAsia="zh-CN"/>
+          <w14:ligatures w14:val="none"/>
+        </w:rPr>
+        <w:t>va</w:t>
+      </w:r>
+      <w:r>
+        <w:rPr>
+          <w:rFonts w:ascii="Consolas" w:eastAsia="宋体" w:hAnsi="Consolas" w:cs="宋体"/>
+          <w:color w:val="098658"/>
+          <w:kern w:val="0"/>
+          <w:sz w:val="18"/>
+          <w:szCs w:val="18"/>
+          <w:lang w:eastAsia="zh-CN"/>
+          <w14:ligatures w14:val="none"/>
+        </w:rPr>
+        <w:t>r</w:t>
+      </w:r>
+      <w:r>
+        <w:rPr>
+          <w:rFonts w:ascii="Consolas" w:eastAsia="宋体" w:hAnsi="Consolas" w:cs="宋体"/>
+          <w:color w:val="000000"/>
+          <w:kern w:val="0"/>
+          <w:sz w:val="18"/>
+          <w:szCs w:val="18"/>
+          <w:lang w:eastAsia="zh-CN"/>
+          <w14:ligatures w14:val="none"/>
+        </w:rPr>
+        <w:t xml:space="preserve"> c</w:t>
+      </w:r>
+      <w:r>
+        <w:rPr>
+          <w:rFonts w:ascii="Consolas" w:eastAsia="宋体" w:hAnsi="Consolas" w:cs="宋体"/>
+          <w:color w:val="0000FF"/>
+          <w:kern w:val="0"/>
+          <w:sz w:val="18"/>
+          <w:szCs w:val="18"/>
+          <w:lang w:eastAsia="zh-CN"/>
+          <w14:ligatures w14:val="none"/>
+        </w:rPr>
+        <w:t xml:space="preserve"> = </w:t>
+      </w:r>
+    </w:p>
+    <w:p>
+      <w:pPr>
+        <w:shd w:val="clear" w:color="auto" w:fill="FFFFFF"/>
+        <w:spacing w:after="0" w:line="270" w:lineRule="atLeast"/>
+        <w:rPr>
+          <w:rFonts w:ascii="Consolas" w:eastAsia="宋体" w:hAnsi="Consolas" w:cs="宋体"/>
+          <w:color w:val="000000"/>
+          <w:kern w:val="0"/>
+          <w:sz w:val="18"/>
+          <w:szCs w:val="18"/>
+          <w:lang w:eastAsia="zh-CN"/>
+          <w14:ligatures w14:val="none"/>
+        </w:rPr>
+      </w:pPr>
+      <w:r>
+        <w:rPr>
+          <w:rFonts w:ascii="Consolas" w:eastAsia="宋体" w:hAnsi="Consolas" w:cs="宋体"/>
+          <w:color w:val="008080"/>
+          <w:kern w:val="0"/>
+          <w:sz w:val="18"/>
+          <w:szCs w:val="18"/>
+          <w:lang w:eastAsia="zh-CN"/>
+          <w14:ligatures w14:val="none"/>
+        </w:rPr>
+        <w:t>C</w:t>
+      </w:r>
+      <w:r>
+        <w:rPr>
+          <w:rFonts w:ascii="Consolas" w:eastAsia="宋体" w:hAnsi="Consolas" w:cs="宋体"/>
+          <w:color w:val="3165BB"/>
+          <w:kern w:val="0"/>
+          <w:sz w:val="18"/>
+          <w:szCs w:val="18"/>
+          <w:lang w:eastAsia="zh-CN"/>
+          <w14:ligatures w14:val="none"/>
+        </w:rPr>
+        <w:t>ALCULATE([actu</w:t>
+      </w:r>
+      <w:r>
+        <w:rPr>
+          <w:rFonts w:ascii="Consolas" w:eastAsia="宋体" w:hAnsi="Consolas" w:cs="宋体"/>
+          <w:color w:val="000000"/>
+          <w:kern w:val="0"/>
+          <w:sz w:val="18"/>
+          <w:szCs w:val="18"/>
+          <w:lang w:eastAsia="zh-CN"/>
+          <w14:ligatures w14:val="none"/>
+        </w:rPr>
+        <w:t>a</w:t>
+      </w:r>
+      <w:r>
+        <w:rPr>
+          <w:rFonts w:ascii="Consolas" w:eastAsia="宋体" w:hAnsi="Consolas" w:cs="宋体"/>
+          <w:color w:val="68349C"/>
+          <w:kern w:val="0"/>
+          <w:sz w:val="18"/>
+          <w:szCs w:val="18"/>
+          <w:lang w:eastAsia="zh-CN"/>
+          <w14:ligatures w14:val="none"/>
+        </w:rPr>
+        <w:t>ls],</w:t>
+      </w:r>
+    </w:p>
+    <w:p>
+      <w:pPr>
+        <w:shd w:val="clear" w:color="auto" w:fill="FFFFFF"/>
+        <w:spacing w:after="0" w:line="270" w:lineRule="atLeast"/>
+        <w:rPr>
+          <w:rFonts w:ascii="Consolas" w:eastAsia="宋体" w:hAnsi="Consolas" w:cs="宋体"/>
+          <w:color w:val="000000"/>
+          <w:kern w:val="0"/>
+          <w:sz w:val="18"/>
+          <w:szCs w:val="18"/>
+          <w:lang w:eastAsia="zh-CN"/>
+          <w14:ligatures w14:val="none"/>
+        </w:rPr>
+      </w:pPr>
+      <w:proofErr w:type="gramStart"/>
+      <w:r>
+        <w:rPr>
+          <w:rFonts w:ascii="Consolas" w:eastAsia="宋体" w:hAnsi="Consolas" w:cs="宋体"/>
+          <w:color w:val="3165BB"/>
+          <w:kern w:val="0"/>
+          <w:sz w:val="18"/>
+          <w:szCs w:val="18"/>
+          <w:lang w:eastAsia="zh-CN"/>
+          <w14:ligatures w14:val="none"/>
+        </w:rPr>
+        <w:t>DATESBETWEEN(</w:t>
+      </w:r>
+      <w:proofErr w:type="gramEnd"/>
+    </w:p>
+    <w:p>
+      <w:pPr>
+        <w:shd w:val="clear" w:color="auto" w:fill="FFFFFF"/>
+        <w:spacing w:after="0" w:line="270" w:lineRule="atLeast"/>
+        <w:rPr>
+          <w:rFonts w:ascii="Consolas" w:eastAsia="宋体" w:hAnsi="Consolas" w:cs="宋体"/>
+          <w:color w:val="000000"/>
+          <w:kern w:val="0"/>
+          <w:sz w:val="18"/>
+          <w:szCs w:val="18"/>
+          <w:lang w:eastAsia="zh-CN"/>
+          <w14:ligatures w14:val="none"/>
+        </w:rPr>
+      </w:pPr>
+      <w:r>
+        <w:rPr>
+          <w:rFonts w:ascii="Consolas" w:eastAsia="宋体" w:hAnsi="Consolas" w:cs="宋体"/>
+          <w:color w:val="000000"/>
+          <w:kern w:val="0"/>
+          <w:sz w:val="18"/>
+          <w:szCs w:val="18"/>
+          <w:lang w:eastAsia="zh-CN"/>
+          <w14:ligatures w14:val="none"/>
+        </w:rPr>
+        <w:t>    'Calenda</w:t>
+      </w:r>
+      <w:r>
+        <w:rPr>
+          <w:rFonts w:ascii="Consolas" w:eastAsia="宋体" w:hAnsi="Consolas" w:cs="宋体"/>
+          <w:color w:val="001080"/>
+          <w:kern w:val="0"/>
+          <w:sz w:val="18"/>
+          <w:szCs w:val="18"/>
+          <w:lang w:eastAsia="zh-CN"/>
+          <w14:ligatures w14:val="none"/>
+        </w:rPr>
+        <w:t>r'[Date],</w:t>
+      </w:r>
+    </w:p>
+    <w:p>
+      <w:pPr>
+        <w:shd w:val="clear" w:color="auto" w:fill="FFFFFF"/>
+        <w:spacing w:after="0" w:line="270" w:lineRule="atLeast"/>
+        <w:rPr>
+          <w:rFonts w:ascii="Consolas" w:eastAsia="宋体" w:hAnsi="Consolas" w:cs="宋体"/>
+          <w:color w:val="000000"/>
+          <w:kern w:val="0"/>
+          <w:sz w:val="18"/>
+          <w:szCs w:val="18"/>
+          <w:lang w:eastAsia="zh-CN"/>
+          <w14:ligatures w14:val="none"/>
+        </w:rPr>
+      </w:pPr>
+      <w:r>
+        <w:rPr>
+          <w:rFonts w:ascii="Consolas" w:eastAsia="宋体" w:hAnsi="Consolas" w:cs="宋体"/>
+          <w:color w:val="001080"/>
+          <w:kern w:val="0"/>
+          <w:sz w:val="18"/>
+          <w:szCs w:val="18"/>
+          <w:lang w:eastAsia="zh-CN"/>
+          <w14:ligatures w14:val="none"/>
+        </w:rPr>
+        <w:t xml:space="preserve">    </w:t>
+      </w:r>
+      <w:proofErr w:type="spellStart"/>
+      <w:r>
+        <w:rPr>
+          <w:rFonts w:ascii="Consolas" w:eastAsia="宋体" w:hAnsi="Consolas" w:cs="宋体"/>
+          <w:color w:val="001080"/>
+          <w:kern w:val="0"/>
+          <w:sz w:val="18"/>
+          <w:szCs w:val="18"/>
+          <w:lang w:eastAsia="zh-CN"/>
+          <w14:ligatures w14:val="none"/>
+        </w:rPr>
+        <w:t>st</w:t>
+      </w:r>
+      <w:r>
+        <w:rPr>
+          <w:rFonts w:ascii="Consolas" w:eastAsia="宋体" w:hAnsi="Consolas" w:cs="宋体"/>
+          <w:color w:val="000000"/>
+          <w:kern w:val="0"/>
+          <w:sz w:val="18"/>
+          <w:szCs w:val="18"/>
+          <w:lang w:eastAsia="zh-CN"/>
+          <w14:ligatures w14:val="none"/>
+        </w:rPr>
+        <w:t>artofla</w:t>
+      </w:r>
+      <w:r>
+        <w:rPr>
+          <w:rFonts w:ascii="Consolas" w:eastAsia="宋体" w:hAnsi="Consolas" w:cs="宋体"/>
+          <w:color w:val="008080"/>
+          <w:kern w:val="0"/>
+          <w:sz w:val="18"/>
+          <w:szCs w:val="18"/>
+          <w:lang w:eastAsia="zh-CN"/>
+          <w14:ligatures w14:val="none"/>
+        </w:rPr>
+        <w:t>stweek</w:t>
+      </w:r>
+      <w:proofErr w:type="spellEnd"/>
+      <w:r>
+        <w:rPr>
+          <w:rFonts w:ascii="Consolas" w:eastAsia="宋体" w:hAnsi="Consolas" w:cs="宋体"/>
+          <w:color w:val="008080"/>
+          <w:kern w:val="0"/>
+          <w:sz w:val="18"/>
+          <w:szCs w:val="18"/>
+          <w:lang w:eastAsia="zh-CN"/>
+          <w14:ligatures w14:val="none"/>
+        </w:rPr>
+        <w:t>,</w:t>
+      </w:r>
+    </w:p>
+    <w:p>
+      <w:pPr>
+        <w:shd w:val="clear" w:color="auto" w:fill="FFFFFF"/>
+        <w:spacing w:after="0" w:line="270" w:lineRule="atLeast"/>
+        <w:rPr>
+          <w:rFonts w:ascii="Consolas" w:eastAsia="宋体" w:hAnsi="Consolas" w:cs="宋体"/>
+          <w:color w:val="000000"/>
+          <w:kern w:val="0"/>
+          <w:sz w:val="18"/>
+          <w:szCs w:val="18"/>
+          <w:lang w:eastAsia="zh-CN"/>
+          <w14:ligatures w14:val="none"/>
+        </w:rPr>
+      </w:pPr>
+      <w:r>
+        <w:rPr>
+          <w:rFonts w:ascii="Consolas" w:eastAsia="宋体" w:hAnsi="Consolas" w:cs="宋体"/>
+          <w:color w:val="000000"/>
+          <w:kern w:val="0"/>
+          <w:sz w:val="18"/>
+          <w:szCs w:val="18"/>
+          <w:lang w:eastAsia="zh-CN"/>
+          <w14:ligatures w14:val="none"/>
+        </w:rPr>
+        <w:t xml:space="preserve">    </w:t>
+      </w:r>
+      <w:proofErr w:type="spellStart"/>
+      <w:r>
+        <w:rPr>
+          <w:rFonts w:ascii="Consolas" w:eastAsia="宋体" w:hAnsi="Consolas" w:cs="宋体"/>
+          <w:color w:val="000000"/>
+          <w:kern w:val="0"/>
+          <w:sz w:val="18"/>
+          <w:szCs w:val="18"/>
+          <w:lang w:eastAsia="zh-CN"/>
+          <w14:ligatures w14:val="none"/>
+        </w:rPr>
+        <w:t>endoflastw</w:t>
+      </w:r>
+      <w:r>
+        <w:rPr>
+          <w:rFonts w:ascii="Consolas" w:eastAsia="宋体" w:hAnsi="Consolas" w:cs="宋体"/>
+          <w:color w:val="008080"/>
+          <w:kern w:val="0"/>
+          <w:sz w:val="18"/>
+          <w:szCs w:val="18"/>
+          <w:lang w:eastAsia="zh-CN"/>
+          <w14:ligatures w14:val="none"/>
+        </w:rPr>
+        <w:t>eek</w:t>
+      </w:r>
+      <w:proofErr w:type="spellEnd"/>
+    </w:p>
+    <w:p>
+      <w:pPr>
+        <w:shd w:val="clear" w:color="auto" w:fill="FFFFFF"/>
+        <w:spacing w:after="0" w:line="270" w:lineRule="atLeast"/>
+        <w:rPr>
+          <w:rFonts w:ascii="Consolas" w:eastAsia="宋体" w:hAnsi="Consolas" w:cs="宋体"/>
+          <w:color w:val="000000"/>
+          <w:kern w:val="0"/>
+          <w:sz w:val="18"/>
+          <w:szCs w:val="18"/>
+          <w:lang w:eastAsia="zh-CN"/>
+          <w14:ligatures w14:val="none"/>
+        </w:rPr>
+      </w:pPr>
+      <w:r>
+        <w:rPr>
+          <w:rFonts w:ascii="Consolas" w:eastAsia="宋体" w:hAnsi="Consolas" w:cs="宋体"/>
+          <w:color w:val="000000"/>
+          <w:kern w:val="0"/>
+          <w:sz w:val="18"/>
+          <w:szCs w:val="18"/>
+          <w:lang w:eastAsia="zh-CN"/>
+          <w14:ligatures w14:val="none"/>
+        </w:rPr>
+        <w:t>)</w:t>
+      </w:r>
+    </w:p>
+    <w:p>
+      <w:pPr>
+        <w:shd w:val="clear" w:color="auto" w:fill="FFFFFF"/>
+        <w:spacing w:after="0" w:line="270" w:lineRule="atLeast"/>
+        <w:rPr>
+          <w:rFonts w:ascii="Consolas" w:eastAsia="宋体" w:hAnsi="Consolas" w:cs="宋体"/>
+          <w:color w:val="000000"/>
+          <w:kern w:val="0"/>
+          <w:sz w:val="18"/>
+          <w:szCs w:val="18"/>
+          <w:lang w:eastAsia="zh-CN"/>
+          <w14:ligatures w14:val="none"/>
+        </w:rPr>
+      </w:pPr>
+      <w:r>
+        <w:rPr>
+          <w:rFonts w:ascii="Consolas" w:eastAsia="宋体" w:hAnsi="Consolas" w:cs="宋体"/>
+          <w:color w:val="000000"/>
+          <w:kern w:val="0"/>
+          <w:sz w:val="18"/>
+          <w:szCs w:val="18"/>
+          <w:lang w:eastAsia="zh-CN"/>
+          <w14:ligatures w14:val="none"/>
+        </w:rPr>
+        <w:t>)</w:t>
+      </w:r>
+    </w:p>
+    <w:p>
+      <w:pPr>
+        <w:shd w:val="clear" w:color="auto" w:fill="FFFFFF"/>
+        <w:spacing w:after="0" w:line="270" w:lineRule="atLeast"/>
+        <w:rPr>
+          <w:rFonts w:ascii="Consolas" w:eastAsia="宋体" w:hAnsi="Consolas" w:cs="宋体"/>
+          <w:color w:val="000000"/>
+          <w:kern w:val="0"/>
+          <w:sz w:val="18"/>
+          <w:szCs w:val="18"/>
+          <w:lang w:eastAsia="zh-CN"/>
+          <w14:ligatures w14:val="none"/>
+        </w:rPr>
+      </w:pPr>
+      <w:r>
+        <w:rPr>
+          <w:rFonts w:ascii="Consolas" w:eastAsia="宋体" w:hAnsi="Consolas" w:cs="宋体"/>
+          <w:color w:val="0000FF"/>
+          <w:kern w:val="0"/>
+          <w:sz w:val="18"/>
+          <w:szCs w:val="18"/>
+          <w:lang w:eastAsia="zh-CN"/>
+          <w14:ligatures w14:val="none"/>
+        </w:rPr>
+        <w:t>RETURN</w:t>
+      </w:r>
+      <w:r>
+        <w:rPr>
+          <w:rFonts w:ascii="Consolas" w:eastAsia="宋体" w:hAnsi="Consolas" w:cs="宋体"/>
+          <w:color w:val="000000"/>
+          <w:kern w:val="0"/>
+          <w:sz w:val="18"/>
+          <w:szCs w:val="18"/>
+          <w:lang w:eastAsia="zh-CN"/>
+          <w14:ligatures w14:val="none"/>
+        </w:rPr>
+        <w:t xml:space="preserve"> </w:t>
+      </w:r>
+      <w:r>
+        <w:rPr>
+          <w:rFonts w:ascii="Consolas" w:eastAsia="宋体" w:hAnsi="Consolas" w:cs="宋体"/>
+          <w:color w:val="3165BB"/>
+          <w:kern w:val="0"/>
+          <w:sz w:val="18"/>
+          <w:szCs w:val="18"/>
+          <w:lang w:eastAsia="zh-CN"/>
+          <w14:ligatures w14:val="none"/>
+        </w:rPr>
+        <w:t>IF</w:t>
+      </w:r>
+      <w:r>
+        <w:rPr>
+          <w:rFonts w:ascii="Consolas" w:eastAsia="宋体" w:hAnsi="Consolas" w:cs="宋体"/>
+          <w:color w:val="000000"/>
+          <w:kern w:val="0"/>
+          <w:sz w:val="18"/>
+          <w:szCs w:val="18"/>
+          <w:lang w:eastAsia="zh-CN"/>
+          <w14:ligatures w14:val="none"/>
+        </w:rPr>
+        <w:t>(</w:t>
+      </w:r>
+      <w:r>
+        <w:rPr>
+          <w:rFonts w:ascii="Consolas" w:eastAsia="宋体" w:hAnsi="Consolas" w:cs="宋体"/>
+          <w:color w:val="3165BB"/>
+          <w:kern w:val="0"/>
+          <w:sz w:val="18"/>
+          <w:szCs w:val="18"/>
+          <w:lang w:eastAsia="zh-CN"/>
+          <w14:ligatures w14:val="none"/>
+        </w:rPr>
+        <w:t>ISB</w:t>
+      </w:r>
+      <w:r>
+        <w:rPr>
+          <w:rFonts w:ascii="Consolas" w:eastAsia="宋体" w:hAnsi="Consolas" w:cs="宋体"/>
+          <w:color w:val="0000FF"/>
+          <w:kern w:val="0"/>
+          <w:sz w:val="18"/>
+          <w:szCs w:val="18"/>
+          <w:lang w:eastAsia="zh-CN"/>
+          <w14:ligatures w14:val="none"/>
+        </w:rPr>
+        <w:t>LANK(c</w:t>
+      </w:r>
+      <w:r>
+        <w:rPr>
+          <w:rFonts w:ascii="Consolas" w:eastAsia="宋体" w:hAnsi="Consolas" w:cs="宋体"/>
+          <w:color w:val="000000"/>
+          <w:kern w:val="0"/>
+          <w:sz w:val="18"/>
+          <w:szCs w:val="18"/>
+          <w:lang w:eastAsia="zh-CN"/>
+          <w14:ligatures w14:val="none"/>
+        </w:rPr>
+        <w:t>)</w:t>
+      </w:r>
+      <w:r>
+        <w:rPr>
+          <w:rFonts w:ascii="Consolas" w:eastAsia="宋体" w:hAnsi="Consolas" w:cs="宋体"/>
+          <w:color w:val="3165BB"/>
+          <w:kern w:val="0"/>
+          <w:sz w:val="18"/>
+          <w:szCs w:val="18"/>
+          <w:lang w:eastAsia="zh-CN"/>
+          <w14:ligatures w14:val="none"/>
+        </w:rPr>
+        <w:t xml:space="preserve">, </w:t>
+      </w:r>
+      <w:r>
+        <w:rPr>
+          <w:rFonts w:ascii="Consolas" w:eastAsia="宋体" w:hAnsi="Consolas" w:cs="宋体"/>
+          <w:color w:val="098658"/>
+          <w:kern w:val="0"/>
+          <w:sz w:val="18"/>
+          <w:szCs w:val="18"/>
+          <w:lang w:eastAsia="zh-CN"/>
+          <w14:ligatures w14:val="none"/>
+        </w:rPr>
+        <w:t>0</w:t>
+      </w:r>
+      <w:r>
+        <w:rPr>
+          <w:rFonts w:ascii="Consolas" w:eastAsia="宋体" w:hAnsi="Consolas" w:cs="宋体"/>
+          <w:color w:val="3165BB"/>
+          <w:kern w:val="0"/>
+          <w:sz w:val="18"/>
+          <w:szCs w:val="18"/>
+          <w:lang w:eastAsia="zh-CN"/>
+          <w14:ligatures w14:val="none"/>
+        </w:rPr>
+        <w:t>, c)</w:t>
+      </w:r>
+    </w:p>
+    <w:p>
+      <w:pPr>
+        <w:pStyle w:val="af"/>
+      </w:pPr>
+    </w:p>
+  </w:comment>
+  <w:comment w:id="5" w:author="Derek Zhu" w:date="2025-05-09T10:54:00Z" w:initials="DZ">
+    <w:p>
+      <w:pPr>
+        <w:shd w:val="clear" w:color="auto" w:fill="FFFFFF"/>
+        <w:spacing w:line="270" w:lineRule="atLeast"/>
+        <w:rPr>
+          <w:rFonts w:ascii="Consolas" w:eastAsia="宋体" w:hAnsi="Consolas" w:cs="宋体"/>
+          <w:color w:val="000000"/>
+          <w:kern w:val="0"/>
+          <w:sz w:val="18"/>
+          <w:szCs w:val="18"/>
+          <w:lang w:eastAsia="zh-CN"/>
+          <w14:ligatures w14:val="none"/>
+        </w:rPr>
+      </w:pPr>
+      <w:r>
+        <w:rPr>
+          <w:rStyle w:val="ae"/>
+        </w:rPr>
+        <w:annotationRef/>
+      </w:r>
+      <w:proofErr w:type="spellStart"/>
+      <w:r>
+        <w:rPr>
+          <w:rFonts w:ascii="Consolas" w:eastAsia="宋体" w:hAnsi="Consolas" w:cs="宋体"/>
+          <w:color w:val="000000"/>
+          <w:kern w:val="0"/>
+          <w:sz w:val="18"/>
+          <w:szCs w:val="18"/>
+          <w:lang w:eastAsia="zh-CN"/>
+          <w14:ligatures w14:val="none"/>
+        </w:rPr>
+        <w:t>nco_closed</w:t>
+      </w:r>
+      <w:proofErr w:type="spellEnd"/>
+      <w:r>
+        <w:rPr>
+          <w:rFonts w:ascii="Consolas" w:eastAsia="宋体" w:hAnsi="Consolas" w:cs="宋体"/>
+          <w:color w:val="000000"/>
+          <w:kern w:val="0"/>
+          <w:sz w:val="18"/>
+          <w:szCs w:val="18"/>
+          <w:lang w:eastAsia="zh-CN"/>
+          <w14:ligatures w14:val="none"/>
+        </w:rPr>
+        <w:t xml:space="preserve"> = </w:t>
+      </w:r>
+    </w:p>
+    <w:p>
+      <w:pPr>
+        <w:shd w:val="clear" w:color="auto" w:fill="FFFFFF"/>
+        <w:spacing w:after="0" w:line="270" w:lineRule="atLeast"/>
+        <w:rPr>
+          <w:rFonts w:ascii="Consolas" w:eastAsia="宋体" w:hAnsi="Consolas" w:cs="宋体"/>
+          <w:color w:val="000000"/>
+          <w:kern w:val="0"/>
+          <w:sz w:val="18"/>
+          <w:szCs w:val="18"/>
+          <w:lang w:eastAsia="zh-CN"/>
+          <w14:ligatures w14:val="none"/>
+        </w:rPr>
+      </w:pPr>
+      <w:r>
+        <w:rPr>
+          <w:rFonts w:ascii="Consolas" w:eastAsia="宋体" w:hAnsi="Consolas" w:cs="宋体"/>
+          <w:color w:val="0000FF"/>
+          <w:kern w:val="0"/>
+          <w:sz w:val="18"/>
+          <w:szCs w:val="18"/>
+          <w:lang w:eastAsia="zh-CN"/>
+          <w14:ligatures w14:val="none"/>
+        </w:rPr>
+        <w:t xml:space="preserve">var </w:t>
+      </w:r>
+      <w:r>
+        <w:rPr>
+          <w:rFonts w:ascii="Consolas" w:eastAsia="宋体" w:hAnsi="Consolas" w:cs="宋体"/>
+          <w:color w:val="000000"/>
+          <w:kern w:val="0"/>
+          <w:sz w:val="18"/>
+          <w:szCs w:val="18"/>
+          <w:lang w:eastAsia="zh-CN"/>
+          <w14:ligatures w14:val="none"/>
+        </w:rPr>
+        <w:t>a</w:t>
+      </w:r>
+      <w:r>
+        <w:rPr>
+          <w:rFonts w:ascii="Consolas" w:eastAsia="宋体" w:hAnsi="Consolas" w:cs="宋体"/>
+          <w:color w:val="008080"/>
+          <w:kern w:val="0"/>
+          <w:sz w:val="18"/>
+          <w:szCs w:val="18"/>
+          <w:lang w:eastAsia="zh-CN"/>
+          <w14:ligatures w14:val="none"/>
+        </w:rPr>
+        <w:t xml:space="preserve"> </w:t>
+      </w:r>
+      <w:r>
+        <w:rPr>
+          <w:rFonts w:ascii="Consolas" w:eastAsia="宋体" w:hAnsi="Consolas" w:cs="宋体"/>
+          <w:color w:val="000000"/>
+          <w:kern w:val="0"/>
+          <w:sz w:val="18"/>
+          <w:szCs w:val="18"/>
+          <w:lang w:eastAsia="zh-CN"/>
+          <w14:ligatures w14:val="none"/>
+        </w:rPr>
+        <w:t xml:space="preserve">= </w:t>
+      </w:r>
+      <w:proofErr w:type="gramStart"/>
+      <w:r>
+        <w:rPr>
+          <w:rFonts w:ascii="Consolas" w:eastAsia="宋体" w:hAnsi="Consolas" w:cs="宋体"/>
+          <w:color w:val="3165BB"/>
+          <w:kern w:val="0"/>
+          <w:sz w:val="18"/>
+          <w:szCs w:val="18"/>
+          <w:lang w:eastAsia="zh-CN"/>
+          <w14:ligatures w14:val="none"/>
+        </w:rPr>
+        <w:t>CALCULATE(</w:t>
+      </w:r>
+      <w:proofErr w:type="gramEnd"/>
+      <w:r>
+        <w:rPr>
+          <w:rFonts w:ascii="Consolas" w:eastAsia="宋体" w:hAnsi="Consolas" w:cs="宋体"/>
+          <w:color w:val="3165BB"/>
+          <w:kern w:val="0"/>
+          <w:sz w:val="18"/>
+          <w:szCs w:val="18"/>
+          <w:lang w:eastAsia="zh-CN"/>
+          <w14:ligatures w14:val="none"/>
+        </w:rPr>
+        <w:t>sum(</w:t>
+      </w:r>
+      <w:r>
+        <w:rPr>
+          <w:rFonts w:ascii="Consolas" w:eastAsia="宋体" w:hAnsi="Consolas" w:cs="宋体"/>
+          <w:color w:val="000000"/>
+          <w:kern w:val="0"/>
+          <w:sz w:val="18"/>
+          <w:szCs w:val="18"/>
+          <w:lang w:eastAsia="zh-CN"/>
+          <w14:ligatures w14:val="none"/>
+        </w:rPr>
+        <w:t>s</w:t>
+      </w:r>
+      <w:r>
+        <w:rPr>
+          <w:rFonts w:ascii="Consolas" w:eastAsia="宋体" w:hAnsi="Consolas" w:cs="宋体"/>
+          <w:color w:val="001080"/>
+          <w:kern w:val="0"/>
+          <w:sz w:val="18"/>
+          <w:szCs w:val="18"/>
+          <w:lang w:eastAsia="zh-CN"/>
+          <w14:ligatures w14:val="none"/>
+        </w:rPr>
+        <w:t>corecard[Value])</w:t>
+      </w:r>
+      <w:r>
+        <w:rPr>
+          <w:rFonts w:ascii="Consolas" w:eastAsia="宋体" w:hAnsi="Consolas" w:cs="宋体"/>
+          <w:color w:val="000000"/>
+          <w:kern w:val="0"/>
+          <w:sz w:val="18"/>
+          <w:szCs w:val="18"/>
+          <w:lang w:eastAsia="zh-CN"/>
+          <w14:ligatures w14:val="none"/>
+        </w:rPr>
+        <w:t xml:space="preserve">, </w:t>
+      </w:r>
+      <w:r>
+        <w:rPr>
+          <w:rFonts w:ascii="Consolas" w:eastAsia="宋体" w:hAnsi="Consolas" w:cs="宋体"/>
+          <w:color w:val="3165BB"/>
+          <w:kern w:val="0"/>
+          <w:sz w:val="18"/>
+          <w:szCs w:val="18"/>
+          <w:lang w:eastAsia="zh-CN"/>
+          <w14:ligatures w14:val="none"/>
+        </w:rPr>
+        <w:t>FILTER(</w:t>
+      </w:r>
+      <w:r>
+        <w:rPr>
+          <w:rFonts w:ascii="Consolas" w:eastAsia="宋体" w:hAnsi="Consolas" w:cs="宋体"/>
+          <w:color w:val="000000"/>
+          <w:kern w:val="0"/>
+          <w:sz w:val="18"/>
+          <w:szCs w:val="18"/>
+          <w:lang w:eastAsia="zh-CN"/>
+          <w14:ligatures w14:val="none"/>
+        </w:rPr>
+        <w:t>s</w:t>
+      </w:r>
+      <w:r>
+        <w:rPr>
+          <w:rFonts w:ascii="Consolas" w:eastAsia="宋体" w:hAnsi="Consolas" w:cs="宋体"/>
+          <w:color w:val="001080"/>
+          <w:kern w:val="0"/>
+          <w:sz w:val="18"/>
+          <w:szCs w:val="18"/>
+          <w:lang w:eastAsia="zh-CN"/>
+          <w14:ligatures w14:val="none"/>
+        </w:rPr>
+        <w:t>corecard,</w:t>
+      </w:r>
+      <w:r>
+        <w:rPr>
+          <w:rFonts w:ascii="Consolas" w:eastAsia="宋体" w:hAnsi="Consolas" w:cs="宋体"/>
+          <w:color w:val="000000"/>
+          <w:kern w:val="0"/>
+          <w:sz w:val="18"/>
+          <w:szCs w:val="18"/>
+          <w:lang w:eastAsia="zh-CN"/>
+          <w14:ligatures w14:val="none"/>
+        </w:rPr>
+        <w:t xml:space="preserve"> s</w:t>
+      </w:r>
+      <w:r>
+        <w:rPr>
+          <w:rFonts w:ascii="Consolas" w:eastAsia="宋体" w:hAnsi="Consolas" w:cs="宋体"/>
+          <w:color w:val="001080"/>
+          <w:kern w:val="0"/>
+          <w:sz w:val="18"/>
+          <w:szCs w:val="18"/>
+          <w:lang w:eastAsia="zh-CN"/>
+          <w14:ligatures w14:val="none"/>
+        </w:rPr>
+        <w:t>corecard[</w:t>
+      </w:r>
+      <w:proofErr w:type="spellStart"/>
+      <w:r>
+        <w:rPr>
+          <w:rFonts w:ascii="Consolas" w:eastAsia="宋体" w:hAnsi="Consolas" w:cs="宋体"/>
+          <w:color w:val="001080"/>
+          <w:kern w:val="0"/>
+          <w:sz w:val="18"/>
+          <w:szCs w:val="18"/>
+          <w:lang w:eastAsia="zh-CN"/>
+          <w14:ligatures w14:val="none"/>
+        </w:rPr>
+        <w:t>kpi</w:t>
+      </w:r>
+      <w:proofErr w:type="spellEnd"/>
+      <w:r>
+        <w:rPr>
+          <w:rFonts w:ascii="Consolas" w:eastAsia="宋体" w:hAnsi="Consolas" w:cs="宋体"/>
+          <w:color w:val="001080"/>
+          <w:kern w:val="0"/>
+          <w:sz w:val="18"/>
+          <w:szCs w:val="18"/>
+          <w:lang w:eastAsia="zh-CN"/>
+          <w14:ligatures w14:val="none"/>
+        </w:rPr>
+        <w:t xml:space="preserve">] </w:t>
+      </w:r>
+      <w:r>
+        <w:rPr>
+          <w:rFonts w:ascii="Consolas" w:eastAsia="宋体" w:hAnsi="Consolas" w:cs="宋体"/>
+          <w:color w:val="000000"/>
+          <w:kern w:val="0"/>
+          <w:sz w:val="18"/>
+          <w:szCs w:val="18"/>
+          <w:lang w:eastAsia="zh-CN"/>
+          <w14:ligatures w14:val="none"/>
+        </w:rPr>
+        <w:t xml:space="preserve">= </w:t>
+      </w:r>
+      <w:r>
+        <w:rPr>
+          <w:rFonts w:ascii="Consolas" w:eastAsia="宋体" w:hAnsi="Consolas" w:cs="宋体"/>
+          <w:color w:val="A31515"/>
+          <w:kern w:val="0"/>
+          <w:sz w:val="18"/>
+          <w:szCs w:val="18"/>
+          <w:lang w:eastAsia="zh-CN"/>
+          <w14:ligatures w14:val="none"/>
+        </w:rPr>
+        <w:t>"NCOs Closed")</w:t>
+      </w:r>
+      <w:r>
+        <w:rPr>
+          <w:rFonts w:ascii="Consolas" w:eastAsia="宋体" w:hAnsi="Consolas" w:cs="宋体"/>
+          <w:color w:val="000000"/>
+          <w:kern w:val="0"/>
+          <w:sz w:val="18"/>
+          <w:szCs w:val="18"/>
+          <w:lang w:eastAsia="zh-CN"/>
+          <w14:ligatures w14:val="none"/>
+        </w:rPr>
+        <w:t>)</w:t>
+      </w:r>
+    </w:p>
+    <w:p>
+      <w:pPr>
+        <w:shd w:val="clear" w:color="auto" w:fill="FFFFFF"/>
+        <w:spacing w:after="0" w:line="270" w:lineRule="atLeast"/>
+        <w:rPr>
+          <w:rFonts w:ascii="Consolas" w:eastAsia="宋体" w:hAnsi="Consolas" w:cs="宋体"/>
+          <w:color w:val="000000"/>
+          <w:kern w:val="0"/>
+          <w:sz w:val="18"/>
+          <w:szCs w:val="18"/>
+          <w:lang w:eastAsia="zh-CN"/>
+          <w14:ligatures w14:val="none"/>
+        </w:rPr>
+      </w:pPr>
+      <w:r>
+        <w:rPr>
+          <w:rFonts w:ascii="Consolas" w:eastAsia="宋体" w:hAnsi="Consolas" w:cs="宋体"/>
+          <w:color w:val="0000FF"/>
+          <w:kern w:val="0"/>
+          <w:sz w:val="18"/>
+          <w:szCs w:val="18"/>
+          <w:lang w:eastAsia="zh-CN"/>
+          <w14:ligatures w14:val="none"/>
+        </w:rPr>
+        <w:t>return I</w:t>
+      </w:r>
+      <w:r>
+        <w:rPr>
+          <w:rFonts w:ascii="Consolas" w:eastAsia="宋体" w:hAnsi="Consolas" w:cs="宋体"/>
+          <w:color w:val="3165BB"/>
+          <w:kern w:val="0"/>
+          <w:sz w:val="18"/>
+          <w:szCs w:val="18"/>
+          <w:lang w:eastAsia="zh-CN"/>
+          <w14:ligatures w14:val="none"/>
+        </w:rPr>
+        <w:t>F(ISBLANK(a</w:t>
+      </w:r>
+      <w:r>
+        <w:rPr>
+          <w:rFonts w:ascii="Consolas" w:eastAsia="宋体" w:hAnsi="Consolas" w:cs="宋体"/>
+          <w:color w:val="000000"/>
+          <w:kern w:val="0"/>
+          <w:sz w:val="18"/>
+          <w:szCs w:val="18"/>
+          <w:lang w:eastAsia="zh-CN"/>
+          <w14:ligatures w14:val="none"/>
+        </w:rPr>
+        <w:t>)</w:t>
+      </w:r>
+      <w:r>
+        <w:rPr>
+          <w:rFonts w:ascii="Consolas" w:eastAsia="宋体" w:hAnsi="Consolas" w:cs="宋体"/>
+          <w:color w:val="008080"/>
+          <w:kern w:val="0"/>
+          <w:sz w:val="18"/>
+          <w:szCs w:val="18"/>
+          <w:lang w:eastAsia="zh-CN"/>
+          <w14:ligatures w14:val="none"/>
+        </w:rPr>
+        <w:t>,</w:t>
+      </w:r>
+      <w:r>
+        <w:rPr>
+          <w:rFonts w:ascii="Consolas" w:eastAsia="宋体" w:hAnsi="Consolas" w:cs="宋体"/>
+          <w:color w:val="000000"/>
+          <w:kern w:val="0"/>
+          <w:sz w:val="18"/>
+          <w:szCs w:val="18"/>
+          <w:lang w:eastAsia="zh-CN"/>
+          <w14:ligatures w14:val="none"/>
+        </w:rPr>
+        <w:t xml:space="preserve"> </w:t>
+      </w:r>
+      <w:r>
+        <w:rPr>
+          <w:rFonts w:ascii="Consolas" w:eastAsia="宋体" w:hAnsi="Consolas" w:cs="宋体"/>
+          <w:color w:val="098658"/>
+          <w:kern w:val="0"/>
+          <w:sz w:val="18"/>
+          <w:szCs w:val="18"/>
+          <w:lang w:eastAsia="zh-CN"/>
+          <w14:ligatures w14:val="none"/>
+        </w:rPr>
+        <w:t>0</w:t>
+      </w:r>
+      <w:r>
+        <w:rPr>
+          <w:rFonts w:ascii="Consolas" w:eastAsia="宋体" w:hAnsi="Consolas" w:cs="宋体"/>
+          <w:color w:val="000000"/>
+          <w:kern w:val="0"/>
+          <w:sz w:val="18"/>
+          <w:szCs w:val="18"/>
+          <w:lang w:eastAsia="zh-CN"/>
+          <w14:ligatures w14:val="none"/>
+        </w:rPr>
+        <w:t>,</w:t>
+      </w:r>
+      <w:r>
+        <w:rPr>
+          <w:rFonts w:ascii="Consolas" w:eastAsia="宋体" w:hAnsi="Consolas" w:cs="宋体"/>
+          <w:color w:val="098658"/>
+          <w:kern w:val="0"/>
+          <w:sz w:val="18"/>
+          <w:szCs w:val="18"/>
+          <w:lang w:eastAsia="zh-CN"/>
+          <w14:ligatures w14:val="none"/>
+        </w:rPr>
+        <w:t xml:space="preserve"> </w:t>
+      </w:r>
+      <w:r>
+        <w:rPr>
+          <w:rFonts w:ascii="Consolas" w:eastAsia="宋体" w:hAnsi="Consolas" w:cs="宋体"/>
+          <w:color w:val="000000"/>
+          <w:kern w:val="0"/>
+          <w:sz w:val="18"/>
+          <w:szCs w:val="18"/>
+          <w:lang w:eastAsia="zh-CN"/>
+          <w14:ligatures w14:val="none"/>
+        </w:rPr>
+        <w:t>a)</w:t>
+      </w:r>
+    </w:p>
+    <w:p>
+      <w:pPr>
+        <w:pStyle w:val="af"/>
+      </w:pPr>
+    </w:p>
+    <w:p>
+      <w:pPr>
+        <w:shd w:val="clear" w:color="auto" w:fill="FFFFFF"/>
+        <w:spacing w:after="0" w:line="270" w:lineRule="atLeast"/>
+        <w:rPr>
+          <w:rFonts w:ascii="Consolas" w:eastAsia="宋体" w:hAnsi="Consolas" w:cs="宋体"/>
+          <w:color w:val="000000"/>
+          <w:kern w:val="0"/>
+          <w:sz w:val="18"/>
+          <w:szCs w:val="18"/>
+          <w:lang w:eastAsia="zh-CN"/>
+          <w14:ligatures w14:val="none"/>
+        </w:rPr>
+      </w:pPr>
+      <w:proofErr w:type="spellStart"/>
+      <w:r>
+        <w:rPr>
+          <w:rFonts w:ascii="Consolas" w:eastAsia="宋体" w:hAnsi="Consolas" w:cs="宋体"/>
+          <w:color w:val="000000"/>
+          <w:kern w:val="0"/>
+          <w:sz w:val="18"/>
+          <w:szCs w:val="18"/>
+          <w:lang w:eastAsia="zh-CN"/>
+          <w14:ligatures w14:val="none"/>
+        </w:rPr>
+        <w:t>nco_created</w:t>
+      </w:r>
+      <w:proofErr w:type="spellEnd"/>
+      <w:r>
+        <w:rPr>
+          <w:rFonts w:ascii="Consolas" w:eastAsia="宋体" w:hAnsi="Consolas" w:cs="宋体"/>
+          <w:color w:val="000000"/>
+          <w:kern w:val="0"/>
+          <w:sz w:val="18"/>
+          <w:szCs w:val="18"/>
+          <w:lang w:eastAsia="zh-CN"/>
+          <w14:ligatures w14:val="none"/>
+        </w:rPr>
+        <w:t xml:space="preserve"> = </w:t>
+      </w:r>
+    </w:p>
+    <w:p>
+      <w:pPr>
+        <w:shd w:val="clear" w:color="auto" w:fill="FFFFFF"/>
+        <w:spacing w:after="0" w:line="270" w:lineRule="atLeast"/>
+        <w:rPr>
+          <w:rFonts w:ascii="Consolas" w:eastAsia="宋体" w:hAnsi="Consolas" w:cs="宋体"/>
+          <w:color w:val="000000"/>
+          <w:kern w:val="0"/>
+          <w:sz w:val="18"/>
+          <w:szCs w:val="18"/>
+          <w:lang w:eastAsia="zh-CN"/>
+          <w14:ligatures w14:val="none"/>
+        </w:rPr>
+      </w:pPr>
+      <w:r>
+        <w:rPr>
+          <w:rFonts w:ascii="Consolas" w:eastAsia="宋体" w:hAnsi="Consolas" w:cs="宋体"/>
+          <w:color w:val="0000FF"/>
+          <w:kern w:val="0"/>
+          <w:sz w:val="18"/>
+          <w:szCs w:val="18"/>
+          <w:lang w:eastAsia="zh-CN"/>
+          <w14:ligatures w14:val="none"/>
+        </w:rPr>
+        <w:t xml:space="preserve">var </w:t>
+      </w:r>
+      <w:r>
+        <w:rPr>
+          <w:rFonts w:ascii="Consolas" w:eastAsia="宋体" w:hAnsi="Consolas" w:cs="宋体"/>
+          <w:color w:val="000000"/>
+          <w:kern w:val="0"/>
+          <w:sz w:val="18"/>
+          <w:szCs w:val="18"/>
+          <w:lang w:eastAsia="zh-CN"/>
+          <w14:ligatures w14:val="none"/>
+        </w:rPr>
+        <w:t>a</w:t>
+      </w:r>
+      <w:r>
+        <w:rPr>
+          <w:rFonts w:ascii="Consolas" w:eastAsia="宋体" w:hAnsi="Consolas" w:cs="宋体"/>
+          <w:color w:val="008080"/>
+          <w:kern w:val="0"/>
+          <w:sz w:val="18"/>
+          <w:szCs w:val="18"/>
+          <w:lang w:eastAsia="zh-CN"/>
+          <w14:ligatures w14:val="none"/>
+        </w:rPr>
+        <w:t xml:space="preserve"> </w:t>
+      </w:r>
+      <w:r>
+        <w:rPr>
+          <w:rFonts w:ascii="Consolas" w:eastAsia="宋体" w:hAnsi="Consolas" w:cs="宋体"/>
+          <w:color w:val="000000"/>
+          <w:kern w:val="0"/>
+          <w:sz w:val="18"/>
+          <w:szCs w:val="18"/>
+          <w:lang w:eastAsia="zh-CN"/>
+          <w14:ligatures w14:val="none"/>
+        </w:rPr>
+        <w:t xml:space="preserve">= </w:t>
+      </w:r>
+      <w:proofErr w:type="gramStart"/>
+      <w:r>
+        <w:rPr>
+          <w:rFonts w:ascii="Consolas" w:eastAsia="宋体" w:hAnsi="Consolas" w:cs="宋体"/>
+          <w:color w:val="3165BB"/>
+          <w:kern w:val="0"/>
+          <w:sz w:val="18"/>
+          <w:szCs w:val="18"/>
+          <w:lang w:eastAsia="zh-CN"/>
+          <w14:ligatures w14:val="none"/>
+        </w:rPr>
+        <w:t>CALCULATE(</w:t>
+      </w:r>
+      <w:proofErr w:type="gramEnd"/>
+      <w:r>
+        <w:rPr>
+          <w:rFonts w:ascii="Consolas" w:eastAsia="宋体" w:hAnsi="Consolas" w:cs="宋体"/>
+          <w:color w:val="3165BB"/>
+          <w:kern w:val="0"/>
+          <w:sz w:val="18"/>
+          <w:szCs w:val="18"/>
+          <w:lang w:eastAsia="zh-CN"/>
+          <w14:ligatures w14:val="none"/>
+        </w:rPr>
+        <w:t>sum(</w:t>
+      </w:r>
+      <w:r>
+        <w:rPr>
+          <w:rFonts w:ascii="Consolas" w:eastAsia="宋体" w:hAnsi="Consolas" w:cs="宋体"/>
+          <w:color w:val="000000"/>
+          <w:kern w:val="0"/>
+          <w:sz w:val="18"/>
+          <w:szCs w:val="18"/>
+          <w:lang w:eastAsia="zh-CN"/>
+          <w14:ligatures w14:val="none"/>
+        </w:rPr>
+        <w:t>s</w:t>
+      </w:r>
+      <w:r>
+        <w:rPr>
+          <w:rFonts w:ascii="Consolas" w:eastAsia="宋体" w:hAnsi="Consolas" w:cs="宋体"/>
+          <w:color w:val="001080"/>
+          <w:kern w:val="0"/>
+          <w:sz w:val="18"/>
+          <w:szCs w:val="18"/>
+          <w:lang w:eastAsia="zh-CN"/>
+          <w14:ligatures w14:val="none"/>
+        </w:rPr>
+        <w:t>corecard[Value])</w:t>
+      </w:r>
+      <w:r>
+        <w:rPr>
+          <w:rFonts w:ascii="Consolas" w:eastAsia="宋体" w:hAnsi="Consolas" w:cs="宋体"/>
+          <w:color w:val="000000"/>
+          <w:kern w:val="0"/>
+          <w:sz w:val="18"/>
+          <w:szCs w:val="18"/>
+          <w:lang w:eastAsia="zh-CN"/>
+          <w14:ligatures w14:val="none"/>
+        </w:rPr>
+        <w:t xml:space="preserve">, </w:t>
+      </w:r>
+      <w:r>
+        <w:rPr>
+          <w:rFonts w:ascii="Consolas" w:eastAsia="宋体" w:hAnsi="Consolas" w:cs="宋体"/>
+          <w:color w:val="3165BB"/>
+          <w:kern w:val="0"/>
+          <w:sz w:val="18"/>
+          <w:szCs w:val="18"/>
+          <w:lang w:eastAsia="zh-CN"/>
+          <w14:ligatures w14:val="none"/>
+        </w:rPr>
+        <w:t>FILTER(</w:t>
+      </w:r>
+      <w:r>
+        <w:rPr>
+          <w:rFonts w:ascii="Consolas" w:eastAsia="宋体" w:hAnsi="Consolas" w:cs="宋体"/>
+          <w:color w:val="000000"/>
+          <w:kern w:val="0"/>
+          <w:sz w:val="18"/>
+          <w:szCs w:val="18"/>
+          <w:lang w:eastAsia="zh-CN"/>
+          <w14:ligatures w14:val="none"/>
+        </w:rPr>
+        <w:t>s</w:t>
+      </w:r>
+      <w:r>
+        <w:rPr>
+          <w:rFonts w:ascii="Consolas" w:eastAsia="宋体" w:hAnsi="Consolas" w:cs="宋体"/>
+          <w:color w:val="001080"/>
+          <w:kern w:val="0"/>
+          <w:sz w:val="18"/>
+          <w:szCs w:val="18"/>
+          <w:lang w:eastAsia="zh-CN"/>
+          <w14:ligatures w14:val="none"/>
+        </w:rPr>
+        <w:t>corecard,</w:t>
+      </w:r>
+      <w:r>
+        <w:rPr>
+          <w:rFonts w:ascii="Consolas" w:eastAsia="宋体" w:hAnsi="Consolas" w:cs="宋体"/>
+          <w:color w:val="000000"/>
+          <w:kern w:val="0"/>
+          <w:sz w:val="18"/>
+          <w:szCs w:val="18"/>
+          <w:lang w:eastAsia="zh-CN"/>
+          <w14:ligatures w14:val="none"/>
+        </w:rPr>
+        <w:t xml:space="preserve"> s</w:t>
+      </w:r>
+      <w:r>
+        <w:rPr>
+          <w:rFonts w:ascii="Consolas" w:eastAsia="宋体" w:hAnsi="Consolas" w:cs="宋体"/>
+          <w:color w:val="001080"/>
+          <w:kern w:val="0"/>
+          <w:sz w:val="18"/>
+          <w:szCs w:val="18"/>
+          <w:lang w:eastAsia="zh-CN"/>
+          <w14:ligatures w14:val="none"/>
+        </w:rPr>
+        <w:t>corecard[</w:t>
+      </w:r>
+      <w:proofErr w:type="spellStart"/>
+      <w:r>
+        <w:rPr>
+          <w:rFonts w:ascii="Consolas" w:eastAsia="宋体" w:hAnsi="Consolas" w:cs="宋体"/>
+          <w:color w:val="001080"/>
+          <w:kern w:val="0"/>
+          <w:sz w:val="18"/>
+          <w:szCs w:val="18"/>
+          <w:lang w:eastAsia="zh-CN"/>
+          <w14:ligatures w14:val="none"/>
+        </w:rPr>
+        <w:t>kpi</w:t>
+      </w:r>
+      <w:proofErr w:type="spellEnd"/>
+      <w:r>
+        <w:rPr>
+          <w:rFonts w:ascii="Consolas" w:eastAsia="宋体" w:hAnsi="Consolas" w:cs="宋体"/>
+          <w:color w:val="001080"/>
+          <w:kern w:val="0"/>
+          <w:sz w:val="18"/>
+          <w:szCs w:val="18"/>
+          <w:lang w:eastAsia="zh-CN"/>
+          <w14:ligatures w14:val="none"/>
+        </w:rPr>
+        <w:t xml:space="preserve">] </w:t>
+      </w:r>
+      <w:r>
+        <w:rPr>
+          <w:rFonts w:ascii="Consolas" w:eastAsia="宋体" w:hAnsi="Consolas" w:cs="宋体"/>
+          <w:color w:val="000000"/>
+          <w:kern w:val="0"/>
+          <w:sz w:val="18"/>
+          <w:szCs w:val="18"/>
+          <w:lang w:eastAsia="zh-CN"/>
+          <w14:ligatures w14:val="none"/>
+        </w:rPr>
+        <w:t xml:space="preserve">= </w:t>
+      </w:r>
+      <w:r>
+        <w:rPr>
+          <w:rFonts w:ascii="Consolas" w:eastAsia="宋体" w:hAnsi="Consolas" w:cs="宋体"/>
+          <w:color w:val="A31515"/>
+          <w:kern w:val="0"/>
+          <w:sz w:val="18"/>
+          <w:szCs w:val="18"/>
+          <w:lang w:eastAsia="zh-CN"/>
+          <w14:ligatures w14:val="none"/>
+        </w:rPr>
+        <w:t>"NCOs Created")</w:t>
+      </w:r>
+      <w:r>
+        <w:rPr>
+          <w:rFonts w:ascii="Consolas" w:eastAsia="宋体" w:hAnsi="Consolas" w:cs="宋体"/>
+          <w:color w:val="000000"/>
+          <w:kern w:val="0"/>
+          <w:sz w:val="18"/>
+          <w:szCs w:val="18"/>
+          <w:lang w:eastAsia="zh-CN"/>
+          <w14:ligatures w14:val="none"/>
+        </w:rPr>
+        <w:t>)</w:t>
+      </w:r>
+    </w:p>
+    <w:p>
+      <w:pPr>
+        <w:shd w:val="clear" w:color="auto" w:fill="FFFFFF"/>
+        <w:spacing w:after="0" w:line="270" w:lineRule="atLeast"/>
+        <w:rPr>
+          <w:rFonts w:ascii="Consolas" w:eastAsia="宋体" w:hAnsi="Consolas" w:cs="宋体"/>
+          <w:color w:val="000000"/>
+          <w:kern w:val="0"/>
+          <w:sz w:val="18"/>
+          <w:szCs w:val="18"/>
+          <w:lang w:eastAsia="zh-CN"/>
+          <w14:ligatures w14:val="none"/>
+        </w:rPr>
+      </w:pPr>
+      <w:r>
+        <w:rPr>
+          <w:rFonts w:ascii="Consolas" w:eastAsia="宋体" w:hAnsi="Consolas" w:cs="宋体"/>
+          <w:color w:val="0000FF"/>
+          <w:kern w:val="0"/>
+          <w:sz w:val="18"/>
+          <w:szCs w:val="18"/>
+          <w:lang w:eastAsia="zh-CN"/>
+          <w14:ligatures w14:val="none"/>
+        </w:rPr>
+        <w:t>return I</w:t>
+      </w:r>
+      <w:r>
+        <w:rPr>
+          <w:rFonts w:ascii="Consolas" w:eastAsia="宋体" w:hAnsi="Consolas" w:cs="宋体"/>
+          <w:color w:val="3165BB"/>
+          <w:kern w:val="0"/>
+          <w:sz w:val="18"/>
+          <w:szCs w:val="18"/>
+          <w:lang w:eastAsia="zh-CN"/>
+          <w14:ligatures w14:val="none"/>
+        </w:rPr>
+        <w:t>F(ISBLANK(a</w:t>
+      </w:r>
+      <w:r>
+        <w:rPr>
+          <w:rFonts w:ascii="Consolas" w:eastAsia="宋体" w:hAnsi="Consolas" w:cs="宋体"/>
+          <w:color w:val="000000"/>
+          <w:kern w:val="0"/>
+          <w:sz w:val="18"/>
+          <w:szCs w:val="18"/>
+          <w:lang w:eastAsia="zh-CN"/>
+          <w14:ligatures w14:val="none"/>
+        </w:rPr>
+        <w:t>)</w:t>
+      </w:r>
+      <w:r>
+        <w:rPr>
+          <w:rFonts w:ascii="Consolas" w:eastAsia="宋体" w:hAnsi="Consolas" w:cs="宋体"/>
+          <w:color w:val="008080"/>
+          <w:kern w:val="0"/>
+          <w:sz w:val="18"/>
+          <w:szCs w:val="18"/>
+          <w:lang w:eastAsia="zh-CN"/>
+          <w14:ligatures w14:val="none"/>
+        </w:rPr>
+        <w:t>,</w:t>
+      </w:r>
+      <w:r>
+        <w:rPr>
+          <w:rFonts w:ascii="Consolas" w:eastAsia="宋体" w:hAnsi="Consolas" w:cs="宋体"/>
+          <w:color w:val="000000"/>
+          <w:kern w:val="0"/>
+          <w:sz w:val="18"/>
+          <w:szCs w:val="18"/>
+          <w:lang w:eastAsia="zh-CN"/>
+          <w14:ligatures w14:val="none"/>
+        </w:rPr>
+        <w:t xml:space="preserve"> </w:t>
+      </w:r>
+      <w:r>
+        <w:rPr>
+          <w:rFonts w:ascii="Consolas" w:eastAsia="宋体" w:hAnsi="Consolas" w:cs="宋体"/>
+          <w:color w:val="098658"/>
+          <w:kern w:val="0"/>
+          <w:sz w:val="18"/>
+          <w:szCs w:val="18"/>
+          <w:lang w:eastAsia="zh-CN"/>
+          <w14:ligatures w14:val="none"/>
+        </w:rPr>
+        <w:t>0</w:t>
+      </w:r>
+      <w:r>
+        <w:rPr>
+          <w:rFonts w:ascii="Consolas" w:eastAsia="宋体" w:hAnsi="Consolas" w:cs="宋体"/>
+          <w:color w:val="000000"/>
+          <w:kern w:val="0"/>
+          <w:sz w:val="18"/>
+          <w:szCs w:val="18"/>
+          <w:lang w:eastAsia="zh-CN"/>
+          <w14:ligatures w14:val="none"/>
+        </w:rPr>
+        <w:t>,</w:t>
+      </w:r>
+      <w:r>
+        <w:rPr>
+          <w:rFonts w:ascii="Consolas" w:eastAsia="宋体" w:hAnsi="Consolas" w:cs="宋体"/>
+          <w:color w:val="098658"/>
+          <w:kern w:val="0"/>
+          <w:sz w:val="18"/>
+          <w:szCs w:val="18"/>
+          <w:lang w:eastAsia="zh-CN"/>
+          <w14:ligatures w14:val="none"/>
+        </w:rPr>
+        <w:t xml:space="preserve"> </w:t>
+      </w:r>
+      <w:r>
+        <w:rPr>
+          <w:rFonts w:ascii="Consolas" w:eastAsia="宋体" w:hAnsi="Consolas" w:cs="宋体"/>
+          <w:color w:val="000000"/>
+          <w:kern w:val="0"/>
+          <w:sz w:val="18"/>
+          <w:szCs w:val="18"/>
+          <w:lang w:eastAsia="zh-CN"/>
+          <w14:ligatures w14:val="none"/>
+        </w:rPr>
+        <w:t>a)</w:t>
+      </w:r>
+    </w:p>
+    <w:p>
+      <w:pPr>
+        <w:pStyle w:val="af"/>
+      </w:pPr>
+    </w:p>
+  </w:comment>
+</w:comments>
+</file>
+
+<file path=word/commentsExtended.xml><?xml version="1.0" encoding="utf-8"?>
+<w15:commentsEx xmlns:wpc="http://schemas.microsoft.com/office/word/2010/wordprocessingCanvas" xmlns:cx="http://schemas.microsoft.com/office/drawing/2014/chartex" xmlns:cx1="http://schemas.microsoft.com/office/drawing/2015/9/8/chartex" xmlns:cx2="http://schemas.microsoft.com/office/drawing/2015/10/21/chartex" xmlns:cx3="http://schemas.microsoft.com/office/drawing/2016/5/9/chartex" xmlns:cx4="http://schemas.microsoft.com/office/drawing/2016/5/10/chartex" xmlns:cx5="http://schemas.microsoft.com/office/drawing/2016/5/11/chartex" xmlns:cx6="http://schemas.microsoft.com/office/drawing/2016/5/12/chartex" xmlns:cx7="http://schemas.microsoft.com/office/drawing/2016/5/13/chartex" xmlns:cx8="http://schemas.microsoft.com/office/drawing/2016/5/14/chartex" xmlns:mc="http://schemas.openxmlformats.org/markup-compatibility/2006" xmlns:aink="http://schemas.microsoft.com/office/drawing/2016/ink" xmlns:am3d="http://schemas.microsoft.com/office/drawing/2017/model3d" xmlns:o="urn:schemas-microsoft-com:office:office" xmlns:oel="http://schemas.microsoft.com/office/2019/extlst" xmlns:r="http://schemas.openxmlformats.org/officeDocument/2006/relationships" xmlns:m="http://schemas.openxmlformats.org/officeDocument/2006/math" xmlns:v="urn:schemas-microsoft-com:vml" xmlns:wp14="http://schemas.microsoft.com/office/word/2010/wordprocessingDrawing" xmlns:wp="http://schemas.openxmlformats.org/drawingml/2006/wordprocessingDrawing" xmlns:w10="urn:schemas-microsoft-com:office:word" xmlns:w="http://schemas.openxmlformats.org/wordprocessingml/2006/main" xmlns:w14="http://schemas.microsoft.com/office/word/2010/wordml" xmlns:w15="http://schemas.microsoft.com/office/word/2012/wordml" xmlns:w16cex="http://schemas.microsoft.com/office/word/2018/wordml/cex" xmlns:w16cid="http://schemas.microsoft.com/office/word/2016/wordml/cid" xmlns:w16="http://schemas.microsoft.com/office/word/2018/wordml" xmlns:w16sdtdh="http://schemas.microsoft.com/office/word/2020/wordml/sdtdatahash" xmlns:w16se="http://schemas.microsoft.com/office/word/2015/wordml/symex" xmlns:wpg="http://schemas.microsoft.com/office/word/2010/wordprocessingGroup" xmlns:wpi="http://schemas.microsoft.com/office/word/2010/wordprocessingInk" xmlns:wne="http://schemas.microsoft.com/office/word/2006/wordml" xmlns:wps="http://schemas.microsoft.com/office/word/2010/wordprocessingShape" mc:Ignorable="w14 w15 w16se w16cid w16 w16cex w16sdtdh wp14">
+  <w15:commentEx w15:paraId="526D0FA0" w15:done="0"/>
+  <w15:commentEx w15:paraId="4A4184EB" w15:done="0"/>
+  <w15:commentEx w15:paraId="22E98B29" w15:done="0"/>
+  <w15:commentEx w15:paraId="3F73C8FC" w15:done="0"/>
+  <w15:commentEx w15:paraId="4B01BE46" w15:done="0"/>
+  <w15:commentEx w15:paraId="6CA639EC" w15:done="0"/>
+</w15:commentsEx>
+</file>
+
+<file path=word/commentsExtensible.xml><?xml version="1.0" encoding="utf-8"?>
+<w16cex:commentsExtensible xmlns:wpc="http://schemas.microsoft.com/office/word/2010/wordprocessingCanvas" xmlns:cx="http://schemas.microsoft.com/office/drawing/2014/chartex" xmlns:cx1="http://schemas.microsoft.com/office/drawing/2015/9/8/chartex" xmlns:cx2="http://schemas.microsoft.com/office/drawing/2015/10/21/chartex" xmlns:cx3="http://schemas.microsoft.com/office/drawing/2016/5/9/chartex" xmlns:cx4="http://schemas.microsoft.com/office/drawing/2016/5/10/chartex" xmlns:cx5="http://schemas.microsoft.com/office/drawing/2016/5/11/chartex" xmlns:cx6="http://schemas.microsoft.com/office/drawing/2016/5/12/chartex" xmlns:cx7="http://schemas.microsoft.com/office/drawing/2016/5/13/chartex" xmlns:cx8="http://schemas.microsoft.com/office/drawing/2016/5/14/chartex" xmlns:mc="http://schemas.openxmlformats.org/markup-compatibility/2006" xmlns:aink="http://schemas.microsoft.com/office/drawing/2016/ink" xmlns:am3d="http://schemas.microsoft.com/office/drawing/2017/model3d" xmlns:o="urn:schemas-microsoft-com:office:office" xmlns:oel="http://schemas.microsoft.com/office/2019/extlst" xmlns:r="http://schemas.openxmlformats.org/officeDocument/2006/relationships" xmlns:m="http://schemas.openxmlformats.org/officeDocument/2006/math" xmlns:v="urn:schemas-microsoft-com:vml" xmlns:wp14="http://schemas.microsoft.com/office/word/2010/wordprocessingDrawing" xmlns:wp="http://schemas.openxmlformats.org/drawingml/2006/wordprocessingDrawing" xmlns:w10="urn:schemas-microsoft-com:office:word" xmlns:w="http://schemas.openxmlformats.org/wordprocessingml/2006/main" xmlns:w14="http://schemas.microsoft.com/office/word/2010/wordml" xmlns:w15="http://schemas.microsoft.com/office/word/2012/wordml" xmlns:w16cex="http://schemas.microsoft.com/office/word/2018/wordml/cex" xmlns:w16cid="http://schemas.microsoft.com/office/word/2016/wordml/cid" xmlns:w16="http://schemas.microsoft.com/office/word/2018/wordml" xmlns:w16sdtdh="http://schemas.microsoft.com/office/word/2020/wordml/sdtdatahash" xmlns:w16se="http://schemas.microsoft.com/office/word/2015/wordml/symex" xmlns:wpg="http://schemas.microsoft.com/office/word/2010/wordprocessingGroup" xmlns:wpi="http://schemas.microsoft.com/office/word/2010/wordprocessingInk" xmlns:wne="http://schemas.microsoft.com/office/word/2006/wordml" xmlns:wps="http://schemas.microsoft.com/office/word/2010/wordprocessingShape" mc:Ignorable="w14 w15 w16se w16cid w16 w16cex w16sdtdh wp14">
+  <w16cex:commentExtensible w16cex:durableId="2BC84C2B" w16cex:dateUtc="2025-05-09T01:40:00Z"/>
+  <w16cex:commentExtensible w16cex:durableId="2BC84C71" w16cex:dateUtc="2025-05-09T01:42:00Z"/>
+  <w16cex:commentExtensible w16cex:durableId="2BC84D6C" w16cex:dateUtc="2025-05-09T01:46:00Z"/>
+  <w16cex:commentExtensible w16cex:durableId="2BC8546A" w16cex:dateUtc="2025-05-09T02:16:00Z"/>
+  <w16cex:commentExtensible w16cex:durableId="2BC8568E" w16cex:dateUtc="2025-05-09T02:25:00Z"/>
+  <w16cex:commentExtensible w16cex:durableId="2BC85D6D" w16cex:dateUtc="2025-05-09T02:54:00Z"/>
+</w16cex:commentsExtensible>
+</file>
+
+<file path=word/commentsIds.xml><?xml version="1.0" encoding="utf-8"?>
+<w16cid:commentsIds xmlns:wpc="http://schemas.microsoft.com/office/word/2010/wordprocessingCanvas" xmlns:cx="http://schemas.microsoft.com/office/drawing/2014/chartex" xmlns:cx1="http://schemas.microsoft.com/office/drawing/2015/9/8/chartex" xmlns:cx2="http://schemas.microsoft.com/office/drawing/2015/10/21/chartex" xmlns:cx3="http://schemas.microsoft.com/office/drawing/2016/5/9/chartex" xmlns:cx4="http://schemas.microsoft.com/office/drawing/2016/5/10/chartex" xmlns:cx5="http://schemas.microsoft.com/office/drawing/2016/5/11/chartex" xmlns:cx6="http://schemas.microsoft.com/office/drawing/2016/5/12/chartex" xmlns:cx7="http://schemas.microsoft.com/office/drawing/2016/5/13/chartex" xmlns:cx8="http://schemas.microsoft.com/office/drawing/2016/5/14/chartex" xmlns:mc="http://schemas.openxmlformats.org/markup-compatibility/2006" xmlns:aink="http://schemas.microsoft.com/office/drawing/2016/ink" xmlns:am3d="http://schemas.microsoft.com/office/drawing/2017/model3d" xmlns:o="urn:schemas-microsoft-com:office:office" xmlns:oel="http://schemas.microsoft.com/office/2019/extlst" xmlns:r="http://schemas.openxmlformats.org/officeDocument/2006/relationships" xmlns:m="http://schemas.openxmlformats.org/officeDocument/2006/math" xmlns:v="urn:schemas-microsoft-com:vml" xmlns:wp14="http://schemas.microsoft.com/office/word/2010/wordprocessingDrawing" xmlns:wp="http://schemas.openxmlformats.org/drawingml/2006/wordprocessingDrawing" xmlns:w10="urn:schemas-microsoft-com:office:word" xmlns:w="http://schemas.openxmlformats.org/wordprocessingml/2006/main" xmlns:w14="http://schemas.microsoft.com/office/word/2010/wordml" xmlns:w15="http://schemas.microsoft.com/office/word/2012/wordml" xmlns:w16cex="http://schemas.microsoft.com/office/word/2018/wordml/cex" xmlns:w16cid="http://schemas.microsoft.com/office/word/2016/wordml/cid" xmlns:w16="http://schemas.microsoft.com/office/word/2018/wordml" xmlns:w16sdtdh="http://schemas.microsoft.com/office/word/2020/wordml/sdtdatahash" xmlns:w16se="http://schemas.microsoft.com/office/word/2015/wordml/symex" xmlns:wpg="http://schemas.microsoft.com/office/word/2010/wordprocessingGroup" xmlns:wpi="http://schemas.microsoft.com/office/word/2010/wordprocessingInk" xmlns:wne="http://schemas.microsoft.com/office/word/2006/wordml" xmlns:wps="http://schemas.microsoft.com/office/word/2010/wordprocessingShape" mc:Ignorable="w14 w15 w16se w16cid w16 w16cex w16sdtdh wp14">
+  <w16cid:commentId w16cid:paraId="526D0FA0" w16cid:durableId="2BC84C2B"/>
+  <w16cid:commentId w16cid:paraId="4A4184EB" w16cid:durableId="2BC84C71"/>
+  <w16cid:commentId w16cid:paraId="22E98B29" w16cid:durableId="2BC84D6C"/>
+  <w16cid:commentId w16cid:paraId="3F73C8FC" w16cid:durableId="2BC8546A"/>
+  <w16cid:commentId w16cid:paraId="4B01BE46" w16cid:durableId="2BC8568E"/>
+  <w16cid:commentId w16cid:paraId="6CA639EC" w16cid:durableId="2BC85D6D"/>
+</w16cid:commentsIds>
+</file>
+
+<file path=word/people.xml><?xml version="1.0" encoding="utf-8"?>
+<w15:people xmlns:wpc="http://schemas.microsoft.com/office/word/2010/wordprocessingCanvas" xmlns:cx="http://schemas.microsoft.com/office/drawing/2014/chartex" xmlns:cx1="http://schemas.microsoft.com/office/drawing/2015/9/8/chartex" xmlns:cx2="http://schemas.microsoft.com/office/drawing/2015/10/21/chartex" xmlns:cx3="http://schemas.microsoft.com/office/drawing/2016/5/9/chartex" xmlns:cx4="http://schemas.microsoft.com/office/drawing/2016/5/10/chartex" xmlns:cx5="http://schemas.microsoft.com/office/drawing/2016/5/11/chartex" xmlns:cx6="http://schemas.microsoft.com/office/drawing/2016/5/12/chartex" xmlns:cx7="http://schemas.microsoft.com/office/drawing/2016/5/13/chartex" xmlns:cx8="http://schemas.microsoft.com/office/drawing/2016/5/14/chartex" xmlns:mc="http://schemas.openxmlformats.org/markup-compatibility/2006" xmlns:aink="http://schemas.microsoft.com/office/drawing/2016/ink" xmlns:am3d="http://schemas.microsoft.com/office/drawing/2017/model3d" xmlns:o="urn:schemas-microsoft-com:office:office" xmlns:oel="http://schemas.microsoft.com/office/2019/extlst" xmlns:r="http://schemas.openxmlformats.org/officeDocument/2006/relationships" xmlns:m="http://schemas.openxmlformats.org/officeDocument/2006/math" xmlns:v="urn:schemas-microsoft-com:vml" xmlns:wp14="http://schemas.microsoft.com/office/word/2010/wordprocessingDrawing" xmlns:wp="http://schemas.openxmlformats.org/drawingml/2006/wordprocessingDrawing" xmlns:w10="urn:schemas-microsoft-com:office:word" xmlns:w="http://schemas.openxmlformats.org/wordprocessingml/2006/main" xmlns:w14="http://schemas.microsoft.com/office/word/2010/wordml" xmlns:w15="http://schemas.microsoft.com/office/word/2012/wordml" xmlns:w16cex="http://schemas.microsoft.com/office/word/2018/wordml/cex" xmlns:w16cid="http://schemas.microsoft.com/office/word/2016/wordml/cid" xmlns:w16="http://schemas.microsoft.com/office/word/2018/wordml" xmlns:w16sdtdh="http://schemas.microsoft.com/office/word/2020/wordml/sdtdatahash" xmlns:w16se="http://schemas.microsoft.com/office/word/2015/wordml/symex" xmlns:wpg="http://schemas.microsoft.com/office/word/2010/wordprocessingGroup" xmlns:wpi="http://schemas.microsoft.com/office/word/2010/wordprocessingInk" xmlns:wne="http://schemas.microsoft.com/office/word/2006/wordml" xmlns:wps="http://schemas.microsoft.com/office/word/2010/wordprocessingShape" mc:Ignorable="w14 w15 w16se w16cid w16 w16cex w16sdtdh wp14">
+  <w15:person w15:author="Derek Zhu">
+    <w15:presenceInfo w15:providerId="Windows Live" w15:userId="5625eaa3136a8889"/>
+  </w15:person>
+</w15:people>
+</file>
+
 <file path=word/styles.xml><?xml version="1.0" encoding="utf-8"?>
-<w:styles xmlns:mc="http://schemas.openxmlformats.org/markup-compatibility/2006" xmlns:r="http://schemas.openxmlformats.org/officeDocument/2006/relationships" xmlns:w="http://schemas.openxmlformats.org/wordprocessingml/2006/main" xmlns:w14="http://schemas.microsoft.com/office/word/2010/wordml" xmlns:w15="http://schemas.microsoft.com/office/word/2012/wordml" xmlns:w16cex="http://schemas.microsoft.com/office/word/2018/wordml/cex" xmlns:w16cid="http://schemas.microsoft.com/office/word/2016/wordml/cid" xmlns:w16="http://schemas.microsoft.com/office/word/2018/wordml" xmlns:w16du="http://schemas.microsoft.com/office/word/2023/wordml/word16du" xmlns:w16sdtdh="http://schemas.microsoft.com/office/word/2020/wordml/sdtdatahash" xmlns:w16sdtfl="http://schemas.microsoft.com/office/word/2024/wordml/sdtformatlock" xmlns:w16se="http://schemas.microsoft.com/office/word/2015/wordml/symex" mc:Ignorable="w14 w15 w16se w16cid w16 w16cex w16sdtdh w16sdtfl w16du">
+<w:styles xmlns:mc="http://schemas.openxmlformats.org/markup-compatibility/2006" xmlns:r="http://schemas.openxmlformats.org/officeDocument/2006/relationships" xmlns:w="http://schemas.openxmlformats.org/wordprocessingml/2006/main" xmlns:w14="http://schemas.microsoft.com/office/word/2010/wordml" xmlns:w15="http://schemas.microsoft.com/office/word/2012/wordml" xmlns:w16cex="http://schemas.microsoft.com/office/word/2018/wordml/cex" xmlns:w16cid="http://schemas.microsoft.com/office/word/2016/wordml/cid" xmlns:w16="http://schemas.microsoft.com/office/word/2018/wordml" xmlns:w16sdtdh="http://schemas.microsoft.com/office/word/2020/wordml/sdtdatahash" xmlns:w16se="http://schemas.microsoft.com/office/word/2015/wordml/symex" mc:Ignorable="w14 w15 w16se w16cid w16 w16cex w16sdtdh">
   <w:docDefaults>
     <w:rPrDefault>
       <w:rPr>
-        <w:rFonts w:asciiTheme="minorHAnsi" w:eastAsiaTheme="minorHAnsi" w:hAnsiTheme="minorHAnsi" w:cstheme="minorBidi"/>
+        <w:rFonts w:asciiTheme="minorHAnsi" w:eastAsiaTheme="minorEastAsia" w:hAnsiTheme="minorHAnsi" w:cstheme="minorBidi"/>
         <w:kern w:val="2"/>
         <w:sz w:val="24"/>
         <w:szCs w:val="24"/>
@@ -882,15 +6931,15 @@
     <w:lsdException w:name="Unresolved Mention" w:semiHidden="1" w:unhideWhenUsed="1"/>
     <w:lsdException w:name="Smart Link" w:semiHidden="1" w:unhideWhenUsed="1"/>
   </w:latentStyles>
-  <w:style w:type="paragraph" w:default="1" w:styleId="Normal">
+  <w:style w:type="paragraph" w:default="1" w:styleId="a">
     <w:name w:val="Normal"/>
     <w:qFormat/>
   </w:style>
-  <w:style w:type="paragraph" w:styleId="Heading1">
+  <w:style w:type="paragraph" w:styleId="1">
     <w:name w:val="heading 1"/>
-    <w:basedOn w:val="Normal"/>
-    <w:next w:val="Normal"/>
-    <w:link w:val="Heading1Char"/>
+    <w:basedOn w:val="a"/>
+    <w:next w:val="a"/>
+    <w:link w:val="10"/>
     <w:uiPriority w:val="9"/>
     <w:qFormat/>
     <w:rsid w:val="000070C4"/>
@@ -907,11 +6956,11 @@
       <w:szCs w:val="40"/>
     </w:rPr>
   </w:style>
-  <w:style w:type="paragraph" w:styleId="Heading2">
+  <w:style w:type="paragraph" w:styleId="2">
     <w:name w:val="heading 2"/>
-    <w:basedOn w:val="Normal"/>
-    <w:next w:val="Normal"/>
-    <w:link w:val="Heading2Char"/>
+    <w:basedOn w:val="a"/>
+    <w:next w:val="a"/>
+    <w:link w:val="20"/>
     <w:uiPriority w:val="9"/>
     <w:semiHidden/>
     <w:unhideWhenUsed/>
@@ -930,11 +6979,11 @@
       <w:szCs w:val="32"/>
     </w:rPr>
   </w:style>
-  <w:style w:type="paragraph" w:styleId="Heading3">
+  <w:style w:type="paragraph" w:styleId="3">
     <w:name w:val="heading 3"/>
-    <w:basedOn w:val="Normal"/>
-    <w:next w:val="Normal"/>
-    <w:link w:val="Heading3Char"/>
+    <w:basedOn w:val="a"/>
+    <w:next w:val="a"/>
+    <w:link w:val="30"/>
     <w:uiPriority w:val="9"/>
     <w:semiHidden/>
     <w:unhideWhenUsed/>
@@ -953,11 +7002,11 @@
       <w:szCs w:val="28"/>
     </w:rPr>
   </w:style>
-  <w:style w:type="paragraph" w:styleId="Heading4">
+  <w:style w:type="paragraph" w:styleId="4">
     <w:name w:val="heading 4"/>
-    <w:basedOn w:val="Normal"/>
-    <w:next w:val="Normal"/>
-    <w:link w:val="Heading4Char"/>
+    <w:basedOn w:val="a"/>
+    <w:next w:val="a"/>
+    <w:link w:val="40"/>
     <w:uiPriority w:val="9"/>
     <w:semiHidden/>
     <w:unhideWhenUsed/>
@@ -976,11 +7025,11 @@
       <w:color w:val="0F4761" w:themeColor="accent1" w:themeShade="BF"/>
     </w:rPr>
   </w:style>
-  <w:style w:type="paragraph" w:styleId="Heading5">
+  <w:style w:type="paragraph" w:styleId="5">
     <w:name w:val="heading 5"/>
-    <w:basedOn w:val="Normal"/>
-    <w:next w:val="Normal"/>
-    <w:link w:val="Heading5Char"/>
+    <w:basedOn w:val="a"/>
+    <w:next w:val="a"/>
+    <w:link w:val="50"/>
     <w:uiPriority w:val="9"/>
     <w:semiHidden/>
     <w:unhideWhenUsed/>
@@ -997,11 +7046,11 @@
       <w:color w:val="0F4761" w:themeColor="accent1" w:themeShade="BF"/>
     </w:rPr>
   </w:style>
-  <w:style w:type="paragraph" w:styleId="Heading6">
+  <w:style w:type="paragraph" w:styleId="6">
     <w:name w:val="heading 6"/>
-    <w:basedOn w:val="Normal"/>
-    <w:next w:val="Normal"/>
-    <w:link w:val="Heading6Char"/>
+    <w:basedOn w:val="a"/>
+    <w:next w:val="a"/>
+    <w:link w:val="60"/>
     <w:uiPriority w:val="9"/>
     <w:semiHidden/>
     <w:unhideWhenUsed/>
@@ -1020,11 +7069,11 @@
       <w:color w:val="595959" w:themeColor="text1" w:themeTint="A6"/>
     </w:rPr>
   </w:style>
-  <w:style w:type="paragraph" w:styleId="Heading7">
+  <w:style w:type="paragraph" w:styleId="7">
     <w:name w:val="heading 7"/>
-    <w:basedOn w:val="Normal"/>
-    <w:next w:val="Normal"/>
-    <w:link w:val="Heading7Char"/>
+    <w:basedOn w:val="a"/>
+    <w:next w:val="a"/>
+    <w:link w:val="70"/>
     <w:uiPriority w:val="9"/>
     <w:semiHidden/>
     <w:unhideWhenUsed/>
@@ -1041,11 +7090,11 @@
       <w:color w:val="595959" w:themeColor="text1" w:themeTint="A6"/>
     </w:rPr>
   </w:style>
-  <w:style w:type="paragraph" w:styleId="Heading8">
+  <w:style w:type="paragraph" w:styleId="8">
     <w:name w:val="heading 8"/>
-    <w:basedOn w:val="Normal"/>
-    <w:next w:val="Normal"/>
-    <w:link w:val="Heading8Char"/>
+    <w:basedOn w:val="a"/>
+    <w:next w:val="a"/>
+    <w:link w:val="80"/>
     <w:uiPriority w:val="9"/>
     <w:semiHidden/>
     <w:unhideWhenUsed/>
@@ -1064,11 +7113,11 @@
       <w:color w:val="272727" w:themeColor="text1" w:themeTint="D8"/>
     </w:rPr>
   </w:style>
-  <w:style w:type="paragraph" w:styleId="Heading9">
+  <w:style w:type="paragraph" w:styleId="9">
     <w:name w:val="heading 9"/>
-    <w:basedOn w:val="Normal"/>
-    <w:next w:val="Normal"/>
-    <w:link w:val="Heading9Char"/>
+    <w:basedOn w:val="a"/>
+    <w:next w:val="a"/>
+    <w:link w:val="90"/>
     <w:uiPriority w:val="9"/>
     <w:semiHidden/>
     <w:unhideWhenUsed/>
@@ -1085,13 +7134,13 @@
       <w:color w:val="272727" w:themeColor="text1" w:themeTint="D8"/>
     </w:rPr>
   </w:style>
-  <w:style w:type="character" w:default="1" w:styleId="DefaultParagraphFont">
+  <w:style w:type="character" w:default="1" w:styleId="a0">
     <w:name w:val="Default Paragraph Font"/>
     <w:uiPriority w:val="1"/>
     <w:semiHidden/>
     <w:unhideWhenUsed/>
   </w:style>
-  <w:style w:type="table" w:default="1" w:styleId="TableNormal">
+  <w:style w:type="table" w:default="1" w:styleId="a1">
     <w:name w:val="Normal Table"/>
     <w:uiPriority w:val="99"/>
     <w:semiHidden/>
@@ -1106,16 +7155,16 @@
       </w:tblCellMar>
     </w:tblPr>
   </w:style>
-  <w:style w:type="numbering" w:default="1" w:styleId="NoList">
+  <w:style w:type="numbering" w:default="1" w:styleId="a2">
     <w:name w:val="No List"/>
     <w:uiPriority w:val="99"/>
     <w:semiHidden/>
     <w:unhideWhenUsed/>
   </w:style>
-  <w:style w:type="character" w:customStyle="1" w:styleId="Heading1Char">
-    <w:name w:val="Heading 1 Char"/>
-    <w:basedOn w:val="DefaultParagraphFont"/>
-    <w:link w:val="Heading1"/>
+  <w:style w:type="character" w:customStyle="1" w:styleId="10">
+    <w:name w:val="标题 1 字符"/>
+    <w:basedOn w:val="a0"/>
+    <w:link w:val="1"/>
     <w:uiPriority w:val="9"/>
     <w:rsid w:val="000070C4"/>
     <w:rPr>
@@ -1125,10 +7174,10 @@
       <w:szCs w:val="40"/>
     </w:rPr>
   </w:style>
-  <w:style w:type="character" w:customStyle="1" w:styleId="Heading2Char">
-    <w:name w:val="Heading 2 Char"/>
-    <w:basedOn w:val="DefaultParagraphFont"/>
-    <w:link w:val="Heading2"/>
+  <w:style w:type="character" w:customStyle="1" w:styleId="20">
+    <w:name w:val="标题 2 字符"/>
+    <w:basedOn w:val="a0"/>
+    <w:link w:val="2"/>
     <w:uiPriority w:val="9"/>
     <w:semiHidden/>
     <w:rsid w:val="000070C4"/>
@@ -1139,10 +7188,10 @@
       <w:szCs w:val="32"/>
     </w:rPr>
   </w:style>
-  <w:style w:type="character" w:customStyle="1" w:styleId="Heading3Char">
-    <w:name w:val="Heading 3 Char"/>
-    <w:basedOn w:val="DefaultParagraphFont"/>
-    <w:link w:val="Heading3"/>
+  <w:style w:type="character" w:customStyle="1" w:styleId="30">
+    <w:name w:val="标题 3 字符"/>
+    <w:basedOn w:val="a0"/>
+    <w:link w:val="3"/>
     <w:uiPriority w:val="9"/>
     <w:semiHidden/>
     <w:rsid w:val="000070C4"/>
@@ -1153,10 +7202,10 @@
       <w:szCs w:val="28"/>
     </w:rPr>
   </w:style>
-  <w:style w:type="character" w:customStyle="1" w:styleId="Heading4Char">
-    <w:name w:val="Heading 4 Char"/>
-    <w:basedOn w:val="DefaultParagraphFont"/>
-    <w:link w:val="Heading4"/>
+  <w:style w:type="character" w:customStyle="1" w:styleId="40">
+    <w:name w:val="标题 4 字符"/>
+    <w:basedOn w:val="a0"/>
+    <w:link w:val="4"/>
     <w:uiPriority w:val="9"/>
     <w:semiHidden/>
     <w:rsid w:val="000070C4"/>
@@ -1167,10 +7216,10 @@
       <w:color w:val="0F4761" w:themeColor="accent1" w:themeShade="BF"/>
     </w:rPr>
   </w:style>
-  <w:style w:type="character" w:customStyle="1" w:styleId="Heading5Char">
-    <w:name w:val="Heading 5 Char"/>
-    <w:basedOn w:val="DefaultParagraphFont"/>
-    <w:link w:val="Heading5"/>
+  <w:style w:type="character" w:customStyle="1" w:styleId="50">
+    <w:name w:val="标题 5 字符"/>
+    <w:basedOn w:val="a0"/>
+    <w:link w:val="5"/>
     <w:uiPriority w:val="9"/>
     <w:semiHidden/>
     <w:rsid w:val="000070C4"/>
@@ -1179,10 +7228,10 @@
       <w:color w:val="0F4761" w:themeColor="accent1" w:themeShade="BF"/>
     </w:rPr>
   </w:style>
-  <w:style w:type="character" w:customStyle="1" w:styleId="Heading6Char">
-    <w:name w:val="Heading 6 Char"/>
-    <w:basedOn w:val="DefaultParagraphFont"/>
-    <w:link w:val="Heading6"/>
+  <w:style w:type="character" w:customStyle="1" w:styleId="60">
+    <w:name w:val="标题 6 字符"/>
+    <w:basedOn w:val="a0"/>
+    <w:link w:val="6"/>
     <w:uiPriority w:val="9"/>
     <w:semiHidden/>
     <w:rsid w:val="000070C4"/>
@@ -1193,10 +7242,10 @@
       <w:color w:val="595959" w:themeColor="text1" w:themeTint="A6"/>
     </w:rPr>
   </w:style>
-  <w:style w:type="character" w:customStyle="1" w:styleId="Heading7Char">
-    <w:name w:val="Heading 7 Char"/>
-    <w:basedOn w:val="DefaultParagraphFont"/>
-    <w:link w:val="Heading7"/>
+  <w:style w:type="character" w:customStyle="1" w:styleId="70">
+    <w:name w:val="标题 7 字符"/>
+    <w:basedOn w:val="a0"/>
+    <w:link w:val="7"/>
     <w:uiPriority w:val="9"/>
     <w:semiHidden/>
     <w:rsid w:val="000070C4"/>
@@ -1205,10 +7254,10 @@
       <w:color w:val="595959" w:themeColor="text1" w:themeTint="A6"/>
     </w:rPr>
   </w:style>
-  <w:style w:type="character" w:customStyle="1" w:styleId="Heading8Char">
-    <w:name w:val="Heading 8 Char"/>
-    <w:basedOn w:val="DefaultParagraphFont"/>
-    <w:link w:val="Heading8"/>
+  <w:style w:type="character" w:customStyle="1" w:styleId="80">
+    <w:name w:val="标题 8 字符"/>
+    <w:basedOn w:val="a0"/>
+    <w:link w:val="8"/>
     <w:uiPriority w:val="9"/>
     <w:semiHidden/>
     <w:rsid w:val="000070C4"/>
@@ -1219,10 +7268,10 @@
       <w:color w:val="272727" w:themeColor="text1" w:themeTint="D8"/>
     </w:rPr>
   </w:style>
-  <w:style w:type="character" w:customStyle="1" w:styleId="Heading9Char">
-    <w:name w:val="Heading 9 Char"/>
-    <w:basedOn w:val="DefaultParagraphFont"/>
-    <w:link w:val="Heading9"/>
+  <w:style w:type="character" w:customStyle="1" w:styleId="90">
+    <w:name w:val="标题 9 字符"/>
+    <w:basedOn w:val="a0"/>
+    <w:link w:val="9"/>
     <w:uiPriority w:val="9"/>
     <w:semiHidden/>
     <w:rsid w:val="000070C4"/>
@@ -1231,11 +7280,11 @@
       <w:color w:val="272727" w:themeColor="text1" w:themeTint="D8"/>
     </w:rPr>
   </w:style>
-  <w:style w:type="paragraph" w:styleId="Title">
+  <w:style w:type="paragraph" w:styleId="a3">
     <w:name w:val="Title"/>
-    <w:basedOn w:val="Normal"/>
-    <w:next w:val="Normal"/>
-    <w:link w:val="TitleChar"/>
+    <w:basedOn w:val="a"/>
+    <w:next w:val="a"/>
+    <w:link w:val="a4"/>
     <w:uiPriority w:val="10"/>
     <w:qFormat/>
     <w:rsid w:val="000070C4"/>
@@ -1251,10 +7300,10 @@
       <w:szCs w:val="56"/>
     </w:rPr>
   </w:style>
-  <w:style w:type="character" w:customStyle="1" w:styleId="TitleChar">
-    <w:name w:val="Title Char"/>
-    <w:basedOn w:val="DefaultParagraphFont"/>
-    <w:link w:val="Title"/>
+  <w:style w:type="character" w:customStyle="1" w:styleId="a4">
+    <w:name w:val="标题 字符"/>
+    <w:basedOn w:val="a0"/>
+    <w:link w:val="a3"/>
     <w:uiPriority w:val="10"/>
     <w:rsid w:val="000070C4"/>
     <w:rPr>
@@ -1265,11 +7314,11 @@
       <w:szCs w:val="56"/>
     </w:rPr>
   </w:style>
-  <w:style w:type="paragraph" w:styleId="Subtitle">
+  <w:style w:type="paragraph" w:styleId="a5">
     <w:name w:val="Subtitle"/>
-    <w:basedOn w:val="Normal"/>
-    <w:next w:val="Normal"/>
-    <w:link w:val="SubtitleChar"/>
+    <w:basedOn w:val="a"/>
+    <w:next w:val="a"/>
+    <w:link w:val="a6"/>
     <w:uiPriority w:val="11"/>
     <w:qFormat/>
     <w:rsid w:val="000070C4"/>
@@ -1286,10 +7335,10 @@
       <w:szCs w:val="28"/>
     </w:rPr>
   </w:style>
-  <w:style w:type="character" w:customStyle="1" w:styleId="SubtitleChar">
-    <w:name w:val="Subtitle Char"/>
-    <w:basedOn w:val="DefaultParagraphFont"/>
-    <w:link w:val="Subtitle"/>
+  <w:style w:type="character" w:customStyle="1" w:styleId="a6">
+    <w:name w:val="副标题 字符"/>
+    <w:basedOn w:val="a0"/>
+    <w:link w:val="a5"/>
     <w:uiPriority w:val="11"/>
     <w:rsid w:val="000070C4"/>
     <w:rPr>
@@ -1300,11 +7349,11 @@
       <w:szCs w:val="28"/>
     </w:rPr>
   </w:style>
-  <w:style w:type="paragraph" w:styleId="Quote">
+  <w:style w:type="paragraph" w:styleId="a7">
     <w:name w:val="Quote"/>
-    <w:basedOn w:val="Normal"/>
-    <w:next w:val="Normal"/>
-    <w:link w:val="QuoteChar"/>
+    <w:basedOn w:val="a"/>
+    <w:next w:val="a"/>
+    <w:link w:val="a8"/>
     <w:uiPriority w:val="29"/>
     <w:qFormat/>
     <w:rsid w:val="000070C4"/>
@@ -1318,10 +7367,10 @@
       <w:color w:val="404040" w:themeColor="text1" w:themeTint="BF"/>
     </w:rPr>
   </w:style>
-  <w:style w:type="character" w:customStyle="1" w:styleId="QuoteChar">
-    <w:name w:val="Quote Char"/>
-    <w:basedOn w:val="DefaultParagraphFont"/>
-    <w:link w:val="Quote"/>
+  <w:style w:type="character" w:customStyle="1" w:styleId="a8">
+    <w:name w:val="引用 字符"/>
+    <w:basedOn w:val="a0"/>
+    <w:link w:val="a7"/>
     <w:uiPriority w:val="29"/>
     <w:rsid w:val="000070C4"/>
     <w:rPr>
@@ -1330,9 +7379,9 @@
       <w:color w:val="404040" w:themeColor="text1" w:themeTint="BF"/>
     </w:rPr>
   </w:style>
-  <w:style w:type="paragraph" w:styleId="ListParagraph">
+  <w:style w:type="paragraph" w:styleId="a9">
     <w:name w:val="List Paragraph"/>
-    <w:basedOn w:val="Normal"/>
+    <w:basedOn w:val="a"/>
     <w:uiPriority w:val="34"/>
     <w:qFormat/>
     <w:rsid w:val="000070C4"/>
@@ -1341,9 +7390,9 @@
       <w:contextualSpacing/>
     </w:pPr>
   </w:style>
-  <w:style w:type="character" w:styleId="IntenseEmphasis">
+  <w:style w:type="character" w:styleId="aa">
     <w:name w:val="Intense Emphasis"/>
-    <w:basedOn w:val="DefaultParagraphFont"/>
+    <w:basedOn w:val="a0"/>
     <w:uiPriority w:val="21"/>
     <w:qFormat/>
     <w:rsid w:val="000070C4"/>
@@ -1353,11 +7402,11 @@
       <w:color w:val="0F4761" w:themeColor="accent1" w:themeShade="BF"/>
     </w:rPr>
   </w:style>
-  <w:style w:type="paragraph" w:styleId="IntenseQuote">
+  <w:style w:type="paragraph" w:styleId="ab">
     <w:name w:val="Intense Quote"/>
-    <w:basedOn w:val="Normal"/>
-    <w:next w:val="Normal"/>
-    <w:link w:val="IntenseQuoteChar"/>
+    <w:basedOn w:val="a"/>
+    <w:next w:val="a"/>
+    <w:link w:val="ac"/>
     <w:uiPriority w:val="30"/>
     <w:qFormat/>
     <w:rsid w:val="000070C4"/>
@@ -1376,10 +7425,10 @@
       <w:color w:val="0F4761" w:themeColor="accent1" w:themeShade="BF"/>
     </w:rPr>
   </w:style>
-  <w:style w:type="character" w:customStyle="1" w:styleId="IntenseQuoteChar">
-    <w:name w:val="Intense Quote Char"/>
-    <w:basedOn w:val="DefaultParagraphFont"/>
-    <w:link w:val="IntenseQuote"/>
+  <w:style w:type="character" w:customStyle="1" w:styleId="ac">
+    <w:name w:val="明显引用 字符"/>
+    <w:basedOn w:val="a0"/>
+    <w:link w:val="ab"/>
     <w:uiPriority w:val="30"/>
     <w:rsid w:val="000070C4"/>
     <w:rPr>
@@ -1388,9 +7437,9 @@
       <w:color w:val="0F4761" w:themeColor="accent1" w:themeShade="BF"/>
     </w:rPr>
   </w:style>
-  <w:style w:type="character" w:styleId="IntenseReference">
+  <w:style w:type="character" w:styleId="ad">
     <w:name w:val="Intense Reference"/>
-    <w:basedOn w:val="DefaultParagraphFont"/>
+    <w:basedOn w:val="a0"/>
     <w:uiPriority w:val="32"/>
     <w:qFormat/>
     <w:rsid w:val="000070C4"/>
@@ -1400,6 +7449,61 @@
       <w:smallCaps/>
       <w:color w:val="0F4761" w:themeColor="accent1" w:themeShade="BF"/>
       <w:spacing w:val="5"/>
+    </w:rPr>
+  </w:style>
+  <w:style w:type="character" w:styleId="ae">
+    <w:name w:val="annotation reference"/>
+    <w:basedOn w:val="a0"/>
+    <w:uiPriority w:val="99"/>
+    <w:semiHidden/>
+    <w:unhideWhenUsed/>
+    <w:rsid w:val="007A1A4B"/>
+    <w:rPr>
+      <w:sz w:val="21"/>
+      <w:szCs w:val="21"/>
+    </w:rPr>
+  </w:style>
+  <w:style w:type="paragraph" w:styleId="af">
+    <w:name w:val="annotation text"/>
+    <w:basedOn w:val="a"/>
+    <w:link w:val="af0"/>
+    <w:uiPriority w:val="99"/>
+    <w:semiHidden/>
+    <w:unhideWhenUsed/>
+    <w:rsid w:val="007A1A4B"/>
+  </w:style>
+  <w:style w:type="character" w:customStyle="1" w:styleId="af0">
+    <w:name w:val="批注文字 字符"/>
+    <w:basedOn w:val="a0"/>
+    <w:link w:val="af"/>
+    <w:uiPriority w:val="99"/>
+    <w:semiHidden/>
+    <w:rsid w:val="007A1A4B"/>
+  </w:style>
+  <w:style w:type="paragraph" w:styleId="af1">
+    <w:name w:val="annotation subject"/>
+    <w:basedOn w:val="af"/>
+    <w:next w:val="af"/>
+    <w:link w:val="af2"/>
+    <w:uiPriority w:val="99"/>
+    <w:semiHidden/>
+    <w:unhideWhenUsed/>
+    <w:rsid w:val="007A1A4B"/>
+    <w:rPr>
+      <w:b/>
+      <w:bCs/>
+    </w:rPr>
+  </w:style>
+  <w:style w:type="character" w:customStyle="1" w:styleId="af2">
+    <w:name w:val="批注主题 字符"/>
+    <w:basedOn w:val="af0"/>
+    <w:link w:val="af1"/>
+    <w:uiPriority w:val="99"/>
+    <w:semiHidden/>
+    <w:rsid w:val="007A1A4B"/>
+    <w:rPr>
+      <w:b/>
+      <w:bCs/>
     </w:rPr>
   </w:style>
 </w:styles>
